--- a/deliverables/inland_transport_2026-10/example_T1_T2/docx/T2_WHSOP_003_A02.docx
+++ b/deliverables/inland_transport_2026-10/example_T1_T2/docx/T2_WHSOP_003_A02.docx
@@ -109,7 +109,7 @@
           <w:color w:val="000000"/>
           <w:sz w:val="22"/>
         </w:rPr>
-        <w:t>ПРИМЕР / СИМУЛАЦИЈА — пополнето со податоците што ги имаме и со пресметките од листот за калкулација; не е запис. Мерењата, потписите, броевите на пломби и логери и податоците што се дознаваат на денот се оставени празни.</w:t>
+        <w:t>ПРИМЕР / СИМУЛАЦИЈА — не е запис. Сите внесени податоци се во загради: сино — од нашите записи или пресметани; виолетово — пример, да се потврди; портокалово — се внесува на денот.</w:t>
       </w:r>
       <w:r>
         <w:rPr>
@@ -129,7 +129,7 @@
           <w:color w:val="595959"/>
           <w:sz w:val="16"/>
         </w:rPr>
-        <w:t>EXAMPLE / SIMULATION — filled with the data we hold and the calculations on the calculation sheet; not a record. Measurements, signatures, seal and logger numbers and data known only on the day are left blank.</w:t>
+        <w:t>EXAMPLE / SIMULATION — not a record. Every entry is in brackets: blue — from our records or calculated; purple — example, to be confirmed; orange — entered on the day.</w:t>
       </w:r>
     </w:p>
     <w:p>
@@ -356,6 +356,16 @@
               <w:jc w:val="center"/>
             </w:pPr>
             <w:r/>
+            <w:r>
+              <w:rPr>
+                <w:rFonts w:ascii="Calibri" w:hAnsi="Calibri"/>
+                <w:b w:val="0"/>
+                <w:i w:val="0"/>
+                <w:color w:val="C55A11"/>
+                <w:sz w:val="20"/>
+              </w:rPr>
+              <w:t xml:space="preserve">[ ]</w:t>
+            </w:r>
           </w:p>
         </w:tc>
       </w:tr>
@@ -425,10 +435,10 @@
                 <w:rFonts w:ascii="Calibri" w:hAnsi="Calibri"/>
                 <w:b w:val="0"/>
                 <w:i w:val="0"/>
-                <w:color w:val="000000"/>
+                <w:color w:val="0B5CAD"/>
                 <w:sz w:val="20"/>
               </w:rPr>
-              <w:t>TR-20261027-001</w:t>
+              <w:t xml:space="preserve">[TR-20261027-001]</w:t>
             </w:r>
           </w:p>
         </w:tc>
@@ -499,30 +509,10 @@
                 <w:rFonts w:ascii="Calibri" w:hAnsi="Calibri"/>
                 <w:b w:val="0"/>
                 <w:i w:val="0"/>
-                <w:color w:val="000000"/>
+                <w:color w:val="7030A0"/>
                 <w:sz w:val="20"/>
               </w:rPr>
-              <w:t>23.10.2026 (планирано</w:t>
-            </w:r>
-            <w:r>
-              <w:rPr>
-                <w:rFonts w:ascii="Calibri" w:hAnsi="Calibri"/>
-                <w:b w:val="0"/>
-                <w:i w:val="0"/>
-                <w:color w:val="000000"/>
-                <w:sz w:val="16"/>
-              </w:rPr>
-              <w:t xml:space="preserve"> | </w:t>
-            </w:r>
-            <w:r>
-              <w:rPr>
-                <w:rFonts w:ascii="Calibri" w:hAnsi="Calibri"/>
-                <w:b w:val="0"/>
-                <w:i/>
-                <w:color w:val="000000"/>
-                <w:sz w:val="16"/>
-              </w:rPr>
-              <w:t>planned)</w:t>
+              <w:t xml:space="preserve">[23.10.2026]</w:t>
             </w:r>
           </w:p>
         </w:tc>
@@ -1031,6 +1021,16 @@
               <w:jc w:val="center"/>
             </w:pPr>
             <w:r/>
+            <w:r>
+              <w:rPr>
+                <w:rFonts w:ascii="Calibri" w:hAnsi="Calibri"/>
+                <w:b w:val="0"/>
+                <w:i w:val="0"/>
+                <w:color w:val="C55A11"/>
+                <w:sz w:val="20"/>
+              </w:rPr>
+              <w:t xml:space="preserve">[ ]</w:t>
+            </w:r>
           </w:p>
         </w:tc>
       </w:tr>
@@ -1093,6 +1093,16 @@
               <w:jc w:val="center"/>
             </w:pPr>
             <w:r/>
+            <w:r>
+              <w:rPr>
+                <w:rFonts w:ascii="Calibri" w:hAnsi="Calibri"/>
+                <w:b w:val="0"/>
+                <w:i w:val="0"/>
+                <w:color w:val="C55A11"/>
+                <w:sz w:val="20"/>
+              </w:rPr>
+              <w:t xml:space="preserve">[ ]</w:t>
+            </w:r>
           </w:p>
         </w:tc>
       </w:tr>
@@ -1171,7 +1181,9 @@
       </w:tblPr>
       <w:tblGrid>
         <w:gridCol w:w="2517"/>
-        <w:gridCol w:w="7949"/>
+        <w:gridCol w:w="2715"/>
+        <w:gridCol w:w="2517"/>
+        <w:gridCol w:w="2715"/>
       </w:tblGrid>
       <w:tr>
         <w:trPr>
@@ -1185,7 +1197,6 @@
           </w:tcPr>
           <w:p>
             <w:pPr>
-              <w:keepNext/>
               <w:spacing w:before="20" w:after="20"/>
               <w:jc w:val="left"/>
             </w:pPr>
@@ -1225,24 +1236,90 @@
         <w:tc>
           <w:tcPr>
             <w:vAlign w:val="center"/>
-            <w:tcW w:type="pct" w:w="3797"/>
-          </w:tcPr>
-          <w:p>
-            <w:pPr>
-              <w:keepNext/>
-              <w:spacing w:before="20" w:after="20"/>
-              <w:jc w:val="center"/>
-            </w:pPr>
-            <w:r/>
-            <w:r>
-              <w:rPr>
-                <w:rFonts w:ascii="Calibri" w:hAnsi="Calibri"/>
-                <w:b w:val="0"/>
-                <w:i w:val="0"/>
-                <w:color w:val="000000"/>
+            <w:tcW w:type="pct" w:w="1297"/>
+          </w:tcPr>
+          <w:p>
+            <w:pPr>
+              <w:spacing w:before="20" w:after="20"/>
+              <w:jc w:val="center"/>
+            </w:pPr>
+            <w:r/>
+            <w:r>
+              <w:rPr>
+                <w:rFonts w:ascii="Calibri" w:hAnsi="Calibri"/>
+                <w:b w:val="0"/>
+                <w:i w:val="0"/>
+                <w:color w:val="7030A0"/>
                 <w:sz w:val="20"/>
               </w:rPr>
-              <w:t>27.10.2026</w:t>
+              <w:t xml:space="preserve">[27.10.2026]</w:t>
+            </w:r>
+          </w:p>
+        </w:tc>
+        <w:tc>
+          <w:tcPr>
+            <w:shd w:val="clear" w:color="auto" w:fill="F2F2F2"/>
+            <w:vAlign w:val="center"/>
+            <w:tcW w:type="pct" w:w="1202"/>
+          </w:tcPr>
+          <w:p>
+            <w:pPr>
+              <w:spacing w:before="20" w:after="20"/>
+              <w:jc w:val="left"/>
+            </w:pPr>
+            <w:r/>
+            <w:r>
+              <w:rPr>
+                <w:rFonts w:ascii="Calibri" w:hAnsi="Calibri"/>
+                <w:b/>
+                <w:i w:val="0"/>
+                <w:color w:val="000000"/>
+                <w:sz w:val="20"/>
+              </w:rPr>
+              <w:t>Време на поаѓање</w:t>
+            </w:r>
+            <w:r>
+              <w:rPr>
+                <w:rFonts w:ascii="Calibri" w:hAnsi="Calibri"/>
+                <w:b w:val="0"/>
+                <w:i w:val="0"/>
+                <w:color w:val="000000"/>
+                <w:sz w:val="16"/>
+              </w:rPr>
+              <w:t xml:space="preserve"> | </w:t>
+            </w:r>
+            <w:r>
+              <w:rPr>
+                <w:rFonts w:ascii="Calibri" w:hAnsi="Calibri"/>
+                <w:b w:val="0"/>
+                <w:i w:val="0"/>
+                <w:color w:val="000000"/>
+                <w:sz w:val="16"/>
+              </w:rPr>
+              <w:t>Departure time</w:t>
+            </w:r>
+          </w:p>
+        </w:tc>
+        <w:tc>
+          <w:tcPr>
+            <w:vAlign w:val="center"/>
+            <w:tcW w:type="pct" w:w="1297"/>
+          </w:tcPr>
+          <w:p>
+            <w:pPr>
+              <w:spacing w:before="20" w:after="20"/>
+              <w:jc w:val="center"/>
+            </w:pPr>
+            <w:r/>
+            <w:r>
+              <w:rPr>
+                <w:rFonts w:ascii="Calibri" w:hAnsi="Calibri"/>
+                <w:b w:val="0"/>
+                <w:i w:val="0"/>
+                <w:color w:val="7030A0"/>
+                <w:sz w:val="20"/>
+              </w:rPr>
+              <w:t xml:space="preserve">[08:00]</w:t>
             </w:r>
           </w:p>
         </w:tc>
@@ -1265,8 +1342,10 @@
         </w:tblBorders>
       </w:tblPr>
       <w:tblGrid>
-        <w:gridCol w:w="2517"/>
-        <w:gridCol w:w="7949"/>
+        <w:gridCol w:w="3288"/>
+        <w:gridCol w:w="2466"/>
+        <w:gridCol w:w="2245"/>
+        <w:gridCol w:w="2466"/>
       </w:tblGrid>
       <w:tr>
         <w:trPr>
@@ -1276,11 +1355,10 @@
           <w:tcPr>
             <w:shd w:val="clear" w:color="auto" w:fill="F2F2F2"/>
             <w:vAlign w:val="center"/>
-            <w:tcW w:type="pct" w:w="1202"/>
-          </w:tcPr>
-          <w:p>
-            <w:pPr>
-              <w:keepNext/>
+            <w:tcW w:type="pct" w:w="1570"/>
+          </w:tcPr>
+          <w:p>
+            <w:pPr>
               <w:spacing w:before="20" w:after="20"/>
               <w:jc w:val="left"/>
             </w:pPr>
@@ -1293,7 +1371,7 @@
                 <w:color w:val="000000"/>
                 <w:sz w:val="20"/>
               </w:rPr>
-              <w:t>Време на поаѓање</w:t>
+              <w:t>Очекувано пристигнување</w:t>
             </w:r>
             <w:r>
               <w:rPr>
@@ -1313,31 +1391,54 @@
                 <w:color w:val="000000"/>
                 <w:sz w:val="16"/>
               </w:rPr>
-              <w:t>Departure time</w:t>
-            </w:r>
-          </w:p>
-        </w:tc>
-        <w:tc>
-          <w:tcPr>
-            <w:vAlign w:val="center"/>
-            <w:tcW w:type="pct" w:w="3797"/>
-          </w:tcPr>
-          <w:p>
-            <w:pPr>
-              <w:keepNext/>
-              <w:spacing w:before="20" w:after="20"/>
-              <w:jc w:val="center"/>
-            </w:pPr>
-            <w:r/>
-            <w:r>
-              <w:rPr>
-                <w:rFonts w:ascii="Calibri" w:hAnsi="Calibri"/>
-                <w:b w:val="0"/>
-                <w:i w:val="0"/>
-                <w:color w:val="000000"/>
+              <w:t>Expected arrival</w:t>
+            </w:r>
+          </w:p>
+        </w:tc>
+        <w:tc>
+          <w:tcPr>
+            <w:vAlign w:val="center"/>
+            <w:tcW w:type="pct" w:w="1178"/>
+          </w:tcPr>
+          <w:p>
+            <w:pPr>
+              <w:spacing w:before="20" w:after="20"/>
+              <w:jc w:val="center"/>
+            </w:pPr>
+            <w:r/>
+            <w:r>
+              <w:rPr>
+                <w:rFonts w:ascii="Calibri" w:hAnsi="Calibri"/>
+                <w:b w:val="0"/>
+                <w:i w:val="0"/>
+                <w:color w:val="C55A11"/>
                 <w:sz w:val="20"/>
               </w:rPr>
-              <w:t>08:00 (планирано</w:t>
+              <w:t xml:space="preserve">[ ]</w:t>
+            </w:r>
+          </w:p>
+        </w:tc>
+        <w:tc>
+          <w:tcPr>
+            <w:shd w:val="clear" w:color="auto" w:fill="F2F2F2"/>
+            <w:vAlign w:val="center"/>
+            <w:tcW w:type="pct" w:w="1072"/>
+          </w:tcPr>
+          <w:p>
+            <w:pPr>
+              <w:spacing w:before="20" w:after="20"/>
+              <w:jc w:val="left"/>
+            </w:pPr>
+            <w:r/>
+            <w:r>
+              <w:rPr>
+                <w:rFonts w:ascii="Calibri" w:hAnsi="Calibri"/>
+                <w:b/>
+                <w:i w:val="0"/>
+                <w:color w:val="000000"/>
+                <w:sz w:val="20"/>
+              </w:rPr>
+              <w:t>Место на прием</w:t>
             </w:r>
             <w:r>
               <w:rPr>
@@ -1353,11 +1454,344 @@
               <w:rPr>
                 <w:rFonts w:ascii="Calibri" w:hAnsi="Calibri"/>
                 <w:b w:val="0"/>
+                <w:i w:val="0"/>
+                <w:color w:val="000000"/>
+                <w:sz w:val="16"/>
+              </w:rPr>
+              <w:t>Receipt point</w:t>
+            </w:r>
+          </w:p>
+        </w:tc>
+        <w:tc>
+          <w:tcPr>
+            <w:vAlign w:val="center"/>
+            <w:tcW w:type="pct" w:w="1178"/>
+          </w:tcPr>
+          <w:p>
+            <w:pPr>
+              <w:spacing w:before="20" w:after="20"/>
+              <w:jc w:val="center"/>
+            </w:pPr>
+            <w:r/>
+            <w:r>
+              <w:rPr>
+                <w:rFonts w:ascii="Calibri" w:hAnsi="Calibri"/>
+                <w:b w:val="0"/>
+                <w:i w:val="0"/>
+                <w:color w:val="C55A11"/>
+                <w:sz w:val="20"/>
+              </w:rPr>
+              <w:t xml:space="preserve">[ ]</w:t>
+            </w:r>
+          </w:p>
+        </w:tc>
+      </w:tr>
+    </w:tbl>
+    <w:tbl>
+      <w:tblPr>
+        <w:jc w:val="center"/>
+        <w:tblLook w:firstColumn="1" w:firstRow="1" w:lastColumn="0" w:lastRow="0" w:noHBand="0" w:noVBand="1" w:val="04A0"/>
+        <w:tblLayout w:type="fixed"/>
+        <w:tblW w:type="pct" w:w="5000"/>
+        <w:tblInd w:type="dxa" w:w="0"/>
+        <w:tblBorders>
+          <w:top w:val="single" w:sz="4" w:space="0" w:color="2B547E"/>
+          <w:left w:val="single" w:sz="4" w:space="0" w:color="2B547E"/>
+          <w:bottom w:val="single" w:sz="4" w:space="0" w:color="2B547E"/>
+          <w:right w:val="single" w:sz="4" w:space="0" w:color="2B547E"/>
+          <w:insideH w:val="single" w:sz="4" w:space="0" w:color="2B547E"/>
+          <w:insideV w:val="single" w:sz="4" w:space="0" w:color="2B547E"/>
+        </w:tblBorders>
+      </w:tblPr>
+      <w:tblGrid>
+        <w:gridCol w:w="1564"/>
+        <w:gridCol w:w="8901"/>
+      </w:tblGrid>
+      <w:tr>
+        <w:trPr>
+          <w:cantSplit/>
+        </w:trPr>
+        <w:tc>
+          <w:tcPr>
+            <w:shd w:val="clear" w:color="auto" w:fill="F2F2F2"/>
+            <w:vAlign w:val="center"/>
+            <w:tcW w:type="pct" w:w="747"/>
+          </w:tcPr>
+          <w:p>
+            <w:pPr>
+              <w:spacing w:before="20" w:after="20"/>
+              <w:jc w:val="left"/>
+            </w:pPr>
+            <w:r/>
+            <w:r>
+              <w:rPr>
+                <w:rFonts w:ascii="Calibri" w:hAnsi="Calibri"/>
+                <w:b/>
+                <w:i w:val="0"/>
+                <w:color w:val="000000"/>
+                <w:sz w:val="20"/>
+              </w:rPr>
+              <w:t>Примач</w:t>
+            </w:r>
+            <w:r>
+              <w:rPr>
+                <w:rFonts w:ascii="Calibri" w:hAnsi="Calibri"/>
+                <w:b w:val="0"/>
+                <w:i w:val="0"/>
+                <w:color w:val="000000"/>
+                <w:sz w:val="16"/>
+              </w:rPr>
+              <w:t xml:space="preserve"> | </w:t>
+            </w:r>
+            <w:r>
+              <w:rPr>
+                <w:rFonts w:ascii="Calibri" w:hAnsi="Calibri"/>
+                <w:b w:val="0"/>
+                <w:i w:val="0"/>
+                <w:color w:val="000000"/>
+                <w:sz w:val="16"/>
+              </w:rPr>
+              <w:t>Consignee</w:t>
+            </w:r>
+          </w:p>
+        </w:tc>
+        <w:tc>
+          <w:tcPr>
+            <w:vAlign w:val="center"/>
+            <w:tcW w:type="pct" w:w="4252"/>
+          </w:tcPr>
+          <w:p>
+            <w:pPr>
+              <w:spacing w:before="20" w:after="20"/>
+              <w:jc w:val="center"/>
+            </w:pPr>
+            <w:r/>
+            <w:r>
+              <w:rPr>
+                <w:rFonts w:ascii="Calibri" w:hAnsi="Calibri"/>
+                <w:b w:val="0"/>
+                <w:i w:val="0"/>
+                <w:color w:val="7030A0"/>
+                <w:sz w:val="20"/>
+              </w:rPr>
+              <w:t xml:space="preserve">[Versa (купувач според листата за продажба)</w:t>
+            </w:r>
+            <w:r>
+              <w:rPr>
+                <w:rFonts w:ascii="Calibri" w:hAnsi="Calibri"/>
+                <w:b w:val="0"/>
+                <w:i w:val="0"/>
+                <w:color w:val="7030A0"/>
+                <w:sz w:val="16"/>
+              </w:rPr>
+              <w:t xml:space="preserve"> | </w:t>
+            </w:r>
+            <w:r>
+              <w:rPr>
+                <w:rFonts w:ascii="Calibri" w:hAnsi="Calibri"/>
+                <w:b w:val="0"/>
                 <w:i/>
-                <w:color w:val="000000"/>
+                <w:color w:val="7030A0"/>
                 <w:sz w:val="16"/>
               </w:rPr>
-              <w:t>planned)</w:t>
+              <w:t xml:space="preserve">Versa (buyer per the sale list)]</w:t>
+            </w:r>
+          </w:p>
+        </w:tc>
+      </w:tr>
+    </w:tbl>
+    <w:tbl>
+      <w:tblPr>
+        <w:jc w:val="center"/>
+        <w:tblLook w:firstColumn="1" w:firstRow="1" w:lastColumn="0" w:lastRow="0" w:noHBand="0" w:noVBand="1" w:val="04A0"/>
+        <w:tblLayout w:type="fixed"/>
+        <w:tblW w:type="pct" w:w="5000"/>
+        <w:tblInd w:type="dxa" w:w="0"/>
+        <w:tblBorders>
+          <w:top w:val="single" w:sz="4" w:space="0" w:color="2B547E"/>
+          <w:left w:val="single" w:sz="4" w:space="0" w:color="2B547E"/>
+          <w:bottom w:val="single" w:sz="4" w:space="0" w:color="2B547E"/>
+          <w:right w:val="single" w:sz="4" w:space="0" w:color="2B547E"/>
+          <w:insideH w:val="single" w:sz="4" w:space="0" w:color="2B547E"/>
+          <w:insideV w:val="single" w:sz="4" w:space="0" w:color="2B547E"/>
+        </w:tblBorders>
+      </w:tblPr>
+      <w:tblGrid>
+        <w:gridCol w:w="2789"/>
+        <w:gridCol w:w="7677"/>
+      </w:tblGrid>
+      <w:tr>
+        <w:trPr>
+          <w:cantSplit/>
+        </w:trPr>
+        <w:tc>
+          <w:tcPr>
+            <w:shd w:val="clear" w:color="auto" w:fill="F2F2F2"/>
+            <w:vAlign w:val="center"/>
+            <w:tcW w:type="pct" w:w="1332"/>
+          </w:tcPr>
+          <w:p>
+            <w:pPr>
+              <w:spacing w:before="20" w:after="20"/>
+              <w:jc w:val="left"/>
+            </w:pPr>
+            <w:r/>
+            <w:r>
+              <w:rPr>
+                <w:rFonts w:ascii="Calibri" w:hAnsi="Calibri"/>
+                <w:b/>
+                <w:i w:val="0"/>
+                <w:color w:val="000000"/>
+                <w:sz w:val="20"/>
+              </w:rPr>
+              <w:t>Адреса на примачот</w:t>
+            </w:r>
+            <w:r>
+              <w:rPr>
+                <w:rFonts w:ascii="Calibri" w:hAnsi="Calibri"/>
+                <w:b w:val="0"/>
+                <w:i w:val="0"/>
+                <w:color w:val="000000"/>
+                <w:sz w:val="16"/>
+              </w:rPr>
+              <w:t xml:space="preserve"> | </w:t>
+            </w:r>
+            <w:r>
+              <w:rPr>
+                <w:rFonts w:ascii="Calibri" w:hAnsi="Calibri"/>
+                <w:b w:val="0"/>
+                <w:i w:val="0"/>
+                <w:color w:val="000000"/>
+                <w:sz w:val="16"/>
+              </w:rPr>
+              <w:t>Consignee address</w:t>
+            </w:r>
+          </w:p>
+        </w:tc>
+        <w:tc>
+          <w:tcPr>
+            <w:vAlign w:val="center"/>
+            <w:tcW w:type="pct" w:w="3667"/>
+          </w:tcPr>
+          <w:p>
+            <w:pPr>
+              <w:spacing w:before="20" w:after="20"/>
+              <w:jc w:val="center"/>
+            </w:pPr>
+            <w:r/>
+            <w:r>
+              <w:rPr>
+                <w:rFonts w:ascii="Calibri" w:hAnsi="Calibri"/>
+                <w:b w:val="0"/>
+                <w:i w:val="0"/>
+                <w:color w:val="C55A11"/>
+                <w:sz w:val="20"/>
+              </w:rPr>
+              <w:t xml:space="preserve">[ ]</w:t>
+            </w:r>
+          </w:p>
+        </w:tc>
+      </w:tr>
+    </w:tbl>
+    <w:tbl>
+      <w:tblPr>
+        <w:jc w:val="center"/>
+        <w:tblLook w:firstColumn="1" w:firstRow="1" w:lastColumn="0" w:lastRow="0" w:noHBand="0" w:noVBand="1" w:val="04A0"/>
+        <w:tblLayout w:type="fixed"/>
+        <w:tblW w:type="pct" w:w="5000"/>
+        <w:tblInd w:type="dxa" w:w="0"/>
+        <w:tblBorders>
+          <w:top w:val="single" w:sz="4" w:space="0" w:color="2B547E"/>
+          <w:left w:val="single" w:sz="4" w:space="0" w:color="2B547E"/>
+          <w:bottom w:val="single" w:sz="4" w:space="0" w:color="2B547E"/>
+          <w:right w:val="single" w:sz="4" w:space="0" w:color="2B547E"/>
+          <w:insideH w:val="single" w:sz="4" w:space="0" w:color="2B547E"/>
+          <w:insideV w:val="single" w:sz="4" w:space="0" w:color="2B547E"/>
+        </w:tblBorders>
+      </w:tblPr>
+      <w:tblGrid>
+        <w:gridCol w:w="10466"/>
+      </w:tblGrid>
+      <w:tr>
+        <w:trPr>
+          <w:cantSplit/>
+        </w:trPr>
+        <w:tc>
+          <w:tcPr>
+            <w:shd w:val="clear" w:color="auto" w:fill="F2F2F2"/>
+            <w:tcW w:type="pct" w:w="5000"/>
+          </w:tcPr>
+          <w:p>
+            <w:pPr>
+              <w:spacing w:before="40" w:after="40"/>
+              <w:jc w:val="left"/>
+            </w:pPr>
+            <w:r/>
+            <w:r>
+              <w:rPr>
+                <w:rFonts w:ascii="Calibri" w:hAnsi="Calibri"/>
+                <w:b/>
+                <w:i w:val="0"/>
+                <w:color w:val="000000"/>
+                <w:sz w:val="20"/>
+              </w:rPr>
+              <w:t>Намена</w:t>
+            </w:r>
+            <w:r>
+              <w:rPr>
+                <w:rFonts w:ascii="Calibri" w:hAnsi="Calibri"/>
+                <w:b w:val="0"/>
+                <w:i w:val="0"/>
+                <w:color w:val="000000"/>
+                <w:sz w:val="16"/>
+              </w:rPr>
+              <w:t xml:space="preserve"> | </w:t>
+            </w:r>
+            <w:r>
+              <w:rPr>
+                <w:rFonts w:ascii="Calibri" w:hAnsi="Calibri"/>
+                <w:b w:val="0"/>
+                <w:i/>
+                <w:color w:val="000000"/>
+                <w:sz w:val="16"/>
+              </w:rPr>
+              <w:t>Purpose</w:t>
+            </w:r>
+          </w:p>
+          <w:p>
+            <w:pPr>
+              <w:spacing w:before="20" w:after="40"/>
+              <w:jc w:val="both"/>
+            </w:pPr>
+            <w:r>
+              <w:rPr>
+                <w:rFonts w:ascii="Calibri" w:hAnsi="Calibri"/>
+                <w:b w:val="0"/>
+                <w:i w:val="0"/>
+                <w:color w:val="0B5CAD"/>
+                <w:sz w:val="20"/>
+              </w:rPr>
+              <w:t xml:space="preserve">[Испорака на меѓупроизвод според договорот за продажба — Транша 2</w:t>
+            </w:r>
+            <w:r>
+              <w:rPr>
+                <w:rFonts w:ascii="Calibri" w:hAnsi="Calibri"/>
+                <w:b w:val="0"/>
+                <w:i w:val="0"/>
+                <w:color w:val="0B5CAD"/>
+                <w:sz w:val="16"/>
+              </w:rPr>
+              <w:t xml:space="preserve">  |  </w:t>
+            </w:r>
+            <w:r>
+              <w:rPr>
+                <w:rFonts w:ascii="Calibri" w:hAnsi="Calibri"/>
+                <w:b w:val="0"/>
+                <w:i/>
+                <w:color w:val="0B5CAD"/>
+                <w:sz w:val="16"/>
+              </w:rPr>
+              <w:t xml:space="preserve">Delivery of intermediate under the sales contract — Tranche 2]</w:t>
             </w:r>
           </w:p>
         </w:tc>
@@ -1395,7 +1829,6 @@
           </w:tcPr>
           <w:p>
             <w:pPr>
-              <w:keepNext/>
               <w:spacing w:before="20" w:after="20"/>
               <w:jc w:val="left"/>
             </w:pPr>
@@ -1408,7 +1841,7 @@
                 <w:color w:val="000000"/>
                 <w:sz w:val="20"/>
               </w:rPr>
-              <w:t>Очекувано пристигнување</w:t>
+              <w:t>Предложено место и време на почеток на придружувањето</w:t>
             </w:r>
             <w:r>
               <w:rPr>
@@ -1428,7 +1861,7 @@
                 <w:color w:val="000000"/>
                 <w:sz w:val="16"/>
               </w:rPr>
-              <w:t>Expected arrival</w:t>
+              <w:t>Proposed place and time the escort starts</w:t>
             </w:r>
           </w:p>
         </w:tc>
@@ -1439,68 +1872,26 @@
           </w:tcPr>
           <w:p>
             <w:pPr>
-              <w:keepNext/>
-              <w:spacing w:before="20" w:after="20"/>
-              <w:jc w:val="center"/>
-            </w:pPr>
-            <w:r/>
-          </w:p>
-        </w:tc>
-      </w:tr>
-    </w:tbl>
-    <w:tbl>
-      <w:tblPr>
-        <w:jc w:val="center"/>
-        <w:tblLook w:firstColumn="1" w:firstRow="1" w:lastColumn="0" w:lastRow="0" w:noHBand="0" w:noVBand="1" w:val="04A0"/>
-        <w:tblLayout w:type="fixed"/>
-        <w:tblW w:type="pct" w:w="5000"/>
-        <w:tblInd w:type="dxa" w:w="0"/>
-        <w:tblBorders>
-          <w:top w:val="single" w:sz="4" w:space="0" w:color="2B547E"/>
-          <w:left w:val="single" w:sz="4" w:space="0" w:color="2B547E"/>
-          <w:bottom w:val="single" w:sz="4" w:space="0" w:color="2B547E"/>
-          <w:right w:val="single" w:sz="4" w:space="0" w:color="2B547E"/>
-          <w:insideH w:val="single" w:sz="4" w:space="0" w:color="2B547E"/>
-          <w:insideV w:val="single" w:sz="4" w:space="0" w:color="2B547E"/>
-        </w:tblBorders>
-      </w:tblPr>
-      <w:tblGrid>
-        <w:gridCol w:w="2245"/>
-        <w:gridCol w:w="8221"/>
-      </w:tblGrid>
-      <w:tr>
-        <w:trPr>
-          <w:cantSplit/>
-        </w:trPr>
-        <w:tc>
-          <w:tcPr>
-            <w:shd w:val="clear" w:color="auto" w:fill="F2F2F2"/>
-            <w:vAlign w:val="center"/>
-            <w:tcW w:type="pct" w:w="1072"/>
-          </w:tcPr>
-          <w:p>
-            <w:pPr>
-              <w:keepNext/>
-              <w:spacing w:before="20" w:after="20"/>
-              <w:jc w:val="left"/>
-            </w:pPr>
-            <w:r/>
-            <w:r>
-              <w:rPr>
-                <w:rFonts w:ascii="Calibri" w:hAnsi="Calibri"/>
-                <w:b/>
-                <w:i w:val="0"/>
-                <w:color w:val="000000"/>
+              <w:spacing w:before="20" w:after="20"/>
+              <w:jc w:val="center"/>
+            </w:pPr>
+            <w:r/>
+            <w:r>
+              <w:rPr>
+                <w:rFonts w:ascii="Calibri" w:hAnsi="Calibri"/>
+                <w:b w:val="0"/>
+                <w:i w:val="0"/>
+                <w:color w:val="7030A0"/>
                 <w:sz w:val="20"/>
               </w:rPr>
-              <w:t>Место на прием</w:t>
-            </w:r>
-            <w:r>
-              <w:rPr>
-                <w:rFonts w:ascii="Calibri" w:hAnsi="Calibri"/>
-                <w:b w:val="0"/>
-                <w:i w:val="0"/>
-                <w:color w:val="000000"/>
+              <w:t xml:space="preserve">[Којлија 1043, Петровец, 27.10.2026, 07:30</w:t>
+            </w:r>
+            <w:r>
+              <w:rPr>
+                <w:rFonts w:ascii="Calibri" w:hAnsi="Calibri"/>
+                <w:b w:val="0"/>
+                <w:i w:val="0"/>
+                <w:color w:val="7030A0"/>
                 <w:sz w:val="16"/>
               </w:rPr>
               <w:t xml:space="preserve"> | </w:t>
@@ -1509,504 +1900,11 @@
               <w:rPr>
                 <w:rFonts w:ascii="Calibri" w:hAnsi="Calibri"/>
                 <w:b w:val="0"/>
-                <w:i w:val="0"/>
-                <w:color w:val="000000"/>
+                <w:i/>
+                <w:color w:val="7030A0"/>
                 <w:sz w:val="16"/>
               </w:rPr>
-              <w:t>Receipt point</w:t>
-            </w:r>
-          </w:p>
-        </w:tc>
-        <w:tc>
-          <w:tcPr>
-            <w:vAlign w:val="center"/>
-            <w:tcW w:type="pct" w:w="3927"/>
-          </w:tcPr>
-          <w:p>
-            <w:pPr>
-              <w:keepNext/>
-              <w:spacing w:before="20" w:after="20"/>
-              <w:jc w:val="center"/>
-            </w:pPr>
-            <w:r/>
-            <w:r>
-              <w:rPr>
-                <w:rFonts w:ascii="Calibri" w:hAnsi="Calibri"/>
-                <w:b w:val="0"/>
-                <w:i w:val="0"/>
-                <w:color w:val="000000"/>
-                <w:sz w:val="20"/>
-              </w:rPr>
-              <w:t>[адреса — да се внесе</w:t>
-            </w:r>
-            <w:r>
-              <w:rPr>
-                <w:rFonts w:ascii="Calibri" w:hAnsi="Calibri"/>
-                <w:b w:val="0"/>
-                <w:i w:val="0"/>
-                <w:color w:val="000000"/>
-                <w:sz w:val="16"/>
-              </w:rPr>
-              <w:t xml:space="preserve"> | </w:t>
-            </w:r>
-            <w:r>
-              <w:rPr>
-                <w:rFonts w:ascii="Calibri" w:hAnsi="Calibri"/>
-                <w:b w:val="0"/>
-                <w:i/>
-                <w:color w:val="000000"/>
-                <w:sz w:val="16"/>
-              </w:rPr>
-              <w:t>address — to be entered]</w:t>
-            </w:r>
-          </w:p>
-        </w:tc>
-      </w:tr>
-    </w:tbl>
-    <w:tbl>
-      <w:tblPr>
-        <w:jc w:val="center"/>
-        <w:tblLook w:firstColumn="1" w:firstRow="1" w:lastColumn="0" w:lastRow="0" w:noHBand="0" w:noVBand="1" w:val="04A0"/>
-        <w:tblLayout w:type="fixed"/>
-        <w:tblW w:type="pct" w:w="5000"/>
-        <w:tblInd w:type="dxa" w:w="0"/>
-        <w:tblBorders>
-          <w:top w:val="single" w:sz="4" w:space="0" w:color="2B547E"/>
-          <w:left w:val="single" w:sz="4" w:space="0" w:color="2B547E"/>
-          <w:bottom w:val="single" w:sz="4" w:space="0" w:color="2B547E"/>
-          <w:right w:val="single" w:sz="4" w:space="0" w:color="2B547E"/>
-          <w:insideH w:val="single" w:sz="4" w:space="0" w:color="2B547E"/>
-          <w:insideV w:val="single" w:sz="4" w:space="0" w:color="2B547E"/>
-        </w:tblBorders>
-      </w:tblPr>
-      <w:tblGrid>
-        <w:gridCol w:w="1564"/>
-        <w:gridCol w:w="8901"/>
-      </w:tblGrid>
-      <w:tr>
-        <w:trPr>
-          <w:cantSplit/>
-        </w:trPr>
-        <w:tc>
-          <w:tcPr>
-            <w:shd w:val="clear" w:color="auto" w:fill="F2F2F2"/>
-            <w:vAlign w:val="center"/>
-            <w:tcW w:type="pct" w:w="747"/>
-          </w:tcPr>
-          <w:p>
-            <w:pPr>
-              <w:keepNext/>
-              <w:spacing w:before="20" w:after="20"/>
-              <w:jc w:val="left"/>
-            </w:pPr>
-            <w:r/>
-            <w:r>
-              <w:rPr>
-                <w:rFonts w:ascii="Calibri" w:hAnsi="Calibri"/>
-                <w:b/>
-                <w:i w:val="0"/>
-                <w:color w:val="000000"/>
-                <w:sz w:val="20"/>
-              </w:rPr>
-              <w:t>Примач</w:t>
-            </w:r>
-            <w:r>
-              <w:rPr>
-                <w:rFonts w:ascii="Calibri" w:hAnsi="Calibri"/>
-                <w:b w:val="0"/>
-                <w:i w:val="0"/>
-                <w:color w:val="000000"/>
-                <w:sz w:val="16"/>
-              </w:rPr>
-              <w:t xml:space="preserve"> | </w:t>
-            </w:r>
-            <w:r>
-              <w:rPr>
-                <w:rFonts w:ascii="Calibri" w:hAnsi="Calibri"/>
-                <w:b w:val="0"/>
-                <w:i w:val="0"/>
-                <w:color w:val="000000"/>
-                <w:sz w:val="16"/>
-              </w:rPr>
-              <w:t>Consignee</w:t>
-            </w:r>
-          </w:p>
-        </w:tc>
-        <w:tc>
-          <w:tcPr>
-            <w:vAlign w:val="center"/>
-            <w:tcW w:type="pct" w:w="4252"/>
-          </w:tcPr>
-          <w:p>
-            <w:pPr>
-              <w:keepNext/>
-              <w:spacing w:before="20" w:after="20"/>
-              <w:jc w:val="center"/>
-            </w:pPr>
-            <w:r/>
-            <w:r>
-              <w:rPr>
-                <w:rFonts w:ascii="Calibri" w:hAnsi="Calibri"/>
-                <w:b w:val="0"/>
-                <w:i w:val="0"/>
-                <w:color w:val="000000"/>
-                <w:sz w:val="20"/>
-              </w:rPr>
-              <w:t>Versa (купувач според листата за продажба)</w:t>
-            </w:r>
-            <w:r>
-              <w:rPr>
-                <w:rFonts w:ascii="Calibri" w:hAnsi="Calibri"/>
-                <w:b w:val="0"/>
-                <w:i w:val="0"/>
-                <w:color w:val="000000"/>
-                <w:sz w:val="16"/>
-              </w:rPr>
-              <w:t xml:space="preserve"> | </w:t>
-            </w:r>
-            <w:r>
-              <w:rPr>
-                <w:rFonts w:ascii="Calibri" w:hAnsi="Calibri"/>
-                <w:b w:val="0"/>
-                <w:i/>
-                <w:color w:val="000000"/>
-                <w:sz w:val="16"/>
-              </w:rPr>
-              <w:t>Versa (buyer per the sale list)</w:t>
-            </w:r>
-          </w:p>
-        </w:tc>
-      </w:tr>
-    </w:tbl>
-    <w:tbl>
-      <w:tblPr>
-        <w:jc w:val="center"/>
-        <w:tblLook w:firstColumn="1" w:firstRow="1" w:lastColumn="0" w:lastRow="0" w:noHBand="0" w:noVBand="1" w:val="04A0"/>
-        <w:tblLayout w:type="fixed"/>
-        <w:tblW w:type="pct" w:w="5000"/>
-        <w:tblInd w:type="dxa" w:w="0"/>
-        <w:tblBorders>
-          <w:top w:val="single" w:sz="4" w:space="0" w:color="2B547E"/>
-          <w:left w:val="single" w:sz="4" w:space="0" w:color="2B547E"/>
-          <w:bottom w:val="single" w:sz="4" w:space="0" w:color="2B547E"/>
-          <w:right w:val="single" w:sz="4" w:space="0" w:color="2B547E"/>
-          <w:insideH w:val="single" w:sz="4" w:space="0" w:color="2B547E"/>
-          <w:insideV w:val="single" w:sz="4" w:space="0" w:color="2B547E"/>
-        </w:tblBorders>
-      </w:tblPr>
-      <w:tblGrid>
-        <w:gridCol w:w="2789"/>
-        <w:gridCol w:w="7677"/>
-      </w:tblGrid>
-      <w:tr>
-        <w:trPr>
-          <w:cantSplit/>
-        </w:trPr>
-        <w:tc>
-          <w:tcPr>
-            <w:shd w:val="clear" w:color="auto" w:fill="F2F2F2"/>
-            <w:vAlign w:val="center"/>
-            <w:tcW w:type="pct" w:w="1332"/>
-          </w:tcPr>
-          <w:p>
-            <w:pPr>
-              <w:keepNext/>
-              <w:spacing w:before="20" w:after="20"/>
-              <w:jc w:val="left"/>
-            </w:pPr>
-            <w:r/>
-            <w:r>
-              <w:rPr>
-                <w:rFonts w:ascii="Calibri" w:hAnsi="Calibri"/>
-                <w:b/>
-                <w:i w:val="0"/>
-                <w:color w:val="000000"/>
-                <w:sz w:val="20"/>
-              </w:rPr>
-              <w:t>Адреса на примачот</w:t>
-            </w:r>
-            <w:r>
-              <w:rPr>
-                <w:rFonts w:ascii="Calibri" w:hAnsi="Calibri"/>
-                <w:b w:val="0"/>
-                <w:i w:val="0"/>
-                <w:color w:val="000000"/>
-                <w:sz w:val="16"/>
-              </w:rPr>
-              <w:t xml:space="preserve"> | </w:t>
-            </w:r>
-            <w:r>
-              <w:rPr>
-                <w:rFonts w:ascii="Calibri" w:hAnsi="Calibri"/>
-                <w:b w:val="0"/>
-                <w:i w:val="0"/>
-                <w:color w:val="000000"/>
-                <w:sz w:val="16"/>
-              </w:rPr>
-              <w:t>Consignee address</w:t>
-            </w:r>
-          </w:p>
-        </w:tc>
-        <w:tc>
-          <w:tcPr>
-            <w:vAlign w:val="center"/>
-            <w:tcW w:type="pct" w:w="3667"/>
-          </w:tcPr>
-          <w:p>
-            <w:pPr>
-              <w:keepNext/>
-              <w:spacing w:before="20" w:after="20"/>
-              <w:jc w:val="center"/>
-            </w:pPr>
-            <w:r/>
-            <w:r>
-              <w:rPr>
-                <w:rFonts w:ascii="Calibri" w:hAnsi="Calibri"/>
-                <w:b w:val="0"/>
-                <w:i w:val="0"/>
-                <w:color w:val="000000"/>
-                <w:sz w:val="20"/>
-              </w:rPr>
-              <w:t>[адреса — да се внесе</w:t>
-            </w:r>
-            <w:r>
-              <w:rPr>
-                <w:rFonts w:ascii="Calibri" w:hAnsi="Calibri"/>
-                <w:b w:val="0"/>
-                <w:i w:val="0"/>
-                <w:color w:val="000000"/>
-                <w:sz w:val="16"/>
-              </w:rPr>
-              <w:t xml:space="preserve"> | </w:t>
-            </w:r>
-            <w:r>
-              <w:rPr>
-                <w:rFonts w:ascii="Calibri" w:hAnsi="Calibri"/>
-                <w:b w:val="0"/>
-                <w:i/>
-                <w:color w:val="000000"/>
-                <w:sz w:val="16"/>
-              </w:rPr>
-              <w:t>address — to be entered]</w:t>
-            </w:r>
-          </w:p>
-        </w:tc>
-      </w:tr>
-    </w:tbl>
-    <w:tbl>
-      <w:tblPr>
-        <w:jc w:val="center"/>
-        <w:tblLook w:firstColumn="1" w:firstRow="1" w:lastColumn="0" w:lastRow="0" w:noHBand="0" w:noVBand="1" w:val="04A0"/>
-        <w:tblLayout w:type="fixed"/>
-        <w:tblW w:type="pct" w:w="5000"/>
-        <w:tblInd w:type="dxa" w:w="0"/>
-        <w:tblBorders>
-          <w:top w:val="single" w:sz="4" w:space="0" w:color="2B547E"/>
-          <w:left w:val="single" w:sz="4" w:space="0" w:color="2B547E"/>
-          <w:bottom w:val="single" w:sz="4" w:space="0" w:color="2B547E"/>
-          <w:right w:val="single" w:sz="4" w:space="0" w:color="2B547E"/>
-          <w:insideH w:val="single" w:sz="4" w:space="0" w:color="2B547E"/>
-          <w:insideV w:val="single" w:sz="4" w:space="0" w:color="2B547E"/>
-        </w:tblBorders>
-      </w:tblPr>
-      <w:tblGrid>
-        <w:gridCol w:w="10466"/>
-      </w:tblGrid>
-      <w:tr>
-        <w:trPr>
-          <w:cantSplit/>
-        </w:trPr>
-        <w:tc>
-          <w:tcPr>
-            <w:shd w:val="clear" w:color="auto" w:fill="F2F2F2"/>
-            <w:tcW w:type="pct" w:w="5000"/>
-          </w:tcPr>
-          <w:p>
-            <w:pPr>
-              <w:keepNext/>
-              <w:spacing w:before="40" w:after="40"/>
-              <w:jc w:val="left"/>
-            </w:pPr>
-            <w:r/>
-            <w:r>
-              <w:rPr>
-                <w:rFonts w:ascii="Calibri" w:hAnsi="Calibri"/>
-                <w:b/>
-                <w:i w:val="0"/>
-                <w:color w:val="000000"/>
-                <w:sz w:val="20"/>
-              </w:rPr>
-              <w:t>Намена</w:t>
-            </w:r>
-            <w:r>
-              <w:rPr>
-                <w:rFonts w:ascii="Calibri" w:hAnsi="Calibri"/>
-                <w:b w:val="0"/>
-                <w:i w:val="0"/>
-                <w:color w:val="000000"/>
-                <w:sz w:val="16"/>
-              </w:rPr>
-              <w:t xml:space="preserve"> | </w:t>
-            </w:r>
-            <w:r>
-              <w:rPr>
-                <w:rFonts w:ascii="Calibri" w:hAnsi="Calibri"/>
-                <w:b w:val="0"/>
-                <w:i/>
-                <w:color w:val="000000"/>
-                <w:sz w:val="16"/>
-              </w:rPr>
-              <w:t>Purpose</w:t>
-            </w:r>
-          </w:p>
-          <w:p>
-            <w:pPr>
-              <w:keepNext/>
-              <w:spacing w:before="20" w:after="40"/>
-              <w:jc w:val="both"/>
-            </w:pPr>
-            <w:r>
-              <w:rPr>
-                <w:rFonts w:ascii="Calibri" w:hAnsi="Calibri"/>
-                <w:b w:val="0"/>
-                <w:i w:val="0"/>
-                <w:color w:val="000000"/>
-                <w:sz w:val="20"/>
-              </w:rPr>
-              <w:t>Испорака на меѓупроизвод според договорот за продажба — Транша 2</w:t>
-            </w:r>
-            <w:r>
-              <w:rPr>
-                <w:rFonts w:ascii="Calibri" w:hAnsi="Calibri"/>
-                <w:b w:val="0"/>
-                <w:i w:val="0"/>
-                <w:color w:val="000000"/>
-                <w:sz w:val="16"/>
-              </w:rPr>
-              <w:t xml:space="preserve">  |  </w:t>
-            </w:r>
-            <w:r>
-              <w:rPr>
-                <w:rFonts w:ascii="Calibri" w:hAnsi="Calibri"/>
-                <w:b w:val="0"/>
-                <w:i/>
-                <w:color w:val="000000"/>
-                <w:sz w:val="16"/>
-              </w:rPr>
-              <w:t>Delivery of intermediate under the sales contract — Tranche 2</w:t>
-            </w:r>
-          </w:p>
-        </w:tc>
-      </w:tr>
-    </w:tbl>
-    <w:tbl>
-      <w:tblPr>
-        <w:jc w:val="center"/>
-        <w:tblLook w:firstColumn="1" w:firstRow="1" w:lastColumn="0" w:lastRow="0" w:noHBand="0" w:noVBand="1" w:val="04A0"/>
-        <w:tblLayout w:type="fixed"/>
-        <w:tblW w:type="pct" w:w="5000"/>
-        <w:tblInd w:type="dxa" w:w="0"/>
-        <w:tblBorders>
-          <w:top w:val="single" w:sz="4" w:space="0" w:color="2B547E"/>
-          <w:left w:val="single" w:sz="4" w:space="0" w:color="2B547E"/>
-          <w:bottom w:val="single" w:sz="4" w:space="0" w:color="2B547E"/>
-          <w:right w:val="single" w:sz="4" w:space="0" w:color="2B547E"/>
-          <w:insideH w:val="single" w:sz="4" w:space="0" w:color="2B547E"/>
-          <w:insideV w:val="single" w:sz="4" w:space="0" w:color="2B547E"/>
-        </w:tblBorders>
-      </w:tblPr>
-      <w:tblGrid>
-        <w:gridCol w:w="3288"/>
-        <w:gridCol w:w="7178"/>
-      </w:tblGrid>
-      <w:tr>
-        <w:trPr>
-          <w:cantSplit/>
-        </w:trPr>
-        <w:tc>
-          <w:tcPr>
-            <w:shd w:val="clear" w:color="auto" w:fill="F2F2F2"/>
-            <w:vAlign w:val="center"/>
-            <w:tcW w:type="pct" w:w="1570"/>
-          </w:tcPr>
-          <w:p>
-            <w:pPr>
-              <w:spacing w:before="20" w:after="20"/>
-              <w:jc w:val="left"/>
-            </w:pPr>
-            <w:r/>
-            <w:r>
-              <w:rPr>
-                <w:rFonts w:ascii="Calibri" w:hAnsi="Calibri"/>
-                <w:b/>
-                <w:i w:val="0"/>
-                <w:color w:val="000000"/>
-                <w:sz w:val="20"/>
-              </w:rPr>
-              <w:t>Предложено место и време на почеток на придружувањето</w:t>
-            </w:r>
-            <w:r>
-              <w:rPr>
-                <w:rFonts w:ascii="Calibri" w:hAnsi="Calibri"/>
-                <w:b w:val="0"/>
-                <w:i w:val="0"/>
-                <w:color w:val="000000"/>
-                <w:sz w:val="16"/>
-              </w:rPr>
-              <w:t xml:space="preserve"> | </w:t>
-            </w:r>
-            <w:r>
-              <w:rPr>
-                <w:rFonts w:ascii="Calibri" w:hAnsi="Calibri"/>
-                <w:b w:val="0"/>
-                <w:i w:val="0"/>
-                <w:color w:val="000000"/>
-                <w:sz w:val="16"/>
-              </w:rPr>
-              <w:t>Proposed place and time the escort starts</w:t>
-            </w:r>
-          </w:p>
-        </w:tc>
-        <w:tc>
-          <w:tcPr>
-            <w:vAlign w:val="center"/>
-            <w:tcW w:type="pct" w:w="3429"/>
-          </w:tcPr>
-          <w:p>
-            <w:pPr>
-              <w:spacing w:before="20" w:after="20"/>
-              <w:jc w:val="center"/>
-            </w:pPr>
-            <w:r/>
-            <w:r>
-              <w:rPr>
-                <w:rFonts w:ascii="Calibri" w:hAnsi="Calibri"/>
-                <w:b w:val="0"/>
-                <w:i w:val="0"/>
-                <w:color w:val="000000"/>
-                <w:sz w:val="20"/>
-              </w:rPr>
-              <w:t>Којлија 1043, Петровец, 27.10.2026, 07:30</w:t>
-            </w:r>
-            <w:r>
-              <w:rPr>
-                <w:rFonts w:ascii="Calibri" w:hAnsi="Calibri"/>
-                <w:b w:val="0"/>
-                <w:i w:val="0"/>
-                <w:color w:val="000000"/>
-                <w:sz w:val="16"/>
-              </w:rPr>
-              <w:t xml:space="preserve"> | </w:t>
-            </w:r>
-            <w:r>
-              <w:rPr>
-                <w:rFonts w:ascii="Calibri" w:hAnsi="Calibri"/>
-                <w:b w:val="0"/>
-                <w:i/>
-                <w:color w:val="000000"/>
-                <w:sz w:val="16"/>
-              </w:rPr>
-              <w:t>Kojlija 1043, Petrovec, 27.10.2026, 07:30</w:t>
+              <w:t xml:space="preserve">Kojlija 1043, Petrovec, 27.10.2026, 07:30]</w:t>
             </w:r>
           </w:p>
         </w:tc>
@@ -2097,6 +1995,16 @@
               <w:jc w:val="center"/>
             </w:pPr>
             <w:r/>
+            <w:r>
+              <w:rPr>
+                <w:rFonts w:ascii="Calibri" w:hAnsi="Calibri"/>
+                <w:b w:val="0"/>
+                <w:i w:val="0"/>
+                <w:color w:val="C55A11"/>
+                <w:sz w:val="20"/>
+              </w:rPr>
+              <w:t xml:space="preserve">[ ]</w:t>
+            </w:r>
           </w:p>
         </w:tc>
       </w:tr>
@@ -2174,12 +2082,12 @@
         </w:tblBorders>
       </w:tblPr>
       <w:tblGrid>
-        <w:gridCol w:w="1540"/>
-        <w:gridCol w:w="3672"/>
-        <w:gridCol w:w="2456"/>
-        <w:gridCol w:w="656"/>
-        <w:gridCol w:w="963"/>
-        <w:gridCol w:w="1177"/>
+        <w:gridCol w:w="1472"/>
+        <w:gridCol w:w="3459"/>
+        <w:gridCol w:w="2513"/>
+        <w:gridCol w:w="802"/>
+        <w:gridCol w:w="936"/>
+        <w:gridCol w:w="1281"/>
       </w:tblGrid>
       <w:tr>
         <w:trPr>
@@ -2190,7 +2098,7 @@
           <w:tcPr>
             <w:shd w:val="clear" w:color="auto" w:fill="2B547E"/>
             <w:vAlign w:val="center"/>
-            <w:tcW w:type="dxa" w:w="1540"/>
+            <w:tcW w:type="dxa" w:w="1472"/>
           </w:tcPr>
           <w:p>
             <w:pPr>
@@ -2215,7 +2123,7 @@
           <w:tcPr>
             <w:shd w:val="clear" w:color="auto" w:fill="2B547E"/>
             <w:vAlign w:val="center"/>
-            <w:tcW w:type="dxa" w:w="3672"/>
+            <w:tcW w:type="dxa" w:w="3459"/>
           </w:tcPr>
           <w:p>
             <w:pPr>
@@ -2260,7 +2168,7 @@
           <w:tcPr>
             <w:shd w:val="clear" w:color="auto" w:fill="2B547E"/>
             <w:vAlign w:val="center"/>
-            <w:tcW w:type="dxa" w:w="2456"/>
+            <w:tcW w:type="dxa" w:w="2513"/>
           </w:tcPr>
           <w:p>
             <w:pPr>
@@ -2305,7 +2213,7 @@
           <w:tcPr>
             <w:shd w:val="clear" w:color="auto" w:fill="2B547E"/>
             <w:vAlign w:val="center"/>
-            <w:tcW w:type="dxa" w:w="656"/>
+            <w:tcW w:type="dxa" w:w="802"/>
           </w:tcPr>
           <w:p>
             <w:pPr>
@@ -2350,7 +2258,7 @@
           <w:tcPr>
             <w:shd w:val="clear" w:color="auto" w:fill="2B547E"/>
             <w:vAlign w:val="center"/>
-            <w:tcW w:type="dxa" w:w="963"/>
+            <w:tcW w:type="dxa" w:w="936"/>
           </w:tcPr>
           <w:p>
             <w:pPr>
@@ -2395,7 +2303,7 @@
           <w:tcPr>
             <w:shd w:val="clear" w:color="auto" w:fill="2B547E"/>
             <w:vAlign w:val="center"/>
-            <w:tcW w:type="dxa" w:w="1177"/>
+            <w:tcW w:type="dxa" w:w="1281"/>
           </w:tcPr>
           <w:p>
             <w:pPr>
@@ -2445,7 +2353,7 @@
           <w:tcPr>
             <w:shd w:val="clear" w:color="auto" w:fill="F2F2F2"/>
             <w:vAlign w:val="center"/>
-            <w:tcW w:type="dxa" w:w="1540"/>
+            <w:tcW w:type="dxa" w:w="1472"/>
           </w:tcPr>
           <w:p>
             <w:pPr>
@@ -2469,7 +2377,7 @@
         <w:tc>
           <w:tcPr>
             <w:vAlign w:val="center"/>
-            <w:tcW w:type="dxa" w:w="3672"/>
+            <w:tcW w:type="dxa" w:w="3459"/>
           </w:tcPr>
           <w:p>
             <w:pPr>
@@ -2513,7 +2421,7 @@
         <w:tc>
           <w:tcPr>
             <w:vAlign w:val="center"/>
-            <w:tcW w:type="dxa" w:w="2456"/>
+            <w:tcW w:type="dxa" w:w="2513"/>
           </w:tcPr>
           <w:p>
             <w:pPr>
@@ -2527,17 +2435,17 @@
                 <w:rFonts w:ascii="Calibri" w:hAnsi="Calibri"/>
                 <w:b w:val="0"/>
                 <w:i w:val="0"/>
-                <w:color w:val="000000"/>
-                <w:sz w:val="18"/>
-              </w:rPr>
-              <w:t>P060122 / ACC102501</w:t>
-            </w:r>
-          </w:p>
-        </w:tc>
-        <w:tc>
-          <w:tcPr>
-            <w:vAlign w:val="center"/>
-            <w:tcW w:type="dxa" w:w="656"/>
+                <w:color w:val="0B5CAD"/>
+                <w:sz w:val="18"/>
+              </w:rPr>
+              <w:t xml:space="preserve">[P060122 / ACC102501]</w:t>
+            </w:r>
+          </w:p>
+        </w:tc>
+        <w:tc>
+          <w:tcPr>
+            <w:vAlign w:val="center"/>
+            <w:tcW w:type="dxa" w:w="802"/>
           </w:tcPr>
           <w:p>
             <w:pPr>
@@ -2551,17 +2459,17 @@
                 <w:rFonts w:ascii="Calibri" w:hAnsi="Calibri"/>
                 <w:b w:val="0"/>
                 <w:i w:val="0"/>
-                <w:color w:val="000000"/>
-                <w:sz w:val="18"/>
-              </w:rPr>
-              <w:t>39</w:t>
-            </w:r>
-          </w:p>
-        </w:tc>
-        <w:tc>
-          <w:tcPr>
-            <w:vAlign w:val="center"/>
-            <w:tcW w:type="dxa" w:w="963"/>
+                <w:color w:val="0B5CAD"/>
+                <w:sz w:val="18"/>
+              </w:rPr>
+              <w:t xml:space="preserve">[97]</w:t>
+            </w:r>
+          </w:p>
+        </w:tc>
+        <w:tc>
+          <w:tcPr>
+            <w:vAlign w:val="center"/>
+            <w:tcW w:type="dxa" w:w="936"/>
           </w:tcPr>
           <w:p>
             <w:pPr>
@@ -2575,17 +2483,17 @@
                 <w:rFonts w:ascii="Calibri" w:hAnsi="Calibri"/>
                 <w:b w:val="0"/>
                 <w:i w:val="0"/>
-                <w:color w:val="000000"/>
-                <w:sz w:val="18"/>
-              </w:rPr>
-              <w:t>4</w:t>
-            </w:r>
-          </w:p>
-        </w:tc>
-        <w:tc>
-          <w:tcPr>
-            <w:vAlign w:val="center"/>
-            <w:tcW w:type="dxa" w:w="1177"/>
+                <w:color w:val="0B5CAD"/>
+                <w:sz w:val="18"/>
+              </w:rPr>
+              <w:t xml:space="preserve">[10]</w:t>
+            </w:r>
+          </w:p>
+        </w:tc>
+        <w:tc>
+          <w:tcPr>
+            <w:vAlign w:val="center"/>
+            <w:tcW w:type="dxa" w:w="1281"/>
           </w:tcPr>
           <w:p>
             <w:pPr>
@@ -2599,10 +2507,10 @@
                 <w:rFonts w:ascii="Calibri" w:hAnsi="Calibri"/>
                 <w:b w:val="0"/>
                 <w:i w:val="0"/>
-                <w:color w:val="000000"/>
-                <w:sz w:val="18"/>
-              </w:rPr>
-              <w:t>38 880</w:t>
+                <w:color w:val="0B5CAD"/>
+                <w:sz w:val="18"/>
+              </w:rPr>
+              <w:t xml:space="preserve">[38 880]</w:t>
             </w:r>
           </w:p>
         </w:tc>
@@ -2615,7 +2523,7 @@
           <w:tcPr>
             <w:shd w:val="clear" w:color="auto" w:fill="F2F2F2"/>
             <w:vAlign w:val="center"/>
-            <w:tcW w:type="dxa" w:w="1540"/>
+            <w:tcW w:type="dxa" w:w="1472"/>
           </w:tcPr>
           <w:p>
             <w:pPr>
@@ -2640,7 +2548,7 @@
           <w:tcPr>
             <w:shd w:val="clear" w:color="auto" w:fill="F7FAFC"/>
             <w:vAlign w:val="center"/>
-            <w:tcW w:type="dxa" w:w="3672"/>
+            <w:tcW w:type="dxa" w:w="3459"/>
           </w:tcPr>
           <w:p>
             <w:pPr>
@@ -2685,7 +2593,7 @@
           <w:tcPr>
             <w:shd w:val="clear" w:color="auto" w:fill="F7FAFC"/>
             <w:vAlign w:val="center"/>
-            <w:tcW w:type="dxa" w:w="2456"/>
+            <w:tcW w:type="dxa" w:w="2513"/>
           </w:tcPr>
           <w:p>
             <w:pPr>
@@ -2699,10 +2607,10 @@
                 <w:rFonts w:ascii="Calibri" w:hAnsi="Calibri"/>
                 <w:b w:val="0"/>
                 <w:i w:val="0"/>
-                <w:color w:val="000000"/>
-                <w:sz w:val="18"/>
-              </w:rPr>
-              <w:t>P050192 / BSS052501</w:t>
+                <w:color w:val="0B5CAD"/>
+                <w:sz w:val="18"/>
+              </w:rPr>
+              <w:t xml:space="preserve">[P050192 / BSS052501]</w:t>
             </w:r>
           </w:p>
         </w:tc>
@@ -2710,7 +2618,7 @@
           <w:tcPr>
             <w:shd w:val="clear" w:color="auto" w:fill="F7FAFC"/>
             <w:vAlign w:val="center"/>
-            <w:tcW w:type="dxa" w:w="656"/>
+            <w:tcW w:type="dxa" w:w="802"/>
           </w:tcPr>
           <w:p>
             <w:pPr>
@@ -2724,10 +2632,10 @@
                 <w:rFonts w:ascii="Calibri" w:hAnsi="Calibri"/>
                 <w:b w:val="0"/>
                 <w:i w:val="0"/>
-                <w:color w:val="000000"/>
-                <w:sz w:val="18"/>
-              </w:rPr>
-              <w:t>346</w:t>
+                <w:color w:val="0B5CAD"/>
+                <w:sz w:val="18"/>
+              </w:rPr>
+              <w:t xml:space="preserve">[862]</w:t>
             </w:r>
           </w:p>
         </w:tc>
@@ -2735,7 +2643,7 @@
           <w:tcPr>
             <w:shd w:val="clear" w:color="auto" w:fill="F7FAFC"/>
             <w:vAlign w:val="center"/>
-            <w:tcW w:type="dxa" w:w="963"/>
+            <w:tcW w:type="dxa" w:w="936"/>
           </w:tcPr>
           <w:p>
             <w:pPr>
@@ -2749,10 +2657,10 @@
                 <w:rFonts w:ascii="Calibri" w:hAnsi="Calibri"/>
                 <w:b w:val="0"/>
                 <w:i w:val="0"/>
-                <w:color w:val="000000"/>
-                <w:sz w:val="18"/>
-              </w:rPr>
-              <w:t>35</w:t>
+                <w:color w:val="0B5CAD"/>
+                <w:sz w:val="18"/>
+              </w:rPr>
+              <w:t xml:space="preserve">[87]</w:t>
             </w:r>
           </w:p>
         </w:tc>
@@ -2760,7 +2668,7 @@
           <w:tcPr>
             <w:shd w:val="clear" w:color="auto" w:fill="F7FAFC"/>
             <w:vAlign w:val="center"/>
-            <w:tcW w:type="dxa" w:w="1177"/>
+            <w:tcW w:type="dxa" w:w="1281"/>
           </w:tcPr>
           <w:p>
             <w:pPr>
@@ -2774,10 +2682,10 @@
                 <w:rFonts w:ascii="Calibri" w:hAnsi="Calibri"/>
                 <w:b w:val="0"/>
                 <w:i w:val="0"/>
-                <w:color w:val="000000"/>
-                <w:sz w:val="18"/>
-              </w:rPr>
-              <w:t>345 710</w:t>
+                <w:color w:val="0B5CAD"/>
+                <w:sz w:val="18"/>
+              </w:rPr>
+              <w:t xml:space="preserve">[345 710]</w:t>
             </w:r>
           </w:p>
         </w:tc>
@@ -2790,7 +2698,7 @@
           <w:tcPr>
             <w:shd w:val="clear" w:color="auto" w:fill="F2F2F2"/>
             <w:vAlign w:val="center"/>
-            <w:tcW w:type="dxa" w:w="1540"/>
+            <w:tcW w:type="dxa" w:w="1472"/>
           </w:tcPr>
           <w:p>
             <w:pPr>
@@ -2813,7 +2721,7 @@
         <w:tc>
           <w:tcPr>
             <w:vAlign w:val="center"/>
-            <w:tcW w:type="dxa" w:w="3672"/>
+            <w:tcW w:type="dxa" w:w="3459"/>
           </w:tcPr>
           <w:p>
             <w:pPr>
@@ -2856,92 +2764,92 @@
         <w:tc>
           <w:tcPr>
             <w:vAlign w:val="center"/>
-            <w:tcW w:type="dxa" w:w="2456"/>
-          </w:tcPr>
-          <w:p>
-            <w:pPr>
-              <w:spacing w:before="20" w:after="20"/>
-              <w:jc w:val="center"/>
-            </w:pPr>
-            <w:r/>
-            <w:r>
-              <w:rPr>
-                <w:rFonts w:ascii="Calibri" w:hAnsi="Calibri"/>
-                <w:b w:val="0"/>
-                <w:i w:val="0"/>
-                <w:color w:val="000000"/>
-                <w:sz w:val="18"/>
-              </w:rPr>
-              <w:t>P060372 / CC012603</w:t>
-            </w:r>
-          </w:p>
-        </w:tc>
-        <w:tc>
-          <w:tcPr>
-            <w:vAlign w:val="center"/>
-            <w:tcW w:type="dxa" w:w="656"/>
-          </w:tcPr>
-          <w:p>
-            <w:pPr>
-              <w:spacing w:before="20" w:after="20"/>
-              <w:jc w:val="center"/>
-            </w:pPr>
-            <w:r/>
-            <w:r>
-              <w:rPr>
-                <w:rFonts w:ascii="Calibri" w:hAnsi="Calibri"/>
-                <w:b w:val="0"/>
-                <w:i w:val="0"/>
-                <w:color w:val="000000"/>
-                <w:sz w:val="18"/>
-              </w:rPr>
-              <w:t>57</w:t>
-            </w:r>
-          </w:p>
-        </w:tc>
-        <w:tc>
-          <w:tcPr>
-            <w:vAlign w:val="center"/>
-            <w:tcW w:type="dxa" w:w="963"/>
-          </w:tcPr>
-          <w:p>
-            <w:pPr>
-              <w:spacing w:before="20" w:after="20"/>
-              <w:jc w:val="center"/>
-            </w:pPr>
-            <w:r/>
-            <w:r>
-              <w:rPr>
-                <w:rFonts w:ascii="Calibri" w:hAnsi="Calibri"/>
-                <w:b w:val="0"/>
-                <w:i w:val="0"/>
-                <w:color w:val="000000"/>
-                <w:sz w:val="18"/>
-              </w:rPr>
-              <w:t>6</w:t>
-            </w:r>
-          </w:p>
-        </w:tc>
-        <w:tc>
-          <w:tcPr>
-            <w:vAlign w:val="center"/>
-            <w:tcW w:type="dxa" w:w="1177"/>
-          </w:tcPr>
-          <w:p>
-            <w:pPr>
-              <w:spacing w:before="20" w:after="20"/>
-              <w:jc w:val="center"/>
-            </w:pPr>
-            <w:r/>
-            <w:r>
-              <w:rPr>
-                <w:rFonts w:ascii="Calibri" w:hAnsi="Calibri"/>
-                <w:b w:val="0"/>
-                <w:i w:val="0"/>
-                <w:color w:val="000000"/>
-                <w:sz w:val="18"/>
-              </w:rPr>
-              <w:t>56 180</w:t>
+            <w:tcW w:type="dxa" w:w="2513"/>
+          </w:tcPr>
+          <w:p>
+            <w:pPr>
+              <w:spacing w:before="20" w:after="20"/>
+              <w:jc w:val="center"/>
+            </w:pPr>
+            <w:r/>
+            <w:r>
+              <w:rPr>
+                <w:rFonts w:ascii="Calibri" w:hAnsi="Calibri"/>
+                <w:b w:val="0"/>
+                <w:i w:val="0"/>
+                <w:color w:val="0B5CAD"/>
+                <w:sz w:val="18"/>
+              </w:rPr>
+              <w:t xml:space="preserve">[P060372 / CC012603]</w:t>
+            </w:r>
+          </w:p>
+        </w:tc>
+        <w:tc>
+          <w:tcPr>
+            <w:vAlign w:val="center"/>
+            <w:tcW w:type="dxa" w:w="802"/>
+          </w:tcPr>
+          <w:p>
+            <w:pPr>
+              <w:spacing w:before="20" w:after="20"/>
+              <w:jc w:val="center"/>
+            </w:pPr>
+            <w:r/>
+            <w:r>
+              <w:rPr>
+                <w:rFonts w:ascii="Calibri" w:hAnsi="Calibri"/>
+                <w:b w:val="0"/>
+                <w:i w:val="0"/>
+                <w:color w:val="0B5CAD"/>
+                <w:sz w:val="18"/>
+              </w:rPr>
+              <w:t xml:space="preserve">[140]</w:t>
+            </w:r>
+          </w:p>
+        </w:tc>
+        <w:tc>
+          <w:tcPr>
+            <w:vAlign w:val="center"/>
+            <w:tcW w:type="dxa" w:w="936"/>
+          </w:tcPr>
+          <w:p>
+            <w:pPr>
+              <w:spacing w:before="20" w:after="20"/>
+              <w:jc w:val="center"/>
+            </w:pPr>
+            <w:r/>
+            <w:r>
+              <w:rPr>
+                <w:rFonts w:ascii="Calibri" w:hAnsi="Calibri"/>
+                <w:b w:val="0"/>
+                <w:i w:val="0"/>
+                <w:color w:val="0B5CAD"/>
+                <w:sz w:val="18"/>
+              </w:rPr>
+              <w:t xml:space="preserve">[14]</w:t>
+            </w:r>
+          </w:p>
+        </w:tc>
+        <w:tc>
+          <w:tcPr>
+            <w:vAlign w:val="center"/>
+            <w:tcW w:type="dxa" w:w="1281"/>
+          </w:tcPr>
+          <w:p>
+            <w:pPr>
+              <w:spacing w:before="20" w:after="20"/>
+              <w:jc w:val="center"/>
+            </w:pPr>
+            <w:r/>
+            <w:r>
+              <w:rPr>
+                <w:rFonts w:ascii="Calibri" w:hAnsi="Calibri"/>
+                <w:b w:val="0"/>
+                <w:i w:val="0"/>
+                <w:color w:val="0B5CAD"/>
+                <w:sz w:val="18"/>
+              </w:rPr>
+              <w:t xml:space="preserve">[56 180]</w:t>
             </w:r>
           </w:p>
         </w:tc>
@@ -2954,7 +2862,7 @@
           <w:tcPr>
             <w:shd w:val="clear" w:color="auto" w:fill="F2F2F2"/>
             <w:vAlign w:val="center"/>
-            <w:tcW w:type="dxa" w:w="1540"/>
+            <w:tcW w:type="dxa" w:w="1472"/>
           </w:tcPr>
           <w:p>
             <w:pPr>
@@ -2978,7 +2886,7 @@
           <w:tcPr>
             <w:shd w:val="clear" w:color="auto" w:fill="F7FAFC"/>
             <w:vAlign w:val="center"/>
-            <w:tcW w:type="dxa" w:w="3672"/>
+            <w:tcW w:type="dxa" w:w="3459"/>
           </w:tcPr>
           <w:p>
             <w:pPr>
@@ -3022,23 +2930,23 @@
           <w:tcPr>
             <w:shd w:val="clear" w:color="auto" w:fill="F7FAFC"/>
             <w:vAlign w:val="center"/>
-            <w:tcW w:type="dxa" w:w="2456"/>
-          </w:tcPr>
-          <w:p>
-            <w:pPr>
-              <w:spacing w:before="20" w:after="20"/>
-              <w:jc w:val="center"/>
-            </w:pPr>
-            <w:r/>
-            <w:r>
-              <w:rPr>
-                <w:rFonts w:ascii="Calibri" w:hAnsi="Calibri"/>
-                <w:b w:val="0"/>
-                <w:i w:val="0"/>
-                <w:color w:val="000000"/>
-                <w:sz w:val="18"/>
-              </w:rPr>
-              <w:t>P060132 / CF102501</w:t>
+            <w:tcW w:type="dxa" w:w="2513"/>
+          </w:tcPr>
+          <w:p>
+            <w:pPr>
+              <w:spacing w:before="20" w:after="20"/>
+              <w:jc w:val="center"/>
+            </w:pPr>
+            <w:r/>
+            <w:r>
+              <w:rPr>
+                <w:rFonts w:ascii="Calibri" w:hAnsi="Calibri"/>
+                <w:b w:val="0"/>
+                <w:i w:val="0"/>
+                <w:color w:val="0B5CAD"/>
+                <w:sz w:val="18"/>
+              </w:rPr>
+              <w:t xml:space="preserve">[P060132 / CF102501]</w:t>
             </w:r>
           </w:p>
         </w:tc>
@@ -3046,23 +2954,23 @@
           <w:tcPr>
             <w:shd w:val="clear" w:color="auto" w:fill="F7FAFC"/>
             <w:vAlign w:val="center"/>
-            <w:tcW w:type="dxa" w:w="656"/>
-          </w:tcPr>
-          <w:p>
-            <w:pPr>
-              <w:spacing w:before="20" w:after="20"/>
-              <w:jc w:val="center"/>
-            </w:pPr>
-            <w:r/>
-            <w:r>
-              <w:rPr>
-                <w:rFonts w:ascii="Calibri" w:hAnsi="Calibri"/>
-                <w:b w:val="0"/>
-                <w:i w:val="0"/>
-                <w:color w:val="000000"/>
-                <w:sz w:val="18"/>
-              </w:rPr>
-              <w:t>49</w:t>
+            <w:tcW w:type="dxa" w:w="802"/>
+          </w:tcPr>
+          <w:p>
+            <w:pPr>
+              <w:spacing w:before="20" w:after="20"/>
+              <w:jc w:val="center"/>
+            </w:pPr>
+            <w:r/>
+            <w:r>
+              <w:rPr>
+                <w:rFonts w:ascii="Calibri" w:hAnsi="Calibri"/>
+                <w:b w:val="0"/>
+                <w:i w:val="0"/>
+                <w:color w:val="0B5CAD"/>
+                <w:sz w:val="18"/>
+              </w:rPr>
+              <w:t xml:space="preserve">[121]</w:t>
             </w:r>
           </w:p>
         </w:tc>
@@ -3070,23 +2978,23 @@
           <w:tcPr>
             <w:shd w:val="clear" w:color="auto" w:fill="F7FAFC"/>
             <w:vAlign w:val="center"/>
-            <w:tcW w:type="dxa" w:w="963"/>
-          </w:tcPr>
-          <w:p>
-            <w:pPr>
-              <w:spacing w:before="20" w:after="20"/>
-              <w:jc w:val="center"/>
-            </w:pPr>
-            <w:r/>
-            <w:r>
-              <w:rPr>
-                <w:rFonts w:ascii="Calibri" w:hAnsi="Calibri"/>
-                <w:b w:val="0"/>
-                <w:i w:val="0"/>
-                <w:color w:val="000000"/>
-                <w:sz w:val="18"/>
-              </w:rPr>
-              <w:t>5</w:t>
+            <w:tcW w:type="dxa" w:w="936"/>
+          </w:tcPr>
+          <w:p>
+            <w:pPr>
+              <w:spacing w:before="20" w:after="20"/>
+              <w:jc w:val="center"/>
+            </w:pPr>
+            <w:r/>
+            <w:r>
+              <w:rPr>
+                <w:rFonts w:ascii="Calibri" w:hAnsi="Calibri"/>
+                <w:b w:val="0"/>
+                <w:i w:val="0"/>
+                <w:color w:val="0B5CAD"/>
+                <w:sz w:val="18"/>
+              </w:rPr>
+              <w:t xml:space="preserve">[13]</w:t>
             </w:r>
           </w:p>
         </w:tc>
@@ -3094,23 +3002,23 @@
           <w:tcPr>
             <w:shd w:val="clear" w:color="auto" w:fill="F7FAFC"/>
             <w:vAlign w:val="center"/>
-            <w:tcW w:type="dxa" w:w="1177"/>
-          </w:tcPr>
-          <w:p>
-            <w:pPr>
-              <w:spacing w:before="20" w:after="20"/>
-              <w:jc w:val="center"/>
-            </w:pPr>
-            <w:r/>
-            <w:r>
-              <w:rPr>
-                <w:rFonts w:ascii="Calibri" w:hAnsi="Calibri"/>
-                <w:b w:val="0"/>
-                <w:i w:val="0"/>
-                <w:color w:val="000000"/>
-                <w:sz w:val="18"/>
-              </w:rPr>
-              <w:t>48 350</w:t>
+            <w:tcW w:type="dxa" w:w="1281"/>
+          </w:tcPr>
+          <w:p>
+            <w:pPr>
+              <w:spacing w:before="20" w:after="20"/>
+              <w:jc w:val="center"/>
+            </w:pPr>
+            <w:r/>
+            <w:r>
+              <w:rPr>
+                <w:rFonts w:ascii="Calibri" w:hAnsi="Calibri"/>
+                <w:b w:val="0"/>
+                <w:i w:val="0"/>
+                <w:color w:val="0B5CAD"/>
+                <w:sz w:val="18"/>
+              </w:rPr>
+              <w:t xml:space="preserve">[48 350]</w:t>
             </w:r>
           </w:p>
         </w:tc>
@@ -3123,7 +3031,7 @@
           <w:tcPr>
             <w:shd w:val="clear" w:color="auto" w:fill="F2F2F2"/>
             <w:vAlign w:val="center"/>
-            <w:tcW w:type="dxa" w:w="1540"/>
+            <w:tcW w:type="dxa" w:w="1472"/>
           </w:tcPr>
           <w:p>
             <w:pPr>
@@ -3146,7 +3054,7 @@
         <w:tc>
           <w:tcPr>
             <w:vAlign w:val="center"/>
-            <w:tcW w:type="dxa" w:w="3672"/>
+            <w:tcW w:type="dxa" w:w="3459"/>
           </w:tcPr>
           <w:p>
             <w:pPr>
@@ -3189,92 +3097,92 @@
         <w:tc>
           <w:tcPr>
             <w:vAlign w:val="center"/>
-            <w:tcW w:type="dxa" w:w="2456"/>
-          </w:tcPr>
-          <w:p>
-            <w:pPr>
-              <w:spacing w:before="20" w:after="20"/>
-              <w:jc w:val="center"/>
-            </w:pPr>
-            <w:r/>
-            <w:r>
-              <w:rPr>
-                <w:rFonts w:ascii="Calibri" w:hAnsi="Calibri"/>
-                <w:b w:val="0"/>
-                <w:i w:val="0"/>
-                <w:color w:val="000000"/>
-                <w:sz w:val="18"/>
-              </w:rPr>
-              <w:t>P050222 / CJ062501/1</w:t>
-            </w:r>
-          </w:p>
-        </w:tc>
-        <w:tc>
-          <w:tcPr>
-            <w:vAlign w:val="center"/>
-            <w:tcW w:type="dxa" w:w="656"/>
-          </w:tcPr>
-          <w:p>
-            <w:pPr>
-              <w:spacing w:before="20" w:after="20"/>
-              <w:jc w:val="center"/>
-            </w:pPr>
-            <w:r/>
-            <w:r>
-              <w:rPr>
-                <w:rFonts w:ascii="Calibri" w:hAnsi="Calibri"/>
-                <w:b w:val="0"/>
-                <w:i w:val="0"/>
-                <w:color w:val="000000"/>
-                <w:sz w:val="18"/>
-              </w:rPr>
-              <w:t>78</w:t>
-            </w:r>
-          </w:p>
-        </w:tc>
-        <w:tc>
-          <w:tcPr>
-            <w:vAlign w:val="center"/>
-            <w:tcW w:type="dxa" w:w="963"/>
-          </w:tcPr>
-          <w:p>
-            <w:pPr>
-              <w:spacing w:before="20" w:after="20"/>
-              <w:jc w:val="center"/>
-            </w:pPr>
-            <w:r/>
-            <w:r>
-              <w:rPr>
-                <w:rFonts w:ascii="Calibri" w:hAnsi="Calibri"/>
-                <w:b w:val="0"/>
-                <w:i w:val="0"/>
-                <w:color w:val="000000"/>
-                <w:sz w:val="18"/>
-              </w:rPr>
-              <w:t>8</w:t>
-            </w:r>
-          </w:p>
-        </w:tc>
-        <w:tc>
-          <w:tcPr>
-            <w:vAlign w:val="center"/>
-            <w:tcW w:type="dxa" w:w="1177"/>
-          </w:tcPr>
-          <w:p>
-            <w:pPr>
-              <w:spacing w:before="20" w:after="20"/>
-              <w:jc w:val="center"/>
-            </w:pPr>
-            <w:r/>
-            <w:r>
-              <w:rPr>
-                <w:rFonts w:ascii="Calibri" w:hAnsi="Calibri"/>
-                <w:b w:val="0"/>
-                <w:i w:val="0"/>
-                <w:color w:val="000000"/>
-                <w:sz w:val="18"/>
-              </w:rPr>
-              <w:t>77 720</w:t>
+            <w:tcW w:type="dxa" w:w="2513"/>
+          </w:tcPr>
+          <w:p>
+            <w:pPr>
+              <w:spacing w:before="20" w:after="20"/>
+              <w:jc w:val="center"/>
+            </w:pPr>
+            <w:r/>
+            <w:r>
+              <w:rPr>
+                <w:rFonts w:ascii="Calibri" w:hAnsi="Calibri"/>
+                <w:b w:val="0"/>
+                <w:i w:val="0"/>
+                <w:color w:val="0B5CAD"/>
+                <w:sz w:val="18"/>
+              </w:rPr>
+              <w:t xml:space="preserve">[P050222 / CJ062501/1]</w:t>
+            </w:r>
+          </w:p>
+        </w:tc>
+        <w:tc>
+          <w:tcPr>
+            <w:vAlign w:val="center"/>
+            <w:tcW w:type="dxa" w:w="802"/>
+          </w:tcPr>
+          <w:p>
+            <w:pPr>
+              <w:spacing w:before="20" w:after="20"/>
+              <w:jc w:val="center"/>
+            </w:pPr>
+            <w:r/>
+            <w:r>
+              <w:rPr>
+                <w:rFonts w:ascii="Calibri" w:hAnsi="Calibri"/>
+                <w:b w:val="0"/>
+                <w:i w:val="0"/>
+                <w:color w:val="0B5CAD"/>
+                <w:sz w:val="18"/>
+              </w:rPr>
+              <w:t xml:space="preserve">[194]</w:t>
+            </w:r>
+          </w:p>
+        </w:tc>
+        <w:tc>
+          <w:tcPr>
+            <w:vAlign w:val="center"/>
+            <w:tcW w:type="dxa" w:w="936"/>
+          </w:tcPr>
+          <w:p>
+            <w:pPr>
+              <w:spacing w:before="20" w:after="20"/>
+              <w:jc w:val="center"/>
+            </w:pPr>
+            <w:r/>
+            <w:r>
+              <w:rPr>
+                <w:rFonts w:ascii="Calibri" w:hAnsi="Calibri"/>
+                <w:b w:val="0"/>
+                <w:i w:val="0"/>
+                <w:color w:val="0B5CAD"/>
+                <w:sz w:val="18"/>
+              </w:rPr>
+              <w:t xml:space="preserve">[20]</w:t>
+            </w:r>
+          </w:p>
+        </w:tc>
+        <w:tc>
+          <w:tcPr>
+            <w:vAlign w:val="center"/>
+            <w:tcW w:type="dxa" w:w="1281"/>
+          </w:tcPr>
+          <w:p>
+            <w:pPr>
+              <w:spacing w:before="20" w:after="20"/>
+              <w:jc w:val="center"/>
+            </w:pPr>
+            <w:r/>
+            <w:r>
+              <w:rPr>
+                <w:rFonts w:ascii="Calibri" w:hAnsi="Calibri"/>
+                <w:b w:val="0"/>
+                <w:i w:val="0"/>
+                <w:color w:val="0B5CAD"/>
+                <w:sz w:val="18"/>
+              </w:rPr>
+              <w:t xml:space="preserve">[77 720]</w:t>
             </w:r>
           </w:p>
         </w:tc>
@@ -3287,7 +3195,7 @@
           <w:tcPr>
             <w:shd w:val="clear" w:color="auto" w:fill="F2F2F2"/>
             <w:vAlign w:val="center"/>
-            <w:tcW w:type="dxa" w:w="1540"/>
+            <w:tcW w:type="dxa" w:w="1472"/>
           </w:tcPr>
           <w:p>
             <w:pPr>
@@ -3311,7 +3219,7 @@
           <w:tcPr>
             <w:shd w:val="clear" w:color="auto" w:fill="F7FAFC"/>
             <w:vAlign w:val="center"/>
-            <w:tcW w:type="dxa" w:w="3672"/>
+            <w:tcW w:type="dxa" w:w="3459"/>
           </w:tcPr>
           <w:p>
             <w:pPr>
@@ -3355,23 +3263,23 @@
           <w:tcPr>
             <w:shd w:val="clear" w:color="auto" w:fill="F7FAFC"/>
             <w:vAlign w:val="center"/>
-            <w:tcW w:type="dxa" w:w="2456"/>
-          </w:tcPr>
-          <w:p>
-            <w:pPr>
-              <w:spacing w:before="20" w:after="20"/>
-              <w:jc w:val="center"/>
-            </w:pPr>
-            <w:r/>
-            <w:r>
-              <w:rPr>
-                <w:rFonts w:ascii="Calibri" w:hAnsi="Calibri"/>
-                <w:b w:val="0"/>
-                <w:i w:val="0"/>
-                <w:color w:val="000000"/>
-                <w:sz w:val="18"/>
-              </w:rPr>
-              <w:t>P060022 / CJ082501/1</w:t>
+            <w:tcW w:type="dxa" w:w="2513"/>
+          </w:tcPr>
+          <w:p>
+            <w:pPr>
+              <w:spacing w:before="20" w:after="20"/>
+              <w:jc w:val="center"/>
+            </w:pPr>
+            <w:r/>
+            <w:r>
+              <w:rPr>
+                <w:rFonts w:ascii="Calibri" w:hAnsi="Calibri"/>
+                <w:b w:val="0"/>
+                <w:i w:val="0"/>
+                <w:color w:val="0B5CAD"/>
+                <w:sz w:val="18"/>
+              </w:rPr>
+              <w:t xml:space="preserve">[P060022 / CJ082501/1]</w:t>
             </w:r>
           </w:p>
         </w:tc>
@@ -3379,23 +3287,23 @@
           <w:tcPr>
             <w:shd w:val="clear" w:color="auto" w:fill="F7FAFC"/>
             <w:vAlign w:val="center"/>
-            <w:tcW w:type="dxa" w:w="656"/>
-          </w:tcPr>
-          <w:p>
-            <w:pPr>
-              <w:spacing w:before="20" w:after="20"/>
-              <w:jc w:val="center"/>
-            </w:pPr>
-            <w:r/>
-            <w:r>
-              <w:rPr>
-                <w:rFonts w:ascii="Calibri" w:hAnsi="Calibri"/>
-                <w:b w:val="0"/>
-                <w:i w:val="0"/>
-                <w:color w:val="000000"/>
-                <w:sz w:val="18"/>
-              </w:rPr>
-              <w:t>116</w:t>
+            <w:tcW w:type="dxa" w:w="802"/>
+          </w:tcPr>
+          <w:p>
+            <w:pPr>
+              <w:spacing w:before="20" w:after="20"/>
+              <w:jc w:val="center"/>
+            </w:pPr>
+            <w:r/>
+            <w:r>
+              <w:rPr>
+                <w:rFonts w:ascii="Calibri" w:hAnsi="Calibri"/>
+                <w:b w:val="0"/>
+                <w:i w:val="0"/>
+                <w:color w:val="0B5CAD"/>
+                <w:sz w:val="18"/>
+              </w:rPr>
+              <w:t xml:space="preserve">[288]</w:t>
             </w:r>
           </w:p>
         </w:tc>
@@ -3403,23 +3311,23 @@
           <w:tcPr>
             <w:shd w:val="clear" w:color="auto" w:fill="F7FAFC"/>
             <w:vAlign w:val="center"/>
-            <w:tcW w:type="dxa" w:w="963"/>
-          </w:tcPr>
-          <w:p>
-            <w:pPr>
-              <w:spacing w:before="20" w:after="20"/>
-              <w:jc w:val="center"/>
-            </w:pPr>
-            <w:r/>
-            <w:r>
-              <w:rPr>
-                <w:rFonts w:ascii="Calibri" w:hAnsi="Calibri"/>
-                <w:b w:val="0"/>
-                <w:i w:val="0"/>
-                <w:color w:val="000000"/>
-                <w:sz w:val="18"/>
-              </w:rPr>
-              <w:t>12</w:t>
+            <w:tcW w:type="dxa" w:w="936"/>
+          </w:tcPr>
+          <w:p>
+            <w:pPr>
+              <w:spacing w:before="20" w:after="20"/>
+              <w:jc w:val="center"/>
+            </w:pPr>
+            <w:r/>
+            <w:r>
+              <w:rPr>
+                <w:rFonts w:ascii="Calibri" w:hAnsi="Calibri"/>
+                <w:b w:val="0"/>
+                <w:i w:val="0"/>
+                <w:color w:val="0B5CAD"/>
+                <w:sz w:val="18"/>
+              </w:rPr>
+              <w:t xml:space="preserve">[29]</w:t>
             </w:r>
           </w:p>
         </w:tc>
@@ -3427,23 +3335,23 @@
           <w:tcPr>
             <w:shd w:val="clear" w:color="auto" w:fill="F7FAFC"/>
             <w:vAlign w:val="center"/>
-            <w:tcW w:type="dxa" w:w="1177"/>
-          </w:tcPr>
-          <w:p>
-            <w:pPr>
-              <w:spacing w:before="20" w:after="20"/>
-              <w:jc w:val="center"/>
-            </w:pPr>
-            <w:r/>
-            <w:r>
-              <w:rPr>
-                <w:rFonts w:ascii="Calibri" w:hAnsi="Calibri"/>
-                <w:b w:val="0"/>
-                <w:i w:val="0"/>
-                <w:color w:val="000000"/>
-                <w:sz w:val="18"/>
-              </w:rPr>
-              <w:t>115 600</w:t>
+            <w:tcW w:type="dxa" w:w="1281"/>
+          </w:tcPr>
+          <w:p>
+            <w:pPr>
+              <w:spacing w:before="20" w:after="20"/>
+              <w:jc w:val="center"/>
+            </w:pPr>
+            <w:r/>
+            <w:r>
+              <w:rPr>
+                <w:rFonts w:ascii="Calibri" w:hAnsi="Calibri"/>
+                <w:b w:val="0"/>
+                <w:i w:val="0"/>
+                <w:color w:val="0B5CAD"/>
+                <w:sz w:val="18"/>
+              </w:rPr>
+              <w:t xml:space="preserve">[115 600]</w:t>
             </w:r>
           </w:p>
         </w:tc>
@@ -3456,7 +3364,7 @@
           <w:tcPr>
             <w:shd w:val="clear" w:color="auto" w:fill="F2F2F2"/>
             <w:vAlign w:val="center"/>
-            <w:tcW w:type="dxa" w:w="1540"/>
+            <w:tcW w:type="dxa" w:w="1472"/>
           </w:tcPr>
           <w:p>
             <w:pPr>
@@ -3479,7 +3387,7 @@
         <w:tc>
           <w:tcPr>
             <w:vAlign w:val="center"/>
-            <w:tcW w:type="dxa" w:w="3672"/>
+            <w:tcW w:type="dxa" w:w="3459"/>
           </w:tcPr>
           <w:p>
             <w:pPr>
@@ -3522,92 +3430,92 @@
         <w:tc>
           <w:tcPr>
             <w:vAlign w:val="center"/>
-            <w:tcW w:type="dxa" w:w="2456"/>
-          </w:tcPr>
-          <w:p>
-            <w:pPr>
-              <w:spacing w:before="20" w:after="20"/>
-              <w:jc w:val="center"/>
-            </w:pPr>
-            <w:r/>
-            <w:r>
-              <w:rPr>
-                <w:rFonts w:ascii="Calibri" w:hAnsi="Calibri"/>
-                <w:b w:val="0"/>
-                <w:i w:val="0"/>
-                <w:color w:val="000000"/>
-                <w:sz w:val="18"/>
-              </w:rPr>
-              <w:t>P060072 / CJ092501</w:t>
-            </w:r>
-          </w:p>
-        </w:tc>
-        <w:tc>
-          <w:tcPr>
-            <w:vAlign w:val="center"/>
-            <w:tcW w:type="dxa" w:w="656"/>
-          </w:tcPr>
-          <w:p>
-            <w:pPr>
-              <w:spacing w:before="20" w:after="20"/>
-              <w:jc w:val="center"/>
-            </w:pPr>
-            <w:r/>
-            <w:r>
-              <w:rPr>
-                <w:rFonts w:ascii="Calibri" w:hAnsi="Calibri"/>
-                <w:b w:val="0"/>
-                <w:i w:val="0"/>
-                <w:color w:val="000000"/>
-                <w:sz w:val="18"/>
-              </w:rPr>
-              <w:t>29</w:t>
-            </w:r>
-          </w:p>
-        </w:tc>
-        <w:tc>
-          <w:tcPr>
-            <w:vAlign w:val="center"/>
-            <w:tcW w:type="dxa" w:w="963"/>
-          </w:tcPr>
-          <w:p>
-            <w:pPr>
-              <w:spacing w:before="20" w:after="20"/>
-              <w:jc w:val="center"/>
-            </w:pPr>
-            <w:r/>
-            <w:r>
-              <w:rPr>
-                <w:rFonts w:ascii="Calibri" w:hAnsi="Calibri"/>
-                <w:b w:val="0"/>
-                <w:i w:val="0"/>
-                <w:color w:val="000000"/>
-                <w:sz w:val="18"/>
-              </w:rPr>
-              <w:t>3</w:t>
-            </w:r>
-          </w:p>
-        </w:tc>
-        <w:tc>
-          <w:tcPr>
-            <w:vAlign w:val="center"/>
-            <w:tcW w:type="dxa" w:w="1177"/>
-          </w:tcPr>
-          <w:p>
-            <w:pPr>
-              <w:spacing w:before="20" w:after="20"/>
-              <w:jc w:val="center"/>
-            </w:pPr>
-            <w:r/>
-            <w:r>
-              <w:rPr>
-                <w:rFonts w:ascii="Calibri" w:hAnsi="Calibri"/>
-                <w:b w:val="0"/>
-                <w:i w:val="0"/>
-                <w:color w:val="000000"/>
-                <w:sz w:val="18"/>
-              </w:rPr>
-              <w:t>28 380</w:t>
+            <w:tcW w:type="dxa" w:w="2513"/>
+          </w:tcPr>
+          <w:p>
+            <w:pPr>
+              <w:spacing w:before="20" w:after="20"/>
+              <w:jc w:val="center"/>
+            </w:pPr>
+            <w:r/>
+            <w:r>
+              <w:rPr>
+                <w:rFonts w:ascii="Calibri" w:hAnsi="Calibri"/>
+                <w:b w:val="0"/>
+                <w:i w:val="0"/>
+                <w:color w:val="0B5CAD"/>
+                <w:sz w:val="18"/>
+              </w:rPr>
+              <w:t xml:space="preserve">[P060072 / CJ092501]</w:t>
+            </w:r>
+          </w:p>
+        </w:tc>
+        <w:tc>
+          <w:tcPr>
+            <w:vAlign w:val="center"/>
+            <w:tcW w:type="dxa" w:w="802"/>
+          </w:tcPr>
+          <w:p>
+            <w:pPr>
+              <w:spacing w:before="20" w:after="20"/>
+              <w:jc w:val="center"/>
+            </w:pPr>
+            <w:r/>
+            <w:r>
+              <w:rPr>
+                <w:rFonts w:ascii="Calibri" w:hAnsi="Calibri"/>
+                <w:b w:val="0"/>
+                <w:i w:val="0"/>
+                <w:color w:val="0B5CAD"/>
+                <w:sz w:val="18"/>
+              </w:rPr>
+              <w:t xml:space="preserve">[71]</w:t>
+            </w:r>
+          </w:p>
+        </w:tc>
+        <w:tc>
+          <w:tcPr>
+            <w:vAlign w:val="center"/>
+            <w:tcW w:type="dxa" w:w="936"/>
+          </w:tcPr>
+          <w:p>
+            <w:pPr>
+              <w:spacing w:before="20" w:after="20"/>
+              <w:jc w:val="center"/>
+            </w:pPr>
+            <w:r/>
+            <w:r>
+              <w:rPr>
+                <w:rFonts w:ascii="Calibri" w:hAnsi="Calibri"/>
+                <w:b w:val="0"/>
+                <w:i w:val="0"/>
+                <w:color w:val="0B5CAD"/>
+                <w:sz w:val="18"/>
+              </w:rPr>
+              <w:t xml:space="preserve">[8]</w:t>
+            </w:r>
+          </w:p>
+        </w:tc>
+        <w:tc>
+          <w:tcPr>
+            <w:vAlign w:val="center"/>
+            <w:tcW w:type="dxa" w:w="1281"/>
+          </w:tcPr>
+          <w:p>
+            <w:pPr>
+              <w:spacing w:before="20" w:after="20"/>
+              <w:jc w:val="center"/>
+            </w:pPr>
+            <w:r/>
+            <w:r>
+              <w:rPr>
+                <w:rFonts w:ascii="Calibri" w:hAnsi="Calibri"/>
+                <w:b w:val="0"/>
+                <w:i w:val="0"/>
+                <w:color w:val="0B5CAD"/>
+                <w:sz w:val="18"/>
+              </w:rPr>
+              <w:t xml:space="preserve">[28 380]</w:t>
             </w:r>
           </w:p>
         </w:tc>
@@ -3620,7 +3528,7 @@
           <w:tcPr>
             <w:shd w:val="clear" w:color="auto" w:fill="F2F2F2"/>
             <w:vAlign w:val="center"/>
-            <w:tcW w:type="dxa" w:w="1540"/>
+            <w:tcW w:type="dxa" w:w="1472"/>
           </w:tcPr>
           <w:p>
             <w:pPr>
@@ -3644,7 +3552,7 @@
           <w:tcPr>
             <w:shd w:val="clear" w:color="auto" w:fill="F7FAFC"/>
             <w:vAlign w:val="center"/>
-            <w:tcW w:type="dxa" w:w="3672"/>
+            <w:tcW w:type="dxa" w:w="3459"/>
           </w:tcPr>
           <w:p>
             <w:pPr>
@@ -3688,23 +3596,23 @@
           <w:tcPr>
             <w:shd w:val="clear" w:color="auto" w:fill="F7FAFC"/>
             <w:vAlign w:val="center"/>
-            <w:tcW w:type="dxa" w:w="2456"/>
-          </w:tcPr>
-          <w:p>
-            <w:pPr>
-              <w:spacing w:before="20" w:after="20"/>
-              <w:jc w:val="center"/>
-            </w:pPr>
-            <w:r/>
-            <w:r>
-              <w:rPr>
-                <w:rFonts w:ascii="Calibri" w:hAnsi="Calibri"/>
-                <w:b w:val="0"/>
-                <w:i w:val="0"/>
-                <w:color w:val="000000"/>
-                <w:sz w:val="18"/>
-              </w:rPr>
-              <w:t>P060322 / FB012601/1</w:t>
+            <w:tcW w:type="dxa" w:w="2513"/>
+          </w:tcPr>
+          <w:p>
+            <w:pPr>
+              <w:spacing w:before="20" w:after="20"/>
+              <w:jc w:val="center"/>
+            </w:pPr>
+            <w:r/>
+            <w:r>
+              <w:rPr>
+                <w:rFonts w:ascii="Calibri" w:hAnsi="Calibri"/>
+                <w:b w:val="0"/>
+                <w:i w:val="0"/>
+                <w:color w:val="0B5CAD"/>
+                <w:sz w:val="18"/>
+              </w:rPr>
+              <w:t xml:space="preserve">[P060322 / FB012601/1]</w:t>
             </w:r>
           </w:p>
         </w:tc>
@@ -3712,23 +3620,23 @@
           <w:tcPr>
             <w:shd w:val="clear" w:color="auto" w:fill="F7FAFC"/>
             <w:vAlign w:val="center"/>
-            <w:tcW w:type="dxa" w:w="656"/>
-          </w:tcPr>
-          <w:p>
-            <w:pPr>
-              <w:spacing w:before="20" w:after="20"/>
-              <w:jc w:val="center"/>
-            </w:pPr>
-            <w:r/>
-            <w:r>
-              <w:rPr>
-                <w:rFonts w:ascii="Calibri" w:hAnsi="Calibri"/>
-                <w:b w:val="0"/>
-                <w:i w:val="0"/>
-                <w:color w:val="000000"/>
-                <w:sz w:val="18"/>
-              </w:rPr>
-              <w:t>9</w:t>
+            <w:tcW w:type="dxa" w:w="802"/>
+          </w:tcPr>
+          <w:p>
+            <w:pPr>
+              <w:spacing w:before="20" w:after="20"/>
+              <w:jc w:val="center"/>
+            </w:pPr>
+            <w:r/>
+            <w:r>
+              <w:rPr>
+                <w:rFonts w:ascii="Calibri" w:hAnsi="Calibri"/>
+                <w:b w:val="0"/>
+                <w:i w:val="0"/>
+                <w:color w:val="0B5CAD"/>
+                <w:sz w:val="18"/>
+              </w:rPr>
+              <w:t xml:space="preserve">[22]</w:t>
             </w:r>
           </w:p>
         </w:tc>
@@ -3736,23 +3644,23 @@
           <w:tcPr>
             <w:shd w:val="clear" w:color="auto" w:fill="F7FAFC"/>
             <w:vAlign w:val="center"/>
-            <w:tcW w:type="dxa" w:w="963"/>
-          </w:tcPr>
-          <w:p>
-            <w:pPr>
-              <w:spacing w:before="20" w:after="20"/>
-              <w:jc w:val="center"/>
-            </w:pPr>
-            <w:r/>
-            <w:r>
-              <w:rPr>
-                <w:rFonts w:ascii="Calibri" w:hAnsi="Calibri"/>
-                <w:b w:val="0"/>
-                <w:i w:val="0"/>
-                <w:color w:val="000000"/>
-                <w:sz w:val="18"/>
-              </w:rPr>
-              <w:t>1</w:t>
+            <w:tcW w:type="dxa" w:w="936"/>
+          </w:tcPr>
+          <w:p>
+            <w:pPr>
+              <w:spacing w:before="20" w:after="20"/>
+              <w:jc w:val="center"/>
+            </w:pPr>
+            <w:r/>
+            <w:r>
+              <w:rPr>
+                <w:rFonts w:ascii="Calibri" w:hAnsi="Calibri"/>
+                <w:b w:val="0"/>
+                <w:i w:val="0"/>
+                <w:color w:val="0B5CAD"/>
+                <w:sz w:val="18"/>
+              </w:rPr>
+              <w:t xml:space="preserve">[3]</w:t>
             </w:r>
           </w:p>
         </w:tc>
@@ -3760,23 +3668,23 @@
           <w:tcPr>
             <w:shd w:val="clear" w:color="auto" w:fill="F7FAFC"/>
             <w:vAlign w:val="center"/>
-            <w:tcW w:type="dxa" w:w="1177"/>
-          </w:tcPr>
-          <w:p>
-            <w:pPr>
-              <w:spacing w:before="20" w:after="20"/>
-              <w:jc w:val="center"/>
-            </w:pPr>
-            <w:r/>
-            <w:r>
-              <w:rPr>
-                <w:rFonts w:ascii="Calibri" w:hAnsi="Calibri"/>
-                <w:b w:val="0"/>
-                <w:i w:val="0"/>
-                <w:color w:val="000000"/>
-                <w:sz w:val="18"/>
-              </w:rPr>
-              <w:t>8 850</w:t>
+            <w:tcW w:type="dxa" w:w="1281"/>
+          </w:tcPr>
+          <w:p>
+            <w:pPr>
+              <w:spacing w:before="20" w:after="20"/>
+              <w:jc w:val="center"/>
+            </w:pPr>
+            <w:r/>
+            <w:r>
+              <w:rPr>
+                <w:rFonts w:ascii="Calibri" w:hAnsi="Calibri"/>
+                <w:b w:val="0"/>
+                <w:i w:val="0"/>
+                <w:color w:val="0B5CAD"/>
+                <w:sz w:val="18"/>
+              </w:rPr>
+              <w:t xml:space="preserve">[8 850]</w:t>
             </w:r>
           </w:p>
         </w:tc>
@@ -3789,7 +3697,7 @@
           <w:tcPr>
             <w:shd w:val="clear" w:color="auto" w:fill="F2F2F2"/>
             <w:vAlign w:val="center"/>
-            <w:tcW w:type="dxa" w:w="1540"/>
+            <w:tcW w:type="dxa" w:w="1472"/>
           </w:tcPr>
           <w:p>
             <w:pPr>
@@ -3812,7 +3720,7 @@
         <w:tc>
           <w:tcPr>
             <w:vAlign w:val="center"/>
-            <w:tcW w:type="dxa" w:w="3672"/>
+            <w:tcW w:type="dxa" w:w="3459"/>
           </w:tcPr>
           <w:p>
             <w:pPr>
@@ -3855,92 +3763,92 @@
         <w:tc>
           <w:tcPr>
             <w:vAlign w:val="center"/>
-            <w:tcW w:type="dxa" w:w="2456"/>
-          </w:tcPr>
-          <w:p>
-            <w:pPr>
-              <w:spacing w:before="20" w:after="20"/>
-              <w:jc w:val="center"/>
-            </w:pPr>
-            <w:r/>
-            <w:r>
-              <w:rPr>
-                <w:rFonts w:ascii="Calibri" w:hAnsi="Calibri"/>
-                <w:b w:val="0"/>
-                <w:i w:val="0"/>
-                <w:color w:val="000000"/>
-                <w:sz w:val="18"/>
-              </w:rPr>
-              <w:t>GG1024</w:t>
-            </w:r>
-          </w:p>
-        </w:tc>
-        <w:tc>
-          <w:tcPr>
-            <w:vAlign w:val="center"/>
-            <w:tcW w:type="dxa" w:w="656"/>
-          </w:tcPr>
-          <w:p>
-            <w:pPr>
-              <w:spacing w:before="20" w:after="20"/>
-              <w:jc w:val="center"/>
-            </w:pPr>
-            <w:r/>
-            <w:r>
-              <w:rPr>
-                <w:rFonts w:ascii="Calibri" w:hAnsi="Calibri"/>
-                <w:b w:val="0"/>
-                <w:i w:val="0"/>
-                <w:color w:val="000000"/>
-                <w:sz w:val="18"/>
-              </w:rPr>
-              <w:t>45</w:t>
-            </w:r>
-          </w:p>
-        </w:tc>
-        <w:tc>
-          <w:tcPr>
-            <w:vAlign w:val="center"/>
-            <w:tcW w:type="dxa" w:w="963"/>
-          </w:tcPr>
-          <w:p>
-            <w:pPr>
-              <w:spacing w:before="20" w:after="20"/>
-              <w:jc w:val="center"/>
-            </w:pPr>
-            <w:r/>
-            <w:r>
-              <w:rPr>
-                <w:rFonts w:ascii="Calibri" w:hAnsi="Calibri"/>
-                <w:b w:val="0"/>
-                <w:i w:val="0"/>
-                <w:color w:val="000000"/>
-                <w:sz w:val="18"/>
-              </w:rPr>
-              <w:t>5</w:t>
-            </w:r>
-          </w:p>
-        </w:tc>
-        <w:tc>
-          <w:tcPr>
-            <w:vAlign w:val="center"/>
-            <w:tcW w:type="dxa" w:w="1177"/>
-          </w:tcPr>
-          <w:p>
-            <w:pPr>
-              <w:spacing w:before="20" w:after="20"/>
-              <w:jc w:val="center"/>
-            </w:pPr>
-            <w:r/>
-            <w:r>
-              <w:rPr>
-                <w:rFonts w:ascii="Calibri" w:hAnsi="Calibri"/>
-                <w:b w:val="0"/>
-                <w:i w:val="0"/>
-                <w:color w:val="000000"/>
-                <w:sz w:val="18"/>
-              </w:rPr>
-              <w:t>44 840</w:t>
+            <w:tcW w:type="dxa" w:w="2513"/>
+          </w:tcPr>
+          <w:p>
+            <w:pPr>
+              <w:spacing w:before="20" w:after="20"/>
+              <w:jc w:val="center"/>
+            </w:pPr>
+            <w:r/>
+            <w:r>
+              <w:rPr>
+                <w:rFonts w:ascii="Calibri" w:hAnsi="Calibri"/>
+                <w:b w:val="0"/>
+                <w:i w:val="0"/>
+                <w:color w:val="0B5CAD"/>
+                <w:sz w:val="18"/>
+              </w:rPr>
+              <w:t xml:space="preserve">[GG1024]</w:t>
+            </w:r>
+          </w:p>
+        </w:tc>
+        <w:tc>
+          <w:tcPr>
+            <w:vAlign w:val="center"/>
+            <w:tcW w:type="dxa" w:w="802"/>
+          </w:tcPr>
+          <w:p>
+            <w:pPr>
+              <w:spacing w:before="20" w:after="20"/>
+              <w:jc w:val="center"/>
+            </w:pPr>
+            <w:r/>
+            <w:r>
+              <w:rPr>
+                <w:rFonts w:ascii="Calibri" w:hAnsi="Calibri"/>
+                <w:b w:val="0"/>
+                <w:i w:val="0"/>
+                <w:color w:val="0B5CAD"/>
+                <w:sz w:val="18"/>
+              </w:rPr>
+              <w:t xml:space="preserve">[112]</w:t>
+            </w:r>
+          </w:p>
+        </w:tc>
+        <w:tc>
+          <w:tcPr>
+            <w:vAlign w:val="center"/>
+            <w:tcW w:type="dxa" w:w="936"/>
+          </w:tcPr>
+          <w:p>
+            <w:pPr>
+              <w:spacing w:before="20" w:after="20"/>
+              <w:jc w:val="center"/>
+            </w:pPr>
+            <w:r/>
+            <w:r>
+              <w:rPr>
+                <w:rFonts w:ascii="Calibri" w:hAnsi="Calibri"/>
+                <w:b w:val="0"/>
+                <w:i w:val="0"/>
+                <w:color w:val="0B5CAD"/>
+                <w:sz w:val="18"/>
+              </w:rPr>
+              <w:t xml:space="preserve">[12]</w:t>
+            </w:r>
+          </w:p>
+        </w:tc>
+        <w:tc>
+          <w:tcPr>
+            <w:vAlign w:val="center"/>
+            <w:tcW w:type="dxa" w:w="1281"/>
+          </w:tcPr>
+          <w:p>
+            <w:pPr>
+              <w:spacing w:before="20" w:after="20"/>
+              <w:jc w:val="center"/>
+            </w:pPr>
+            <w:r/>
+            <w:r>
+              <w:rPr>
+                <w:rFonts w:ascii="Calibri" w:hAnsi="Calibri"/>
+                <w:b w:val="0"/>
+                <w:i w:val="0"/>
+                <w:color w:val="0B5CAD"/>
+                <w:sz w:val="18"/>
+              </w:rPr>
+              <w:t xml:space="preserve">[44 840]</w:t>
             </w:r>
           </w:p>
         </w:tc>
@@ -3953,7 +3861,7 @@
           <w:tcPr>
             <w:shd w:val="clear" w:color="auto" w:fill="F2F2F2"/>
             <w:vAlign w:val="center"/>
-            <w:tcW w:type="dxa" w:w="1540"/>
+            <w:tcW w:type="dxa" w:w="1472"/>
           </w:tcPr>
           <w:p>
             <w:pPr>
@@ -3977,7 +3885,7 @@
           <w:tcPr>
             <w:shd w:val="clear" w:color="auto" w:fill="F7FAFC"/>
             <w:vAlign w:val="center"/>
-            <w:tcW w:type="dxa" w:w="3672"/>
+            <w:tcW w:type="dxa" w:w="3459"/>
           </w:tcPr>
           <w:p>
             <w:pPr>
@@ -4021,23 +3929,23 @@
           <w:tcPr>
             <w:shd w:val="clear" w:color="auto" w:fill="F7FAFC"/>
             <w:vAlign w:val="center"/>
-            <w:tcW w:type="dxa" w:w="2456"/>
-          </w:tcPr>
-          <w:p>
-            <w:pPr>
-              <w:spacing w:before="20" w:after="20"/>
-              <w:jc w:val="center"/>
-            </w:pPr>
-            <w:r/>
-            <w:r>
-              <w:rPr>
-                <w:rFonts w:ascii="Calibri" w:hAnsi="Calibri"/>
-                <w:b w:val="0"/>
-                <w:i w:val="0"/>
-                <w:color w:val="000000"/>
-                <w:sz w:val="18"/>
-              </w:rPr>
-              <w:t>P050302 / GP072501/2</w:t>
+            <w:tcW w:type="dxa" w:w="2513"/>
+          </w:tcPr>
+          <w:p>
+            <w:pPr>
+              <w:spacing w:before="20" w:after="20"/>
+              <w:jc w:val="center"/>
+            </w:pPr>
+            <w:r/>
+            <w:r>
+              <w:rPr>
+                <w:rFonts w:ascii="Calibri" w:hAnsi="Calibri"/>
+                <w:b w:val="0"/>
+                <w:i w:val="0"/>
+                <w:color w:val="0B5CAD"/>
+                <w:sz w:val="18"/>
+              </w:rPr>
+              <w:t xml:space="preserve">[P050302 / GP072501/2]</w:t>
             </w:r>
           </w:p>
         </w:tc>
@@ -4045,23 +3953,23 @@
           <w:tcPr>
             <w:shd w:val="clear" w:color="auto" w:fill="F7FAFC"/>
             <w:vAlign w:val="center"/>
-            <w:tcW w:type="dxa" w:w="656"/>
-          </w:tcPr>
-          <w:p>
-            <w:pPr>
-              <w:spacing w:before="20" w:after="20"/>
-              <w:jc w:val="center"/>
-            </w:pPr>
-            <w:r/>
-            <w:r>
-              <w:rPr>
-                <w:rFonts w:ascii="Calibri" w:hAnsi="Calibri"/>
-                <w:b w:val="0"/>
-                <w:i w:val="0"/>
-                <w:color w:val="000000"/>
-                <w:sz w:val="18"/>
-              </w:rPr>
-              <w:t>14</w:t>
+            <w:tcW w:type="dxa" w:w="802"/>
+          </w:tcPr>
+          <w:p>
+            <w:pPr>
+              <w:spacing w:before="20" w:after="20"/>
+              <w:jc w:val="center"/>
+            </w:pPr>
+            <w:r/>
+            <w:r>
+              <w:rPr>
+                <w:rFonts w:ascii="Calibri" w:hAnsi="Calibri"/>
+                <w:b w:val="0"/>
+                <w:i w:val="0"/>
+                <w:color w:val="0B5CAD"/>
+                <w:sz w:val="18"/>
+              </w:rPr>
+              <w:t xml:space="preserve">[34]</w:t>
             </w:r>
           </w:p>
         </w:tc>
@@ -4069,23 +3977,23 @@
           <w:tcPr>
             <w:shd w:val="clear" w:color="auto" w:fill="F7FAFC"/>
             <w:vAlign w:val="center"/>
-            <w:tcW w:type="dxa" w:w="963"/>
-          </w:tcPr>
-          <w:p>
-            <w:pPr>
-              <w:spacing w:before="20" w:after="20"/>
-              <w:jc w:val="center"/>
-            </w:pPr>
-            <w:r/>
-            <w:r>
-              <w:rPr>
-                <w:rFonts w:ascii="Calibri" w:hAnsi="Calibri"/>
-                <w:b w:val="0"/>
-                <w:i w:val="0"/>
-                <w:color w:val="000000"/>
-                <w:sz w:val="18"/>
-              </w:rPr>
-              <w:t>2</w:t>
+            <w:tcW w:type="dxa" w:w="936"/>
+          </w:tcPr>
+          <w:p>
+            <w:pPr>
+              <w:spacing w:before="20" w:after="20"/>
+              <w:jc w:val="center"/>
+            </w:pPr>
+            <w:r/>
+            <w:r>
+              <w:rPr>
+                <w:rFonts w:ascii="Calibri" w:hAnsi="Calibri"/>
+                <w:b w:val="0"/>
+                <w:i w:val="0"/>
+                <w:color w:val="0B5CAD"/>
+                <w:sz w:val="18"/>
+              </w:rPr>
+              <w:t xml:space="preserve">[4]</w:t>
             </w:r>
           </w:p>
         </w:tc>
@@ -4093,23 +4001,23 @@
           <w:tcPr>
             <w:shd w:val="clear" w:color="auto" w:fill="F7FAFC"/>
             <w:vAlign w:val="center"/>
-            <w:tcW w:type="dxa" w:w="1177"/>
-          </w:tcPr>
-          <w:p>
-            <w:pPr>
-              <w:spacing w:before="20" w:after="20"/>
-              <w:jc w:val="center"/>
-            </w:pPr>
-            <w:r/>
-            <w:r>
-              <w:rPr>
-                <w:rFonts w:ascii="Calibri" w:hAnsi="Calibri"/>
-                <w:b w:val="0"/>
-                <w:i w:val="0"/>
-                <w:color w:val="000000"/>
-                <w:sz w:val="18"/>
-              </w:rPr>
-              <w:t>13 630</w:t>
+            <w:tcW w:type="dxa" w:w="1281"/>
+          </w:tcPr>
+          <w:p>
+            <w:pPr>
+              <w:spacing w:before="20" w:after="20"/>
+              <w:jc w:val="center"/>
+            </w:pPr>
+            <w:r/>
+            <w:r>
+              <w:rPr>
+                <w:rFonts w:ascii="Calibri" w:hAnsi="Calibri"/>
+                <w:b w:val="0"/>
+                <w:i w:val="0"/>
+                <w:color w:val="0B5CAD"/>
+                <w:sz w:val="18"/>
+              </w:rPr>
+              <w:t xml:space="preserve">[13 630]</w:t>
             </w:r>
           </w:p>
         </w:tc>
@@ -4122,7 +4030,7 @@
           <w:tcPr>
             <w:shd w:val="clear" w:color="auto" w:fill="F2F2F2"/>
             <w:vAlign w:val="center"/>
-            <w:tcW w:type="dxa" w:w="1540"/>
+            <w:tcW w:type="dxa" w:w="1472"/>
           </w:tcPr>
           <w:p>
             <w:pPr>
@@ -4145,7 +4053,7 @@
         <w:tc>
           <w:tcPr>
             <w:vAlign w:val="center"/>
-            <w:tcW w:type="dxa" w:w="3672"/>
+            <w:tcW w:type="dxa" w:w="3459"/>
           </w:tcPr>
           <w:p>
             <w:pPr>
@@ -4188,92 +4096,92 @@
         <w:tc>
           <w:tcPr>
             <w:vAlign w:val="center"/>
-            <w:tcW w:type="dxa" w:w="2456"/>
-          </w:tcPr>
-          <w:p>
-            <w:pPr>
-              <w:spacing w:before="20" w:after="20"/>
-              <w:jc w:val="center"/>
-            </w:pPr>
-            <w:r/>
-            <w:r>
-              <w:rPr>
-                <w:rFonts w:ascii="Calibri" w:hAnsi="Calibri"/>
-                <w:b w:val="0"/>
-                <w:i w:val="0"/>
-                <w:color w:val="000000"/>
-                <w:sz w:val="18"/>
-              </w:rPr>
-              <w:t>P050072 / GP0824_03</w:t>
-            </w:r>
-          </w:p>
-        </w:tc>
-        <w:tc>
-          <w:tcPr>
-            <w:vAlign w:val="center"/>
-            <w:tcW w:type="dxa" w:w="656"/>
-          </w:tcPr>
-          <w:p>
-            <w:pPr>
-              <w:spacing w:before="20" w:after="20"/>
-              <w:jc w:val="center"/>
-            </w:pPr>
-            <w:r/>
-            <w:r>
-              <w:rPr>
-                <w:rFonts w:ascii="Calibri" w:hAnsi="Calibri"/>
-                <w:b w:val="0"/>
-                <w:i w:val="0"/>
-                <w:color w:val="000000"/>
-                <w:sz w:val="18"/>
-              </w:rPr>
-              <w:t>238</w:t>
-            </w:r>
-          </w:p>
-        </w:tc>
-        <w:tc>
-          <w:tcPr>
-            <w:vAlign w:val="center"/>
-            <w:tcW w:type="dxa" w:w="963"/>
-          </w:tcPr>
-          <w:p>
-            <w:pPr>
-              <w:spacing w:before="20" w:after="20"/>
-              <w:jc w:val="center"/>
-            </w:pPr>
-            <w:r/>
-            <w:r>
-              <w:rPr>
-                <w:rFonts w:ascii="Calibri" w:hAnsi="Calibri"/>
-                <w:b w:val="0"/>
-                <w:i w:val="0"/>
-                <w:color w:val="000000"/>
-                <w:sz w:val="18"/>
-              </w:rPr>
-              <w:t>24</w:t>
-            </w:r>
-          </w:p>
-        </w:tc>
-        <w:tc>
-          <w:tcPr>
-            <w:vAlign w:val="center"/>
-            <w:tcW w:type="dxa" w:w="1177"/>
-          </w:tcPr>
-          <w:p>
-            <w:pPr>
-              <w:spacing w:before="20" w:after="20"/>
-              <w:jc w:val="center"/>
-            </w:pPr>
-            <w:r/>
-            <w:r>
-              <w:rPr>
-                <w:rFonts w:ascii="Calibri" w:hAnsi="Calibri"/>
-                <w:b w:val="0"/>
-                <w:i w:val="0"/>
-                <w:color w:val="000000"/>
-                <w:sz w:val="18"/>
-              </w:rPr>
-              <w:t>237 670</w:t>
+            <w:tcW w:type="dxa" w:w="2513"/>
+          </w:tcPr>
+          <w:p>
+            <w:pPr>
+              <w:spacing w:before="20" w:after="20"/>
+              <w:jc w:val="center"/>
+            </w:pPr>
+            <w:r/>
+            <w:r>
+              <w:rPr>
+                <w:rFonts w:ascii="Calibri" w:hAnsi="Calibri"/>
+                <w:b w:val="0"/>
+                <w:i w:val="0"/>
+                <w:color w:val="0B5CAD"/>
+                <w:sz w:val="18"/>
+              </w:rPr>
+              <w:t xml:space="preserve">[P050072 / GP0824_03]</w:t>
+            </w:r>
+          </w:p>
+        </w:tc>
+        <w:tc>
+          <w:tcPr>
+            <w:vAlign w:val="center"/>
+            <w:tcW w:type="dxa" w:w="802"/>
+          </w:tcPr>
+          <w:p>
+            <w:pPr>
+              <w:spacing w:before="20" w:after="20"/>
+              <w:jc w:val="center"/>
+            </w:pPr>
+            <w:r/>
+            <w:r>
+              <w:rPr>
+                <w:rFonts w:ascii="Calibri" w:hAnsi="Calibri"/>
+                <w:b w:val="0"/>
+                <w:i w:val="0"/>
+                <w:color w:val="0B5CAD"/>
+                <w:sz w:val="18"/>
+              </w:rPr>
+              <w:t xml:space="preserve">[593]</w:t>
+            </w:r>
+          </w:p>
+        </w:tc>
+        <w:tc>
+          <w:tcPr>
+            <w:vAlign w:val="center"/>
+            <w:tcW w:type="dxa" w:w="936"/>
+          </w:tcPr>
+          <w:p>
+            <w:pPr>
+              <w:spacing w:before="20" w:after="20"/>
+              <w:jc w:val="center"/>
+            </w:pPr>
+            <w:r/>
+            <w:r>
+              <w:rPr>
+                <w:rFonts w:ascii="Calibri" w:hAnsi="Calibri"/>
+                <w:b w:val="0"/>
+                <w:i w:val="0"/>
+                <w:color w:val="0B5CAD"/>
+                <w:sz w:val="18"/>
+              </w:rPr>
+              <w:t xml:space="preserve">[60]</w:t>
+            </w:r>
+          </w:p>
+        </w:tc>
+        <w:tc>
+          <w:tcPr>
+            <w:vAlign w:val="center"/>
+            <w:tcW w:type="dxa" w:w="1281"/>
+          </w:tcPr>
+          <w:p>
+            <w:pPr>
+              <w:spacing w:before="20" w:after="20"/>
+              <w:jc w:val="center"/>
+            </w:pPr>
+            <w:r/>
+            <w:r>
+              <w:rPr>
+                <w:rFonts w:ascii="Calibri" w:hAnsi="Calibri"/>
+                <w:b w:val="0"/>
+                <w:i w:val="0"/>
+                <w:color w:val="0B5CAD"/>
+                <w:sz w:val="18"/>
+              </w:rPr>
+              <w:t xml:space="preserve">[237 670]</w:t>
             </w:r>
           </w:p>
         </w:tc>
@@ -4286,7 +4194,7 @@
           <w:tcPr>
             <w:shd w:val="clear" w:color="auto" w:fill="F2F2F2"/>
             <w:vAlign w:val="center"/>
-            <w:tcW w:type="dxa" w:w="1540"/>
+            <w:tcW w:type="dxa" w:w="1472"/>
           </w:tcPr>
           <w:p>
             <w:pPr>
@@ -4310,7 +4218,7 @@
           <w:tcPr>
             <w:shd w:val="clear" w:color="auto" w:fill="F7FAFC"/>
             <w:vAlign w:val="center"/>
-            <w:tcW w:type="dxa" w:w="3672"/>
+            <w:tcW w:type="dxa" w:w="3459"/>
           </w:tcPr>
           <w:p>
             <w:pPr>
@@ -4354,23 +4262,23 @@
           <w:tcPr>
             <w:shd w:val="clear" w:color="auto" w:fill="F7FAFC"/>
             <w:vAlign w:val="center"/>
-            <w:tcW w:type="dxa" w:w="2456"/>
-          </w:tcPr>
-          <w:p>
-            <w:pPr>
-              <w:spacing w:before="20" w:after="20"/>
-              <w:jc w:val="center"/>
-            </w:pPr>
-            <w:r/>
-            <w:r>
-              <w:rPr>
-                <w:rFonts w:ascii="Calibri" w:hAnsi="Calibri"/>
-                <w:b w:val="0"/>
-                <w:i w:val="0"/>
-                <w:color w:val="000000"/>
-                <w:sz w:val="18"/>
-              </w:rPr>
-              <w:t>P050312 / GP082501/1</w:t>
+            <w:tcW w:type="dxa" w:w="2513"/>
+          </w:tcPr>
+          <w:p>
+            <w:pPr>
+              <w:spacing w:before="20" w:after="20"/>
+              <w:jc w:val="center"/>
+            </w:pPr>
+            <w:r/>
+            <w:r>
+              <w:rPr>
+                <w:rFonts w:ascii="Calibri" w:hAnsi="Calibri"/>
+                <w:b w:val="0"/>
+                <w:i w:val="0"/>
+                <w:color w:val="0B5CAD"/>
+                <w:sz w:val="18"/>
+              </w:rPr>
+              <w:t xml:space="preserve">[P050312 / GP082501/1]</w:t>
             </w:r>
           </w:p>
         </w:tc>
@@ -4378,23 +4286,23 @@
           <w:tcPr>
             <w:shd w:val="clear" w:color="auto" w:fill="F7FAFC"/>
             <w:vAlign w:val="center"/>
-            <w:tcW w:type="dxa" w:w="656"/>
-          </w:tcPr>
-          <w:p>
-            <w:pPr>
-              <w:spacing w:before="20" w:after="20"/>
-              <w:jc w:val="center"/>
-            </w:pPr>
-            <w:r/>
-            <w:r>
-              <w:rPr>
-                <w:rFonts w:ascii="Calibri" w:hAnsi="Calibri"/>
-                <w:b w:val="0"/>
-                <w:i w:val="0"/>
-                <w:color w:val="000000"/>
-                <w:sz w:val="18"/>
-              </w:rPr>
-              <w:t>201</w:t>
+            <w:tcW w:type="dxa" w:w="802"/>
+          </w:tcPr>
+          <w:p>
+            <w:pPr>
+              <w:spacing w:before="20" w:after="20"/>
+              <w:jc w:val="center"/>
+            </w:pPr>
+            <w:r/>
+            <w:r>
+              <w:rPr>
+                <w:rFonts w:ascii="Calibri" w:hAnsi="Calibri"/>
+                <w:b w:val="0"/>
+                <w:i w:val="0"/>
+                <w:color w:val="0B5CAD"/>
+                <w:sz w:val="18"/>
+              </w:rPr>
+              <w:t xml:space="preserve">[500]</w:t>
             </w:r>
           </w:p>
         </w:tc>
@@ -4402,23 +4310,23 @@
           <w:tcPr>
             <w:shd w:val="clear" w:color="auto" w:fill="F7FAFC"/>
             <w:vAlign w:val="center"/>
-            <w:tcW w:type="dxa" w:w="963"/>
-          </w:tcPr>
-          <w:p>
-            <w:pPr>
-              <w:spacing w:before="20" w:after="20"/>
-              <w:jc w:val="center"/>
-            </w:pPr>
-            <w:r/>
-            <w:r>
-              <w:rPr>
-                <w:rFonts w:ascii="Calibri" w:hAnsi="Calibri"/>
-                <w:b w:val="0"/>
-                <w:i w:val="0"/>
-                <w:color w:val="000000"/>
-                <w:sz w:val="18"/>
-              </w:rPr>
-              <w:t>21</w:t>
+            <w:tcW w:type="dxa" w:w="936"/>
+          </w:tcPr>
+          <w:p>
+            <w:pPr>
+              <w:spacing w:before="20" w:after="20"/>
+              <w:jc w:val="center"/>
+            </w:pPr>
+            <w:r/>
+            <w:r>
+              <w:rPr>
+                <w:rFonts w:ascii="Calibri" w:hAnsi="Calibri"/>
+                <w:b w:val="0"/>
+                <w:i w:val="0"/>
+                <w:color w:val="0B5CAD"/>
+                <w:sz w:val="18"/>
+              </w:rPr>
+              <w:t xml:space="preserve">[50]</w:t>
             </w:r>
           </w:p>
         </w:tc>
@@ -4426,23 +4334,23 @@
           <w:tcPr>
             <w:shd w:val="clear" w:color="auto" w:fill="F7FAFC"/>
             <w:vAlign w:val="center"/>
-            <w:tcW w:type="dxa" w:w="1177"/>
-          </w:tcPr>
-          <w:p>
-            <w:pPr>
-              <w:spacing w:before="20" w:after="20"/>
-              <w:jc w:val="center"/>
-            </w:pPr>
-            <w:r/>
-            <w:r>
-              <w:rPr>
-                <w:rFonts w:ascii="Calibri" w:hAnsi="Calibri"/>
-                <w:b w:val="0"/>
-                <w:i w:val="0"/>
-                <w:color w:val="000000"/>
-                <w:sz w:val="18"/>
-              </w:rPr>
-              <w:t>200 420</w:t>
+            <w:tcW w:type="dxa" w:w="1281"/>
+          </w:tcPr>
+          <w:p>
+            <w:pPr>
+              <w:spacing w:before="20" w:after="20"/>
+              <w:jc w:val="center"/>
+            </w:pPr>
+            <w:r/>
+            <w:r>
+              <w:rPr>
+                <w:rFonts w:ascii="Calibri" w:hAnsi="Calibri"/>
+                <w:b w:val="0"/>
+                <w:i w:val="0"/>
+                <w:color w:val="0B5CAD"/>
+                <w:sz w:val="18"/>
+              </w:rPr>
+              <w:t xml:space="preserve">[200 420]</w:t>
             </w:r>
           </w:p>
         </w:tc>
@@ -4455,7 +4363,7 @@
           <w:tcPr>
             <w:shd w:val="clear" w:color="auto" w:fill="F2F2F2"/>
             <w:vAlign w:val="center"/>
-            <w:tcW w:type="dxa" w:w="1540"/>
+            <w:tcW w:type="dxa" w:w="1472"/>
           </w:tcPr>
           <w:p>
             <w:pPr>
@@ -4478,7 +4386,7 @@
         <w:tc>
           <w:tcPr>
             <w:vAlign w:val="center"/>
-            <w:tcW w:type="dxa" w:w="3672"/>
+            <w:tcW w:type="dxa" w:w="3459"/>
           </w:tcPr>
           <w:p>
             <w:pPr>
@@ -4521,92 +4429,92 @@
         <w:tc>
           <w:tcPr>
             <w:vAlign w:val="center"/>
-            <w:tcW w:type="dxa" w:w="2456"/>
-          </w:tcPr>
-          <w:p>
-            <w:pPr>
-              <w:spacing w:before="20" w:after="20"/>
-              <w:jc w:val="center"/>
-            </w:pPr>
-            <w:r/>
-            <w:r>
-              <w:rPr>
-                <w:rFonts w:ascii="Calibri" w:hAnsi="Calibri"/>
-                <w:b w:val="0"/>
-                <w:i w:val="0"/>
-                <w:color w:val="000000"/>
-                <w:sz w:val="18"/>
-              </w:rPr>
-              <w:t>P060092 / GP092501</w:t>
-            </w:r>
-          </w:p>
-        </w:tc>
-        <w:tc>
-          <w:tcPr>
-            <w:vAlign w:val="center"/>
-            <w:tcW w:type="dxa" w:w="656"/>
-          </w:tcPr>
-          <w:p>
-            <w:pPr>
-              <w:spacing w:before="20" w:after="20"/>
-              <w:jc w:val="center"/>
-            </w:pPr>
-            <w:r/>
-            <w:r>
-              <w:rPr>
-                <w:rFonts w:ascii="Calibri" w:hAnsi="Calibri"/>
-                <w:b w:val="0"/>
-                <w:i w:val="0"/>
-                <w:color w:val="000000"/>
-                <w:sz w:val="18"/>
-              </w:rPr>
-              <w:t>172</w:t>
-            </w:r>
-          </w:p>
-        </w:tc>
-        <w:tc>
-          <w:tcPr>
-            <w:vAlign w:val="center"/>
-            <w:tcW w:type="dxa" w:w="963"/>
-          </w:tcPr>
-          <w:p>
-            <w:pPr>
-              <w:spacing w:before="20" w:after="20"/>
-              <w:jc w:val="center"/>
-            </w:pPr>
-            <w:r/>
-            <w:r>
-              <w:rPr>
-                <w:rFonts w:ascii="Calibri" w:hAnsi="Calibri"/>
-                <w:b w:val="0"/>
-                <w:i w:val="0"/>
-                <w:color w:val="000000"/>
-                <w:sz w:val="18"/>
-              </w:rPr>
-              <w:t>18</w:t>
-            </w:r>
-          </w:p>
-        </w:tc>
-        <w:tc>
-          <w:tcPr>
-            <w:vAlign w:val="center"/>
-            <w:tcW w:type="dxa" w:w="1177"/>
-          </w:tcPr>
-          <w:p>
-            <w:pPr>
-              <w:spacing w:before="20" w:after="20"/>
-              <w:jc w:val="center"/>
-            </w:pPr>
-            <w:r/>
-            <w:r>
-              <w:rPr>
-                <w:rFonts w:ascii="Calibri" w:hAnsi="Calibri"/>
-                <w:b w:val="0"/>
-                <w:i w:val="0"/>
-                <w:color w:val="000000"/>
-                <w:sz w:val="18"/>
-              </w:rPr>
-              <w:t>171 030</w:t>
+            <w:tcW w:type="dxa" w:w="2513"/>
+          </w:tcPr>
+          <w:p>
+            <w:pPr>
+              <w:spacing w:before="20" w:after="20"/>
+              <w:jc w:val="center"/>
+            </w:pPr>
+            <w:r/>
+            <w:r>
+              <w:rPr>
+                <w:rFonts w:ascii="Calibri" w:hAnsi="Calibri"/>
+                <w:b w:val="0"/>
+                <w:i w:val="0"/>
+                <w:color w:val="0B5CAD"/>
+                <w:sz w:val="18"/>
+              </w:rPr>
+              <w:t xml:space="preserve">[P060092 / GP092501]</w:t>
+            </w:r>
+          </w:p>
+        </w:tc>
+        <w:tc>
+          <w:tcPr>
+            <w:vAlign w:val="center"/>
+            <w:tcW w:type="dxa" w:w="802"/>
+          </w:tcPr>
+          <w:p>
+            <w:pPr>
+              <w:spacing w:before="20" w:after="20"/>
+              <w:jc w:val="center"/>
+            </w:pPr>
+            <w:r/>
+            <w:r>
+              <w:rPr>
+                <w:rFonts w:ascii="Calibri" w:hAnsi="Calibri"/>
+                <w:b w:val="0"/>
+                <w:i w:val="0"/>
+                <w:color w:val="0B5CAD"/>
+                <w:sz w:val="18"/>
+              </w:rPr>
+              <w:t xml:space="preserve">[427]</w:t>
+            </w:r>
+          </w:p>
+        </w:tc>
+        <w:tc>
+          <w:tcPr>
+            <w:vAlign w:val="center"/>
+            <w:tcW w:type="dxa" w:w="936"/>
+          </w:tcPr>
+          <w:p>
+            <w:pPr>
+              <w:spacing w:before="20" w:after="20"/>
+              <w:jc w:val="center"/>
+            </w:pPr>
+            <w:r/>
+            <w:r>
+              <w:rPr>
+                <w:rFonts w:ascii="Calibri" w:hAnsi="Calibri"/>
+                <w:b w:val="0"/>
+                <w:i w:val="0"/>
+                <w:color w:val="0B5CAD"/>
+                <w:sz w:val="18"/>
+              </w:rPr>
+              <w:t xml:space="preserve">[43]</w:t>
+            </w:r>
+          </w:p>
+        </w:tc>
+        <w:tc>
+          <w:tcPr>
+            <w:vAlign w:val="center"/>
+            <w:tcW w:type="dxa" w:w="1281"/>
+          </w:tcPr>
+          <w:p>
+            <w:pPr>
+              <w:spacing w:before="20" w:after="20"/>
+              <w:jc w:val="center"/>
+            </w:pPr>
+            <w:r/>
+            <w:r>
+              <w:rPr>
+                <w:rFonts w:ascii="Calibri" w:hAnsi="Calibri"/>
+                <w:b w:val="0"/>
+                <w:i w:val="0"/>
+                <w:color w:val="0B5CAD"/>
+                <w:sz w:val="18"/>
+              </w:rPr>
+              <w:t xml:space="preserve">[171 030]</w:t>
             </w:r>
           </w:p>
         </w:tc>
@@ -4619,7 +4527,7 @@
           <w:tcPr>
             <w:shd w:val="clear" w:color="auto" w:fill="F2F2F2"/>
             <w:vAlign w:val="center"/>
-            <w:tcW w:type="dxa" w:w="1540"/>
+            <w:tcW w:type="dxa" w:w="1472"/>
           </w:tcPr>
           <w:p>
             <w:pPr>
@@ -4643,7 +4551,7 @@
           <w:tcPr>
             <w:shd w:val="clear" w:color="auto" w:fill="F7FAFC"/>
             <w:vAlign w:val="center"/>
-            <w:tcW w:type="dxa" w:w="3672"/>
+            <w:tcW w:type="dxa" w:w="3459"/>
           </w:tcPr>
           <w:p>
             <w:pPr>
@@ -4687,23 +4595,23 @@
           <w:tcPr>
             <w:shd w:val="clear" w:color="auto" w:fill="F7FAFC"/>
             <w:vAlign w:val="center"/>
-            <w:tcW w:type="dxa" w:w="2456"/>
-          </w:tcPr>
-          <w:p>
-            <w:pPr>
-              <w:spacing w:before="20" w:after="20"/>
-              <w:jc w:val="center"/>
-            </w:pPr>
-            <w:r/>
-            <w:r>
-              <w:rPr>
-                <w:rFonts w:ascii="Calibri" w:hAnsi="Calibri"/>
-                <w:b w:val="0"/>
-                <w:i w:val="0"/>
-                <w:color w:val="000000"/>
-                <w:sz w:val="18"/>
-              </w:rPr>
-              <w:t>P060182 / GRC102501/2</w:t>
+            <w:tcW w:type="dxa" w:w="2513"/>
+          </w:tcPr>
+          <w:p>
+            <w:pPr>
+              <w:spacing w:before="20" w:after="20"/>
+              <w:jc w:val="center"/>
+            </w:pPr>
+            <w:r/>
+            <w:r>
+              <w:rPr>
+                <w:rFonts w:ascii="Calibri" w:hAnsi="Calibri"/>
+                <w:b w:val="0"/>
+                <w:i w:val="0"/>
+                <w:color w:val="0B5CAD"/>
+                <w:sz w:val="18"/>
+              </w:rPr>
+              <w:t xml:space="preserve">[P060182 / GRC102501/2]</w:t>
             </w:r>
           </w:p>
         </w:tc>
@@ -4711,23 +4619,23 @@
           <w:tcPr>
             <w:shd w:val="clear" w:color="auto" w:fill="F7FAFC"/>
             <w:vAlign w:val="center"/>
-            <w:tcW w:type="dxa" w:w="656"/>
-          </w:tcPr>
-          <w:p>
-            <w:pPr>
-              <w:spacing w:before="20" w:after="20"/>
-              <w:jc w:val="center"/>
-            </w:pPr>
-            <w:r/>
-            <w:r>
-              <w:rPr>
-                <w:rFonts w:ascii="Calibri" w:hAnsi="Calibri"/>
-                <w:b w:val="0"/>
-                <w:i w:val="0"/>
-                <w:color w:val="000000"/>
-                <w:sz w:val="18"/>
-              </w:rPr>
-              <w:t>21</w:t>
+            <w:tcW w:type="dxa" w:w="802"/>
+          </w:tcPr>
+          <w:p>
+            <w:pPr>
+              <w:spacing w:before="20" w:after="20"/>
+              <w:jc w:val="center"/>
+            </w:pPr>
+            <w:r/>
+            <w:r>
+              <w:rPr>
+                <w:rFonts w:ascii="Calibri" w:hAnsi="Calibri"/>
+                <w:b w:val="0"/>
+                <w:i w:val="0"/>
+                <w:color w:val="0B5CAD"/>
+                <w:sz w:val="18"/>
+              </w:rPr>
+              <w:t xml:space="preserve">[50]</w:t>
             </w:r>
           </w:p>
         </w:tc>
@@ -4735,23 +4643,23 @@
           <w:tcPr>
             <w:shd w:val="clear" w:color="auto" w:fill="F7FAFC"/>
             <w:vAlign w:val="center"/>
-            <w:tcW w:type="dxa" w:w="963"/>
-          </w:tcPr>
-          <w:p>
-            <w:pPr>
-              <w:spacing w:before="20" w:after="20"/>
-              <w:jc w:val="center"/>
-            </w:pPr>
-            <w:r/>
-            <w:r>
-              <w:rPr>
-                <w:rFonts w:ascii="Calibri" w:hAnsi="Calibri"/>
-                <w:b w:val="0"/>
-                <w:i w:val="0"/>
-                <w:color w:val="000000"/>
-                <w:sz w:val="18"/>
-              </w:rPr>
-              <w:t>3</w:t>
+            <w:tcW w:type="dxa" w:w="936"/>
+          </w:tcPr>
+          <w:p>
+            <w:pPr>
+              <w:spacing w:before="20" w:after="20"/>
+              <w:jc w:val="center"/>
+            </w:pPr>
+            <w:r/>
+            <w:r>
+              <w:rPr>
+                <w:rFonts w:ascii="Calibri" w:hAnsi="Calibri"/>
+                <w:b w:val="0"/>
+                <w:i w:val="0"/>
+                <w:color w:val="0B5CAD"/>
+                <w:sz w:val="18"/>
+              </w:rPr>
+              <w:t xml:space="preserve">[5]</w:t>
             </w:r>
           </w:p>
         </w:tc>
@@ -4759,23 +4667,23 @@
           <w:tcPr>
             <w:shd w:val="clear" w:color="auto" w:fill="F7FAFC"/>
             <w:vAlign w:val="center"/>
-            <w:tcW w:type="dxa" w:w="1177"/>
-          </w:tcPr>
-          <w:p>
-            <w:pPr>
-              <w:spacing w:before="20" w:after="20"/>
-              <w:jc w:val="center"/>
-            </w:pPr>
-            <w:r/>
-            <w:r>
-              <w:rPr>
-                <w:rFonts w:ascii="Calibri" w:hAnsi="Calibri"/>
-                <w:b w:val="0"/>
-                <w:i w:val="0"/>
-                <w:color w:val="000000"/>
-                <w:sz w:val="18"/>
-              </w:rPr>
-              <w:t>20 170</w:t>
+            <w:tcW w:type="dxa" w:w="1281"/>
+          </w:tcPr>
+          <w:p>
+            <w:pPr>
+              <w:spacing w:before="20" w:after="20"/>
+              <w:jc w:val="center"/>
+            </w:pPr>
+            <w:r/>
+            <w:r>
+              <w:rPr>
+                <w:rFonts w:ascii="Calibri" w:hAnsi="Calibri"/>
+                <w:b w:val="0"/>
+                <w:i w:val="0"/>
+                <w:color w:val="0B5CAD"/>
+                <w:sz w:val="18"/>
+              </w:rPr>
+              <w:t xml:space="preserve">[20 170]</w:t>
             </w:r>
           </w:p>
         </w:tc>
@@ -4788,7 +4696,7 @@
           <w:tcPr>
             <w:shd w:val="clear" w:color="auto" w:fill="F2F2F2"/>
             <w:vAlign w:val="center"/>
-            <w:tcW w:type="dxa" w:w="1540"/>
+            <w:tcW w:type="dxa" w:w="1472"/>
           </w:tcPr>
           <w:p>
             <w:pPr>
@@ -4811,7 +4719,7 @@
         <w:tc>
           <w:tcPr>
             <w:vAlign w:val="center"/>
-            <w:tcW w:type="dxa" w:w="3672"/>
+            <w:tcW w:type="dxa" w:w="3459"/>
           </w:tcPr>
           <w:p>
             <w:pPr>
@@ -4854,92 +4762,92 @@
         <w:tc>
           <w:tcPr>
             <w:vAlign w:val="center"/>
-            <w:tcW w:type="dxa" w:w="2456"/>
-          </w:tcPr>
-          <w:p>
-            <w:pPr>
-              <w:spacing w:before="20" w:after="20"/>
-              <w:jc w:val="center"/>
-            </w:pPr>
-            <w:r/>
-            <w:r>
-              <w:rPr>
-                <w:rFonts w:ascii="Calibri" w:hAnsi="Calibri"/>
-                <w:b w:val="0"/>
-                <w:i w:val="0"/>
-                <w:color w:val="000000"/>
-                <w:sz w:val="18"/>
-              </w:rPr>
-              <w:t>P050182 / HPA052501</w:t>
-            </w:r>
-          </w:p>
-        </w:tc>
-        <w:tc>
-          <w:tcPr>
-            <w:vAlign w:val="center"/>
-            <w:tcW w:type="dxa" w:w="656"/>
-          </w:tcPr>
-          <w:p>
-            <w:pPr>
-              <w:spacing w:before="20" w:after="20"/>
-              <w:jc w:val="center"/>
-            </w:pPr>
-            <w:r/>
-            <w:r>
-              <w:rPr>
-                <w:rFonts w:ascii="Calibri" w:hAnsi="Calibri"/>
-                <w:b w:val="0"/>
-                <w:i w:val="0"/>
-                <w:color w:val="000000"/>
-                <w:sz w:val="18"/>
-              </w:rPr>
-              <w:t>250</w:t>
-            </w:r>
-          </w:p>
-        </w:tc>
-        <w:tc>
-          <w:tcPr>
-            <w:vAlign w:val="center"/>
-            <w:tcW w:type="dxa" w:w="963"/>
-          </w:tcPr>
-          <w:p>
-            <w:pPr>
-              <w:spacing w:before="20" w:after="20"/>
-              <w:jc w:val="center"/>
-            </w:pPr>
-            <w:r/>
-            <w:r>
-              <w:rPr>
-                <w:rFonts w:ascii="Calibri" w:hAnsi="Calibri"/>
-                <w:b w:val="0"/>
-                <w:i w:val="0"/>
-                <w:color w:val="000000"/>
-                <w:sz w:val="18"/>
-              </w:rPr>
-              <w:t>25</w:t>
-            </w:r>
-          </w:p>
-        </w:tc>
-        <w:tc>
-          <w:tcPr>
-            <w:vAlign w:val="center"/>
-            <w:tcW w:type="dxa" w:w="1177"/>
-          </w:tcPr>
-          <w:p>
-            <w:pPr>
-              <w:spacing w:before="20" w:after="20"/>
-              <w:jc w:val="center"/>
-            </w:pPr>
-            <w:r/>
-            <w:r>
-              <w:rPr>
-                <w:rFonts w:ascii="Calibri" w:hAnsi="Calibri"/>
-                <w:b w:val="0"/>
-                <w:i w:val="0"/>
-                <w:color w:val="000000"/>
-                <w:sz w:val="18"/>
-              </w:rPr>
-              <w:t>249 950</w:t>
+            <w:tcW w:type="dxa" w:w="2513"/>
+          </w:tcPr>
+          <w:p>
+            <w:pPr>
+              <w:spacing w:before="20" w:after="20"/>
+              <w:jc w:val="center"/>
+            </w:pPr>
+            <w:r/>
+            <w:r>
+              <w:rPr>
+                <w:rFonts w:ascii="Calibri" w:hAnsi="Calibri"/>
+                <w:b w:val="0"/>
+                <w:i w:val="0"/>
+                <w:color w:val="0B5CAD"/>
+                <w:sz w:val="18"/>
+              </w:rPr>
+              <w:t xml:space="preserve">[P050182 / HPA052501]</w:t>
+            </w:r>
+          </w:p>
+        </w:tc>
+        <w:tc>
+          <w:tcPr>
+            <w:vAlign w:val="center"/>
+            <w:tcW w:type="dxa" w:w="802"/>
+          </w:tcPr>
+          <w:p>
+            <w:pPr>
+              <w:spacing w:before="20" w:after="20"/>
+              <w:jc w:val="center"/>
+            </w:pPr>
+            <w:r/>
+            <w:r>
+              <w:rPr>
+                <w:rFonts w:ascii="Calibri" w:hAnsi="Calibri"/>
+                <w:b w:val="0"/>
+                <w:i w:val="0"/>
+                <w:color w:val="0B5CAD"/>
+                <w:sz w:val="18"/>
+              </w:rPr>
+              <w:t xml:space="preserve">[623]</w:t>
+            </w:r>
+          </w:p>
+        </w:tc>
+        <w:tc>
+          <w:tcPr>
+            <w:vAlign w:val="center"/>
+            <w:tcW w:type="dxa" w:w="936"/>
+          </w:tcPr>
+          <w:p>
+            <w:pPr>
+              <w:spacing w:before="20" w:after="20"/>
+              <w:jc w:val="center"/>
+            </w:pPr>
+            <w:r/>
+            <w:r>
+              <w:rPr>
+                <w:rFonts w:ascii="Calibri" w:hAnsi="Calibri"/>
+                <w:b w:val="0"/>
+                <w:i w:val="0"/>
+                <w:color w:val="0B5CAD"/>
+                <w:sz w:val="18"/>
+              </w:rPr>
+              <w:t xml:space="preserve">[63]</w:t>
+            </w:r>
+          </w:p>
+        </w:tc>
+        <w:tc>
+          <w:tcPr>
+            <w:vAlign w:val="center"/>
+            <w:tcW w:type="dxa" w:w="1281"/>
+          </w:tcPr>
+          <w:p>
+            <w:pPr>
+              <w:spacing w:before="20" w:after="20"/>
+              <w:jc w:val="center"/>
+            </w:pPr>
+            <w:r/>
+            <w:r>
+              <w:rPr>
+                <w:rFonts w:ascii="Calibri" w:hAnsi="Calibri"/>
+                <w:b w:val="0"/>
+                <w:i w:val="0"/>
+                <w:color w:val="0B5CAD"/>
+                <w:sz w:val="18"/>
+              </w:rPr>
+              <w:t xml:space="preserve">[249 950]</w:t>
             </w:r>
           </w:p>
         </w:tc>
@@ -4952,7 +4860,7 @@
           <w:tcPr>
             <w:shd w:val="clear" w:color="auto" w:fill="F2F2F2"/>
             <w:vAlign w:val="center"/>
-            <w:tcW w:type="dxa" w:w="1540"/>
+            <w:tcW w:type="dxa" w:w="1472"/>
           </w:tcPr>
           <w:p>
             <w:pPr>
@@ -4976,7 +4884,7 @@
           <w:tcPr>
             <w:shd w:val="clear" w:color="auto" w:fill="F7FAFC"/>
             <w:vAlign w:val="center"/>
-            <w:tcW w:type="dxa" w:w="3672"/>
+            <w:tcW w:type="dxa" w:w="3459"/>
           </w:tcPr>
           <w:p>
             <w:pPr>
@@ -5020,23 +4928,23 @@
           <w:tcPr>
             <w:shd w:val="clear" w:color="auto" w:fill="F7FAFC"/>
             <w:vAlign w:val="center"/>
-            <w:tcW w:type="dxa" w:w="2456"/>
-          </w:tcPr>
-          <w:p>
-            <w:pPr>
-              <w:spacing w:before="20" w:after="20"/>
-              <w:jc w:val="center"/>
-            </w:pPr>
-            <w:r/>
-            <w:r>
-              <w:rPr>
-                <w:rFonts w:ascii="Calibri" w:hAnsi="Calibri"/>
-                <w:b w:val="0"/>
-                <w:i w:val="0"/>
-                <w:color w:val="000000"/>
-                <w:sz w:val="18"/>
-              </w:rPr>
-              <w:t>P060422 / JD012603/02V</w:t>
+            <w:tcW w:type="dxa" w:w="2513"/>
+          </w:tcPr>
+          <w:p>
+            <w:pPr>
+              <w:spacing w:before="20" w:after="20"/>
+              <w:jc w:val="center"/>
+            </w:pPr>
+            <w:r/>
+            <w:r>
+              <w:rPr>
+                <w:rFonts w:ascii="Calibri" w:hAnsi="Calibri"/>
+                <w:b w:val="0"/>
+                <w:i w:val="0"/>
+                <w:color w:val="0B5CAD"/>
+                <w:sz w:val="18"/>
+              </w:rPr>
+              <w:t xml:space="preserve">[P060422 / JD012603/02V]</w:t>
             </w:r>
           </w:p>
         </w:tc>
@@ -5044,23 +4952,23 @@
           <w:tcPr>
             <w:shd w:val="clear" w:color="auto" w:fill="F7FAFC"/>
             <w:vAlign w:val="center"/>
-            <w:tcW w:type="dxa" w:w="656"/>
-          </w:tcPr>
-          <w:p>
-            <w:pPr>
-              <w:spacing w:before="20" w:after="20"/>
-              <w:jc w:val="center"/>
-            </w:pPr>
-            <w:r/>
-            <w:r>
-              <w:rPr>
-                <w:rFonts w:ascii="Calibri" w:hAnsi="Calibri"/>
-                <w:b w:val="0"/>
-                <w:i w:val="0"/>
-                <w:color w:val="000000"/>
-                <w:sz w:val="18"/>
-              </w:rPr>
-              <w:t>11</w:t>
+            <w:tcW w:type="dxa" w:w="802"/>
+          </w:tcPr>
+          <w:p>
+            <w:pPr>
+              <w:spacing w:before="20" w:after="20"/>
+              <w:jc w:val="center"/>
+            </w:pPr>
+            <w:r/>
+            <w:r>
+              <w:rPr>
+                <w:rFonts w:ascii="Calibri" w:hAnsi="Calibri"/>
+                <w:b w:val="0"/>
+                <w:i w:val="0"/>
+                <w:color w:val="0B5CAD"/>
+                <w:sz w:val="18"/>
+              </w:rPr>
+              <w:t xml:space="preserve">[27]</w:t>
             </w:r>
           </w:p>
         </w:tc>
@@ -5068,23 +4976,23 @@
           <w:tcPr>
             <w:shd w:val="clear" w:color="auto" w:fill="F7FAFC"/>
             <w:vAlign w:val="center"/>
-            <w:tcW w:type="dxa" w:w="963"/>
-          </w:tcPr>
-          <w:p>
-            <w:pPr>
-              <w:spacing w:before="20" w:after="20"/>
-              <w:jc w:val="center"/>
-            </w:pPr>
-            <w:r/>
-            <w:r>
-              <w:rPr>
-                <w:rFonts w:ascii="Calibri" w:hAnsi="Calibri"/>
-                <w:b w:val="0"/>
-                <w:i w:val="0"/>
-                <w:color w:val="000000"/>
-                <w:sz w:val="18"/>
-              </w:rPr>
-              <w:t>2</w:t>
+            <w:tcW w:type="dxa" w:w="936"/>
+          </w:tcPr>
+          <w:p>
+            <w:pPr>
+              <w:spacing w:before="20" w:after="20"/>
+              <w:jc w:val="center"/>
+            </w:pPr>
+            <w:r/>
+            <w:r>
+              <w:rPr>
+                <w:rFonts w:ascii="Calibri" w:hAnsi="Calibri"/>
+                <w:b w:val="0"/>
+                <w:i w:val="0"/>
+                <w:color w:val="0B5CAD"/>
+                <w:sz w:val="18"/>
+              </w:rPr>
+              <w:t xml:space="preserve">[3]</w:t>
             </w:r>
           </w:p>
         </w:tc>
@@ -5092,23 +5000,23 @@
           <w:tcPr>
             <w:shd w:val="clear" w:color="auto" w:fill="F7FAFC"/>
             <w:vAlign w:val="center"/>
-            <w:tcW w:type="dxa" w:w="1177"/>
-          </w:tcPr>
-          <w:p>
-            <w:pPr>
-              <w:spacing w:before="20" w:after="20"/>
-              <w:jc w:val="center"/>
-            </w:pPr>
-            <w:r/>
-            <w:r>
-              <w:rPr>
-                <w:rFonts w:ascii="Calibri" w:hAnsi="Calibri"/>
-                <w:b w:val="0"/>
-                <w:i w:val="0"/>
-                <w:color w:val="000000"/>
-                <w:sz w:val="18"/>
-              </w:rPr>
-              <w:t>11 000</w:t>
+            <w:tcW w:type="dxa" w:w="1281"/>
+          </w:tcPr>
+          <w:p>
+            <w:pPr>
+              <w:spacing w:before="20" w:after="20"/>
+              <w:jc w:val="center"/>
+            </w:pPr>
+            <w:r/>
+            <w:r>
+              <w:rPr>
+                <w:rFonts w:ascii="Calibri" w:hAnsi="Calibri"/>
+                <w:b w:val="0"/>
+                <w:i w:val="0"/>
+                <w:color w:val="0B5CAD"/>
+                <w:sz w:val="18"/>
+              </w:rPr>
+              <w:t xml:space="preserve">[11 000]</w:t>
             </w:r>
           </w:p>
         </w:tc>
@@ -5121,7 +5029,7 @@
           <w:tcPr>
             <w:shd w:val="clear" w:color="auto" w:fill="F2F2F2"/>
             <w:vAlign w:val="center"/>
-            <w:tcW w:type="dxa" w:w="1540"/>
+            <w:tcW w:type="dxa" w:w="1472"/>
           </w:tcPr>
           <w:p>
             <w:pPr>
@@ -5144,7 +5052,7 @@
         <w:tc>
           <w:tcPr>
             <w:vAlign w:val="center"/>
-            <w:tcW w:type="dxa" w:w="3672"/>
+            <w:tcW w:type="dxa" w:w="3459"/>
           </w:tcPr>
           <w:p>
             <w:pPr>
@@ -5187,92 +5095,92 @@
         <w:tc>
           <w:tcPr>
             <w:vAlign w:val="center"/>
-            <w:tcW w:type="dxa" w:w="2456"/>
-          </w:tcPr>
-          <w:p>
-            <w:pPr>
-              <w:spacing w:before="20" w:after="20"/>
-              <w:jc w:val="center"/>
-            </w:pPr>
-            <w:r/>
-            <w:r>
-              <w:rPr>
-                <w:rFonts w:ascii="Calibri" w:hAnsi="Calibri"/>
-                <w:b w:val="0"/>
-                <w:i w:val="0"/>
-                <w:color w:val="000000"/>
-                <w:sz w:val="18"/>
-              </w:rPr>
-              <w:t>P060412 / JD012603/02</w:t>
-            </w:r>
-          </w:p>
-        </w:tc>
-        <w:tc>
-          <w:tcPr>
-            <w:vAlign w:val="center"/>
-            <w:tcW w:type="dxa" w:w="656"/>
-          </w:tcPr>
-          <w:p>
-            <w:pPr>
-              <w:spacing w:before="20" w:after="20"/>
-              <w:jc w:val="center"/>
-            </w:pPr>
-            <w:r/>
-            <w:r>
-              <w:rPr>
-                <w:rFonts w:ascii="Calibri" w:hAnsi="Calibri"/>
-                <w:b w:val="0"/>
-                <w:i w:val="0"/>
-                <w:color w:val="000000"/>
-                <w:sz w:val="18"/>
-              </w:rPr>
-              <w:t>46</w:t>
-            </w:r>
-          </w:p>
-        </w:tc>
-        <w:tc>
-          <w:tcPr>
-            <w:vAlign w:val="center"/>
-            <w:tcW w:type="dxa" w:w="963"/>
-          </w:tcPr>
-          <w:p>
-            <w:pPr>
-              <w:spacing w:before="20" w:after="20"/>
-              <w:jc w:val="center"/>
-            </w:pPr>
-            <w:r/>
-            <w:r>
-              <w:rPr>
-                <w:rFonts w:ascii="Calibri" w:hAnsi="Calibri"/>
-                <w:b w:val="0"/>
-                <w:i w:val="0"/>
-                <w:color w:val="000000"/>
-                <w:sz w:val="18"/>
-              </w:rPr>
-              <w:t>5</w:t>
-            </w:r>
-          </w:p>
-        </w:tc>
-        <w:tc>
-          <w:tcPr>
-            <w:vAlign w:val="center"/>
-            <w:tcW w:type="dxa" w:w="1177"/>
-          </w:tcPr>
-          <w:p>
-            <w:pPr>
-              <w:spacing w:before="20" w:after="20"/>
-              <w:jc w:val="center"/>
-            </w:pPr>
-            <w:r/>
-            <w:r>
-              <w:rPr>
-                <w:rFonts w:ascii="Calibri" w:hAnsi="Calibri"/>
-                <w:b w:val="0"/>
-                <w:i w:val="0"/>
-                <w:color w:val="000000"/>
-                <w:sz w:val="18"/>
-              </w:rPr>
-              <w:t>46 000</w:t>
+            <w:tcW w:type="dxa" w:w="2513"/>
+          </w:tcPr>
+          <w:p>
+            <w:pPr>
+              <w:spacing w:before="20" w:after="20"/>
+              <w:jc w:val="center"/>
+            </w:pPr>
+            <w:r/>
+            <w:r>
+              <w:rPr>
+                <w:rFonts w:ascii="Calibri" w:hAnsi="Calibri"/>
+                <w:b w:val="0"/>
+                <w:i w:val="0"/>
+                <w:color w:val="0B5CAD"/>
+                <w:sz w:val="18"/>
+              </w:rPr>
+              <w:t xml:space="preserve">[P060412 / JD012603/02]</w:t>
+            </w:r>
+          </w:p>
+        </w:tc>
+        <w:tc>
+          <w:tcPr>
+            <w:vAlign w:val="center"/>
+            <w:tcW w:type="dxa" w:w="802"/>
+          </w:tcPr>
+          <w:p>
+            <w:pPr>
+              <w:spacing w:before="20" w:after="20"/>
+              <w:jc w:val="center"/>
+            </w:pPr>
+            <w:r/>
+            <w:r>
+              <w:rPr>
+                <w:rFonts w:ascii="Calibri" w:hAnsi="Calibri"/>
+                <w:b w:val="0"/>
+                <w:i w:val="0"/>
+                <w:color w:val="0B5CAD"/>
+                <w:sz w:val="18"/>
+              </w:rPr>
+              <w:t xml:space="preserve">[115]</w:t>
+            </w:r>
+          </w:p>
+        </w:tc>
+        <w:tc>
+          <w:tcPr>
+            <w:vAlign w:val="center"/>
+            <w:tcW w:type="dxa" w:w="936"/>
+          </w:tcPr>
+          <w:p>
+            <w:pPr>
+              <w:spacing w:before="20" w:after="20"/>
+              <w:jc w:val="center"/>
+            </w:pPr>
+            <w:r/>
+            <w:r>
+              <w:rPr>
+                <w:rFonts w:ascii="Calibri" w:hAnsi="Calibri"/>
+                <w:b w:val="0"/>
+                <w:i w:val="0"/>
+                <w:color w:val="0B5CAD"/>
+                <w:sz w:val="18"/>
+              </w:rPr>
+              <w:t xml:space="preserve">[12]</w:t>
+            </w:r>
+          </w:p>
+        </w:tc>
+        <w:tc>
+          <w:tcPr>
+            <w:vAlign w:val="center"/>
+            <w:tcW w:type="dxa" w:w="1281"/>
+          </w:tcPr>
+          <w:p>
+            <w:pPr>
+              <w:spacing w:before="20" w:after="20"/>
+              <w:jc w:val="center"/>
+            </w:pPr>
+            <w:r/>
+            <w:r>
+              <w:rPr>
+                <w:rFonts w:ascii="Calibri" w:hAnsi="Calibri"/>
+                <w:b w:val="0"/>
+                <w:i w:val="0"/>
+                <w:color w:val="0B5CAD"/>
+                <w:sz w:val="18"/>
+              </w:rPr>
+              <w:t xml:space="preserve">[46 000]</w:t>
             </w:r>
           </w:p>
         </w:tc>
@@ -5285,7 +5193,7 @@
           <w:tcPr>
             <w:shd w:val="clear" w:color="auto" w:fill="F2F2F2"/>
             <w:vAlign w:val="center"/>
-            <w:tcW w:type="dxa" w:w="1540"/>
+            <w:tcW w:type="dxa" w:w="1472"/>
           </w:tcPr>
           <w:p>
             <w:pPr>
@@ -5309,7 +5217,7 @@
           <w:tcPr>
             <w:shd w:val="clear" w:color="auto" w:fill="F7FAFC"/>
             <w:vAlign w:val="center"/>
-            <w:tcW w:type="dxa" w:w="3672"/>
+            <w:tcW w:type="dxa" w:w="3459"/>
           </w:tcPr>
           <w:p>
             <w:pPr>
@@ -5353,23 +5261,23 @@
           <w:tcPr>
             <w:shd w:val="clear" w:color="auto" w:fill="F7FAFC"/>
             <w:vAlign w:val="center"/>
-            <w:tcW w:type="dxa" w:w="2456"/>
-          </w:tcPr>
-          <w:p>
-            <w:pPr>
-              <w:spacing w:before="20" w:after="20"/>
-              <w:jc w:val="center"/>
-            </w:pPr>
-            <w:r/>
-            <w:r>
-              <w:rPr>
-                <w:rFonts w:ascii="Calibri" w:hAnsi="Calibri"/>
-                <w:b w:val="0"/>
-                <w:i w:val="0"/>
-                <w:color w:val="000000"/>
-                <w:sz w:val="18"/>
-              </w:rPr>
-              <w:t>P060362 / JD012603/01</w:t>
+            <w:tcW w:type="dxa" w:w="2513"/>
+          </w:tcPr>
+          <w:p>
+            <w:pPr>
+              <w:spacing w:before="20" w:after="20"/>
+              <w:jc w:val="center"/>
+            </w:pPr>
+            <w:r/>
+            <w:r>
+              <w:rPr>
+                <w:rFonts w:ascii="Calibri" w:hAnsi="Calibri"/>
+                <w:b w:val="0"/>
+                <w:i w:val="0"/>
+                <w:color w:val="0B5CAD"/>
+                <w:sz w:val="18"/>
+              </w:rPr>
+              <w:t xml:space="preserve">[P060362 / JD012603/01]</w:t>
             </w:r>
           </w:p>
         </w:tc>
@@ -5377,23 +5285,23 @@
           <w:tcPr>
             <w:shd w:val="clear" w:color="auto" w:fill="F7FAFC"/>
             <w:vAlign w:val="center"/>
-            <w:tcW w:type="dxa" w:w="656"/>
-          </w:tcPr>
-          <w:p>
-            <w:pPr>
-              <w:spacing w:before="20" w:after="20"/>
-              <w:jc w:val="center"/>
-            </w:pPr>
-            <w:r/>
-            <w:r>
-              <w:rPr>
-                <w:rFonts w:ascii="Calibri" w:hAnsi="Calibri"/>
-                <w:b w:val="0"/>
-                <w:i w:val="0"/>
-                <w:color w:val="000000"/>
-                <w:sz w:val="18"/>
-              </w:rPr>
-              <w:t>12</w:t>
+            <w:tcW w:type="dxa" w:w="802"/>
+          </w:tcPr>
+          <w:p>
+            <w:pPr>
+              <w:spacing w:before="20" w:after="20"/>
+              <w:jc w:val="center"/>
+            </w:pPr>
+            <w:r/>
+            <w:r>
+              <w:rPr>
+                <w:rFonts w:ascii="Calibri" w:hAnsi="Calibri"/>
+                <w:b w:val="0"/>
+                <w:i w:val="0"/>
+                <w:color w:val="0B5CAD"/>
+                <w:sz w:val="18"/>
+              </w:rPr>
+              <w:t xml:space="preserve">[30]</w:t>
             </w:r>
           </w:p>
         </w:tc>
@@ -5401,23 +5309,23 @@
           <w:tcPr>
             <w:shd w:val="clear" w:color="auto" w:fill="F7FAFC"/>
             <w:vAlign w:val="center"/>
-            <w:tcW w:type="dxa" w:w="963"/>
-          </w:tcPr>
-          <w:p>
-            <w:pPr>
-              <w:spacing w:before="20" w:after="20"/>
-              <w:jc w:val="center"/>
-            </w:pPr>
-            <w:r/>
-            <w:r>
-              <w:rPr>
-                <w:rFonts w:ascii="Calibri" w:hAnsi="Calibri"/>
-                <w:b w:val="0"/>
-                <w:i w:val="0"/>
-                <w:color w:val="000000"/>
-                <w:sz w:val="18"/>
-              </w:rPr>
-              <w:t>2</w:t>
+            <w:tcW w:type="dxa" w:w="936"/>
+          </w:tcPr>
+          <w:p>
+            <w:pPr>
+              <w:spacing w:before="20" w:after="20"/>
+              <w:jc w:val="center"/>
+            </w:pPr>
+            <w:r/>
+            <w:r>
+              <w:rPr>
+                <w:rFonts w:ascii="Calibri" w:hAnsi="Calibri"/>
+                <w:b w:val="0"/>
+                <w:i w:val="0"/>
+                <w:color w:val="0B5CAD"/>
+                <w:sz w:val="18"/>
+              </w:rPr>
+              <w:t xml:space="preserve">[3]</w:t>
             </w:r>
           </w:p>
         </w:tc>
@@ -5425,23 +5333,23 @@
           <w:tcPr>
             <w:shd w:val="clear" w:color="auto" w:fill="F7FAFC"/>
             <w:vAlign w:val="center"/>
-            <w:tcW w:type="dxa" w:w="1177"/>
-          </w:tcPr>
-          <w:p>
-            <w:pPr>
-              <w:spacing w:before="20" w:after="20"/>
-              <w:jc w:val="center"/>
-            </w:pPr>
-            <w:r/>
-            <w:r>
-              <w:rPr>
-                <w:rFonts w:ascii="Calibri" w:hAnsi="Calibri"/>
-                <w:b w:val="0"/>
-                <w:i w:val="0"/>
-                <w:color w:val="000000"/>
-                <w:sz w:val="18"/>
-              </w:rPr>
-              <w:t>12 000</w:t>
+            <w:tcW w:type="dxa" w:w="1281"/>
+          </w:tcPr>
+          <w:p>
+            <w:pPr>
+              <w:spacing w:before="20" w:after="20"/>
+              <w:jc w:val="center"/>
+            </w:pPr>
+            <w:r/>
+            <w:r>
+              <w:rPr>
+                <w:rFonts w:ascii="Calibri" w:hAnsi="Calibri"/>
+                <w:b w:val="0"/>
+                <w:i w:val="0"/>
+                <w:color w:val="0B5CAD"/>
+                <w:sz w:val="18"/>
+              </w:rPr>
+              <w:t xml:space="preserve">[12 000]</w:t>
             </w:r>
           </w:p>
         </w:tc>
@@ -5454,7 +5362,7 @@
           <w:tcPr>
             <w:shd w:val="clear" w:color="auto" w:fill="F2F2F2"/>
             <w:vAlign w:val="center"/>
-            <w:tcW w:type="dxa" w:w="1540"/>
+            <w:tcW w:type="dxa" w:w="1472"/>
           </w:tcPr>
           <w:p>
             <w:pPr>
@@ -5477,7 +5385,7 @@
         <w:tc>
           <w:tcPr>
             <w:vAlign w:val="center"/>
-            <w:tcW w:type="dxa" w:w="3672"/>
+            <w:tcW w:type="dxa" w:w="3459"/>
           </w:tcPr>
           <w:p>
             <w:pPr>
@@ -5520,92 +5428,92 @@
         <w:tc>
           <w:tcPr>
             <w:vAlign w:val="center"/>
-            <w:tcW w:type="dxa" w:w="2456"/>
-          </w:tcPr>
-          <w:p>
-            <w:pPr>
-              <w:spacing w:before="20" w:after="20"/>
-              <w:jc w:val="center"/>
-            </w:pPr>
-            <w:r/>
-            <w:r>
-              <w:rPr>
-                <w:rFonts w:ascii="Calibri" w:hAnsi="Calibri"/>
-                <w:b w:val="0"/>
-                <w:i w:val="0"/>
-                <w:color w:val="000000"/>
-                <w:sz w:val="18"/>
-              </w:rPr>
-              <w:t>P060172 / KC102501</w:t>
-            </w:r>
-          </w:p>
-        </w:tc>
-        <w:tc>
-          <w:tcPr>
-            <w:vAlign w:val="center"/>
-            <w:tcW w:type="dxa" w:w="656"/>
-          </w:tcPr>
-          <w:p>
-            <w:pPr>
-              <w:spacing w:before="20" w:after="20"/>
-              <w:jc w:val="center"/>
-            </w:pPr>
-            <w:r/>
-            <w:r>
-              <w:rPr>
-                <w:rFonts w:ascii="Calibri" w:hAnsi="Calibri"/>
-                <w:b w:val="0"/>
-                <w:i w:val="0"/>
-                <w:color w:val="000000"/>
-                <w:sz w:val="18"/>
-              </w:rPr>
-              <w:t>22</w:t>
-            </w:r>
-          </w:p>
-        </w:tc>
-        <w:tc>
-          <w:tcPr>
-            <w:vAlign w:val="center"/>
-            <w:tcW w:type="dxa" w:w="963"/>
-          </w:tcPr>
-          <w:p>
-            <w:pPr>
-              <w:spacing w:before="20" w:after="20"/>
-              <w:jc w:val="center"/>
-            </w:pPr>
-            <w:r/>
-            <w:r>
-              <w:rPr>
-                <w:rFonts w:ascii="Calibri" w:hAnsi="Calibri"/>
-                <w:b w:val="0"/>
-                <w:i w:val="0"/>
-                <w:color w:val="000000"/>
-                <w:sz w:val="18"/>
-              </w:rPr>
-              <w:t>3</w:t>
-            </w:r>
-          </w:p>
-        </w:tc>
-        <w:tc>
-          <w:tcPr>
-            <w:vAlign w:val="center"/>
-            <w:tcW w:type="dxa" w:w="1177"/>
-          </w:tcPr>
-          <w:p>
-            <w:pPr>
-              <w:spacing w:before="20" w:after="20"/>
-              <w:jc w:val="center"/>
-            </w:pPr>
-            <w:r/>
-            <w:r>
-              <w:rPr>
-                <w:rFonts w:ascii="Calibri" w:hAnsi="Calibri"/>
-                <w:b w:val="0"/>
-                <w:i w:val="0"/>
-                <w:color w:val="000000"/>
-                <w:sz w:val="18"/>
-              </w:rPr>
-              <w:t>21 670</w:t>
+            <w:tcW w:type="dxa" w:w="2513"/>
+          </w:tcPr>
+          <w:p>
+            <w:pPr>
+              <w:spacing w:before="20" w:after="20"/>
+              <w:jc w:val="center"/>
+            </w:pPr>
+            <w:r/>
+            <w:r>
+              <w:rPr>
+                <w:rFonts w:ascii="Calibri" w:hAnsi="Calibri"/>
+                <w:b w:val="0"/>
+                <w:i w:val="0"/>
+                <w:color w:val="0B5CAD"/>
+                <w:sz w:val="18"/>
+              </w:rPr>
+              <w:t xml:space="preserve">[P060172 / KC102501]</w:t>
+            </w:r>
+          </w:p>
+        </w:tc>
+        <w:tc>
+          <w:tcPr>
+            <w:vAlign w:val="center"/>
+            <w:tcW w:type="dxa" w:w="802"/>
+          </w:tcPr>
+          <w:p>
+            <w:pPr>
+              <w:spacing w:before="20" w:after="20"/>
+              <w:jc w:val="center"/>
+            </w:pPr>
+            <w:r/>
+            <w:r>
+              <w:rPr>
+                <w:rFonts w:ascii="Calibri" w:hAnsi="Calibri"/>
+                <w:b w:val="0"/>
+                <w:i w:val="0"/>
+                <w:color w:val="0B5CAD"/>
+                <w:sz w:val="18"/>
+              </w:rPr>
+              <w:t xml:space="preserve">[54]</w:t>
+            </w:r>
+          </w:p>
+        </w:tc>
+        <w:tc>
+          <w:tcPr>
+            <w:vAlign w:val="center"/>
+            <w:tcW w:type="dxa" w:w="936"/>
+          </w:tcPr>
+          <w:p>
+            <w:pPr>
+              <w:spacing w:before="20" w:after="20"/>
+              <w:jc w:val="center"/>
+            </w:pPr>
+            <w:r/>
+            <w:r>
+              <w:rPr>
+                <w:rFonts w:ascii="Calibri" w:hAnsi="Calibri"/>
+                <w:b w:val="0"/>
+                <w:i w:val="0"/>
+                <w:color w:val="0B5CAD"/>
+                <w:sz w:val="18"/>
+              </w:rPr>
+              <w:t xml:space="preserve">[6]</w:t>
+            </w:r>
+          </w:p>
+        </w:tc>
+        <w:tc>
+          <w:tcPr>
+            <w:vAlign w:val="center"/>
+            <w:tcW w:type="dxa" w:w="1281"/>
+          </w:tcPr>
+          <w:p>
+            <w:pPr>
+              <w:spacing w:before="20" w:after="20"/>
+              <w:jc w:val="center"/>
+            </w:pPr>
+            <w:r/>
+            <w:r>
+              <w:rPr>
+                <w:rFonts w:ascii="Calibri" w:hAnsi="Calibri"/>
+                <w:b w:val="0"/>
+                <w:i w:val="0"/>
+                <w:color w:val="0B5CAD"/>
+                <w:sz w:val="18"/>
+              </w:rPr>
+              <w:t xml:space="preserve">[21 670]</w:t>
             </w:r>
           </w:p>
         </w:tc>
@@ -5618,7 +5526,7 @@
           <w:tcPr>
             <w:shd w:val="clear" w:color="auto" w:fill="F2F2F2"/>
             <w:vAlign w:val="center"/>
-            <w:tcW w:type="dxa" w:w="1540"/>
+            <w:tcW w:type="dxa" w:w="1472"/>
           </w:tcPr>
           <w:p>
             <w:pPr>
@@ -5642,7 +5550,7 @@
           <w:tcPr>
             <w:shd w:val="clear" w:color="auto" w:fill="F7FAFC"/>
             <w:vAlign w:val="center"/>
-            <w:tcW w:type="dxa" w:w="3672"/>
+            <w:tcW w:type="dxa" w:w="3459"/>
           </w:tcPr>
           <w:p>
             <w:pPr>
@@ -5686,23 +5594,23 @@
           <w:tcPr>
             <w:shd w:val="clear" w:color="auto" w:fill="F7FAFC"/>
             <w:vAlign w:val="center"/>
-            <w:tcW w:type="dxa" w:w="2456"/>
-          </w:tcPr>
-          <w:p>
-            <w:pPr>
-              <w:spacing w:before="20" w:after="20"/>
-              <w:jc w:val="center"/>
-            </w:pPr>
-            <w:r/>
-            <w:r>
-              <w:rPr>
-                <w:rFonts w:ascii="Calibri" w:hAnsi="Calibri"/>
-                <w:b w:val="0"/>
-                <w:i w:val="0"/>
-                <w:color w:val="000000"/>
-                <w:sz w:val="18"/>
-              </w:rPr>
-              <w:t>P050112 / MB0824_05</w:t>
+            <w:tcW w:type="dxa" w:w="2513"/>
+          </w:tcPr>
+          <w:p>
+            <w:pPr>
+              <w:spacing w:before="20" w:after="20"/>
+              <w:jc w:val="center"/>
+            </w:pPr>
+            <w:r/>
+            <w:r>
+              <w:rPr>
+                <w:rFonts w:ascii="Calibri" w:hAnsi="Calibri"/>
+                <w:b w:val="0"/>
+                <w:i w:val="0"/>
+                <w:color w:val="0B5CAD"/>
+                <w:sz w:val="18"/>
+              </w:rPr>
+              <w:t xml:space="preserve">[P050112 / MB0824_05]</w:t>
             </w:r>
           </w:p>
         </w:tc>
@@ -5710,23 +5618,23 @@
           <w:tcPr>
             <w:shd w:val="clear" w:color="auto" w:fill="F7FAFC"/>
             <w:vAlign w:val="center"/>
-            <w:tcW w:type="dxa" w:w="656"/>
-          </w:tcPr>
-          <w:p>
-            <w:pPr>
-              <w:spacing w:before="20" w:after="20"/>
-              <w:jc w:val="center"/>
-            </w:pPr>
-            <w:r/>
-            <w:r>
-              <w:rPr>
-                <w:rFonts w:ascii="Calibri" w:hAnsi="Calibri"/>
-                <w:b w:val="0"/>
-                <w:i w:val="0"/>
-                <w:color w:val="000000"/>
-                <w:sz w:val="18"/>
-              </w:rPr>
-              <w:t>245</w:t>
+            <w:tcW w:type="dxa" w:w="802"/>
+          </w:tcPr>
+          <w:p>
+            <w:pPr>
+              <w:spacing w:before="20" w:after="20"/>
+              <w:jc w:val="center"/>
+            </w:pPr>
+            <w:r/>
+            <w:r>
+              <w:rPr>
+                <w:rFonts w:ascii="Calibri" w:hAnsi="Calibri"/>
+                <w:b w:val="0"/>
+                <w:i w:val="0"/>
+                <w:color w:val="0B5CAD"/>
+                <w:sz w:val="18"/>
+              </w:rPr>
+              <w:t xml:space="preserve">[609]</w:t>
             </w:r>
           </w:p>
         </w:tc>
@@ -5734,23 +5642,23 @@
           <w:tcPr>
             <w:shd w:val="clear" w:color="auto" w:fill="F7FAFC"/>
             <w:vAlign w:val="center"/>
-            <w:tcW w:type="dxa" w:w="963"/>
-          </w:tcPr>
-          <w:p>
-            <w:pPr>
-              <w:spacing w:before="20" w:after="20"/>
-              <w:jc w:val="center"/>
-            </w:pPr>
-            <w:r/>
-            <w:r>
-              <w:rPr>
-                <w:rFonts w:ascii="Calibri" w:hAnsi="Calibri"/>
-                <w:b w:val="0"/>
-                <w:i w:val="0"/>
-                <w:color w:val="000000"/>
-                <w:sz w:val="18"/>
-              </w:rPr>
-              <w:t>25</w:t>
+            <w:tcW w:type="dxa" w:w="936"/>
+          </w:tcPr>
+          <w:p>
+            <w:pPr>
+              <w:spacing w:before="20" w:after="20"/>
+              <w:jc w:val="center"/>
+            </w:pPr>
+            <w:r/>
+            <w:r>
+              <w:rPr>
+                <w:rFonts w:ascii="Calibri" w:hAnsi="Calibri"/>
+                <w:b w:val="0"/>
+                <w:i w:val="0"/>
+                <w:color w:val="0B5CAD"/>
+                <w:sz w:val="18"/>
+              </w:rPr>
+              <w:t xml:space="preserve">[61]</w:t>
             </w:r>
           </w:p>
         </w:tc>
@@ -5758,23 +5666,23 @@
           <w:tcPr>
             <w:shd w:val="clear" w:color="auto" w:fill="F7FAFC"/>
             <w:vAlign w:val="center"/>
-            <w:tcW w:type="dxa" w:w="1177"/>
-          </w:tcPr>
-          <w:p>
-            <w:pPr>
-              <w:spacing w:before="20" w:after="20"/>
-              <w:jc w:val="center"/>
-            </w:pPr>
-            <w:r/>
-            <w:r>
-              <w:rPr>
-                <w:rFonts w:ascii="Calibri" w:hAnsi="Calibri"/>
-                <w:b w:val="0"/>
-                <w:i w:val="0"/>
-                <w:color w:val="000000"/>
-                <w:sz w:val="18"/>
-              </w:rPr>
-              <w:t>244 060</w:t>
+            <w:tcW w:type="dxa" w:w="1281"/>
+          </w:tcPr>
+          <w:p>
+            <w:pPr>
+              <w:spacing w:before="20" w:after="20"/>
+              <w:jc w:val="center"/>
+            </w:pPr>
+            <w:r/>
+            <w:r>
+              <w:rPr>
+                <w:rFonts w:ascii="Calibri" w:hAnsi="Calibri"/>
+                <w:b w:val="0"/>
+                <w:i w:val="0"/>
+                <w:color w:val="0B5CAD"/>
+                <w:sz w:val="18"/>
+              </w:rPr>
+              <w:t xml:space="preserve">[244 060]</w:t>
             </w:r>
           </w:p>
         </w:tc>
@@ -5787,7 +5695,7 @@
           <w:tcPr>
             <w:shd w:val="clear" w:color="auto" w:fill="F2F2F2"/>
             <w:vAlign w:val="center"/>
-            <w:tcW w:type="dxa" w:w="1540"/>
+            <w:tcW w:type="dxa" w:w="1472"/>
           </w:tcPr>
           <w:p>
             <w:pPr>
@@ -5810,7 +5718,7 @@
         <w:tc>
           <w:tcPr>
             <w:vAlign w:val="center"/>
-            <w:tcW w:type="dxa" w:w="3672"/>
+            <w:tcW w:type="dxa" w:w="3459"/>
           </w:tcPr>
           <w:p>
             <w:pPr>
@@ -5853,92 +5761,92 @@
         <w:tc>
           <w:tcPr>
             <w:vAlign w:val="center"/>
-            <w:tcW w:type="dxa" w:w="2456"/>
-          </w:tcPr>
-          <w:p>
-            <w:pPr>
-              <w:spacing w:before="20" w:after="20"/>
-              <w:jc w:val="center"/>
-            </w:pPr>
-            <w:r/>
-            <w:r>
-              <w:rPr>
-                <w:rFonts w:ascii="Calibri" w:hAnsi="Calibri"/>
-                <w:b w:val="0"/>
-                <w:i w:val="0"/>
-                <w:color w:val="000000"/>
-                <w:sz w:val="18"/>
-              </w:rPr>
-              <w:t>P050042 / OMP1024_01</w:t>
-            </w:r>
-          </w:p>
-        </w:tc>
-        <w:tc>
-          <w:tcPr>
-            <w:vAlign w:val="center"/>
-            <w:tcW w:type="dxa" w:w="656"/>
-          </w:tcPr>
-          <w:p>
-            <w:pPr>
-              <w:spacing w:before="20" w:after="20"/>
-              <w:jc w:val="center"/>
-            </w:pPr>
-            <w:r/>
-            <w:r>
-              <w:rPr>
-                <w:rFonts w:ascii="Calibri" w:hAnsi="Calibri"/>
-                <w:b w:val="0"/>
-                <w:i w:val="0"/>
-                <w:color w:val="000000"/>
-                <w:sz w:val="18"/>
-              </w:rPr>
-              <w:t>214</w:t>
-            </w:r>
-          </w:p>
-        </w:tc>
-        <w:tc>
-          <w:tcPr>
-            <w:vAlign w:val="center"/>
-            <w:tcW w:type="dxa" w:w="963"/>
-          </w:tcPr>
-          <w:p>
-            <w:pPr>
-              <w:spacing w:before="20" w:after="20"/>
-              <w:jc w:val="center"/>
-            </w:pPr>
-            <w:r/>
-            <w:r>
-              <w:rPr>
-                <w:rFonts w:ascii="Calibri" w:hAnsi="Calibri"/>
-                <w:b w:val="0"/>
-                <w:i w:val="0"/>
-                <w:color w:val="000000"/>
-                <w:sz w:val="18"/>
-              </w:rPr>
-              <w:t>22</w:t>
-            </w:r>
-          </w:p>
-        </w:tc>
-        <w:tc>
-          <w:tcPr>
-            <w:vAlign w:val="center"/>
-            <w:tcW w:type="dxa" w:w="1177"/>
-          </w:tcPr>
-          <w:p>
-            <w:pPr>
-              <w:spacing w:before="20" w:after="20"/>
-              <w:jc w:val="center"/>
-            </w:pPr>
-            <w:r/>
-            <w:r>
-              <w:rPr>
-                <w:rFonts w:ascii="Calibri" w:hAnsi="Calibri"/>
-                <w:b w:val="0"/>
-                <w:i w:val="0"/>
-                <w:color w:val="000000"/>
-                <w:sz w:val="18"/>
-              </w:rPr>
-              <w:t>213 590</w:t>
+            <w:tcW w:type="dxa" w:w="2513"/>
+          </w:tcPr>
+          <w:p>
+            <w:pPr>
+              <w:spacing w:before="20" w:after="20"/>
+              <w:jc w:val="center"/>
+            </w:pPr>
+            <w:r/>
+            <w:r>
+              <w:rPr>
+                <w:rFonts w:ascii="Calibri" w:hAnsi="Calibri"/>
+                <w:b w:val="0"/>
+                <w:i w:val="0"/>
+                <w:color w:val="0B5CAD"/>
+                <w:sz w:val="18"/>
+              </w:rPr>
+              <w:t xml:space="preserve">[P050042 / OMP1024_01]</w:t>
+            </w:r>
+          </w:p>
+        </w:tc>
+        <w:tc>
+          <w:tcPr>
+            <w:vAlign w:val="center"/>
+            <w:tcW w:type="dxa" w:w="802"/>
+          </w:tcPr>
+          <w:p>
+            <w:pPr>
+              <w:spacing w:before="20" w:after="20"/>
+              <w:jc w:val="center"/>
+            </w:pPr>
+            <w:r/>
+            <w:r>
+              <w:rPr>
+                <w:rFonts w:ascii="Calibri" w:hAnsi="Calibri"/>
+                <w:b w:val="0"/>
+                <w:i w:val="0"/>
+                <w:color w:val="0B5CAD"/>
+                <w:sz w:val="18"/>
+              </w:rPr>
+              <w:t xml:space="preserve">[533]</w:t>
+            </w:r>
+          </w:p>
+        </w:tc>
+        <w:tc>
+          <w:tcPr>
+            <w:vAlign w:val="center"/>
+            <w:tcW w:type="dxa" w:w="936"/>
+          </w:tcPr>
+          <w:p>
+            <w:pPr>
+              <w:spacing w:before="20" w:after="20"/>
+              <w:jc w:val="center"/>
+            </w:pPr>
+            <w:r/>
+            <w:r>
+              <w:rPr>
+                <w:rFonts w:ascii="Calibri" w:hAnsi="Calibri"/>
+                <w:b w:val="0"/>
+                <w:i w:val="0"/>
+                <w:color w:val="0B5CAD"/>
+                <w:sz w:val="18"/>
+              </w:rPr>
+              <w:t xml:space="preserve">[54]</w:t>
+            </w:r>
+          </w:p>
+        </w:tc>
+        <w:tc>
+          <w:tcPr>
+            <w:vAlign w:val="center"/>
+            <w:tcW w:type="dxa" w:w="1281"/>
+          </w:tcPr>
+          <w:p>
+            <w:pPr>
+              <w:spacing w:before="20" w:after="20"/>
+              <w:jc w:val="center"/>
+            </w:pPr>
+            <w:r/>
+            <w:r>
+              <w:rPr>
+                <w:rFonts w:ascii="Calibri" w:hAnsi="Calibri"/>
+                <w:b w:val="0"/>
+                <w:i w:val="0"/>
+                <w:color w:val="0B5CAD"/>
+                <w:sz w:val="18"/>
+              </w:rPr>
+              <w:t xml:space="preserve">[213 590]</w:t>
             </w:r>
           </w:p>
         </w:tc>
@@ -5951,7 +5859,7 @@
           <w:tcPr>
             <w:shd w:val="clear" w:color="auto" w:fill="F2F2F2"/>
             <w:vAlign w:val="center"/>
-            <w:tcW w:type="dxa" w:w="1540"/>
+            <w:tcW w:type="dxa" w:w="1472"/>
           </w:tcPr>
           <w:p>
             <w:pPr>
@@ -5975,7 +5883,7 @@
           <w:tcPr>
             <w:shd w:val="clear" w:color="auto" w:fill="F7FAFC"/>
             <w:vAlign w:val="center"/>
-            <w:tcW w:type="dxa" w:w="3672"/>
+            <w:tcW w:type="dxa" w:w="3459"/>
           </w:tcPr>
           <w:p>
             <w:pPr>
@@ -6019,23 +5927,23 @@
           <w:tcPr>
             <w:shd w:val="clear" w:color="auto" w:fill="F7FAFC"/>
             <w:vAlign w:val="center"/>
-            <w:tcW w:type="dxa" w:w="2456"/>
-          </w:tcPr>
-          <w:p>
-            <w:pPr>
-              <w:spacing w:before="20" w:after="20"/>
-              <w:jc w:val="center"/>
-            </w:pPr>
-            <w:r/>
-            <w:r>
-              <w:rPr>
-                <w:rFonts w:ascii="Calibri" w:hAnsi="Calibri"/>
-                <w:b w:val="0"/>
-                <w:i w:val="0"/>
-                <w:color w:val="000000"/>
-                <w:sz w:val="18"/>
-              </w:rPr>
-              <w:t>P050082 / OPM1024_03</w:t>
+            <w:tcW w:type="dxa" w:w="2513"/>
+          </w:tcPr>
+          <w:p>
+            <w:pPr>
+              <w:spacing w:before="20" w:after="20"/>
+              <w:jc w:val="center"/>
+            </w:pPr>
+            <w:r/>
+            <w:r>
+              <w:rPr>
+                <w:rFonts w:ascii="Calibri" w:hAnsi="Calibri"/>
+                <w:b w:val="0"/>
+                <w:i w:val="0"/>
+                <w:color w:val="0B5CAD"/>
+                <w:sz w:val="18"/>
+              </w:rPr>
+              <w:t xml:space="preserve">[P050082 / OPM1024_03]</w:t>
             </w:r>
           </w:p>
         </w:tc>
@@ -6043,23 +5951,23 @@
           <w:tcPr>
             <w:shd w:val="clear" w:color="auto" w:fill="F7FAFC"/>
             <w:vAlign w:val="center"/>
-            <w:tcW w:type="dxa" w:w="656"/>
-          </w:tcPr>
-          <w:p>
-            <w:pPr>
-              <w:spacing w:before="20" w:after="20"/>
-              <w:jc w:val="center"/>
-            </w:pPr>
-            <w:r/>
-            <w:r>
-              <w:rPr>
-                <w:rFonts w:ascii="Calibri" w:hAnsi="Calibri"/>
-                <w:b w:val="0"/>
-                <w:i w:val="0"/>
-                <w:color w:val="000000"/>
-                <w:sz w:val="18"/>
-              </w:rPr>
-              <w:t>268</w:t>
+            <w:tcW w:type="dxa" w:w="802"/>
+          </w:tcPr>
+          <w:p>
+            <w:pPr>
+              <w:spacing w:before="20" w:after="20"/>
+              <w:jc w:val="center"/>
+            </w:pPr>
+            <w:r/>
+            <w:r>
+              <w:rPr>
+                <w:rFonts w:ascii="Calibri" w:hAnsi="Calibri"/>
+                <w:b w:val="0"/>
+                <w:i w:val="0"/>
+                <w:color w:val="0B5CAD"/>
+                <w:sz w:val="18"/>
+              </w:rPr>
+              <w:t xml:space="preserve">[667]</w:t>
             </w:r>
           </w:p>
         </w:tc>
@@ -6067,23 +5975,23 @@
           <w:tcPr>
             <w:shd w:val="clear" w:color="auto" w:fill="F7FAFC"/>
             <w:vAlign w:val="center"/>
-            <w:tcW w:type="dxa" w:w="963"/>
-          </w:tcPr>
-          <w:p>
-            <w:pPr>
-              <w:spacing w:before="20" w:after="20"/>
-              <w:jc w:val="center"/>
-            </w:pPr>
-            <w:r/>
-            <w:r>
-              <w:rPr>
-                <w:rFonts w:ascii="Calibri" w:hAnsi="Calibri"/>
-                <w:b w:val="0"/>
-                <w:i w:val="0"/>
-                <w:color w:val="000000"/>
-                <w:sz w:val="18"/>
-              </w:rPr>
-              <w:t>27</w:t>
+            <w:tcW w:type="dxa" w:w="936"/>
+          </w:tcPr>
+          <w:p>
+            <w:pPr>
+              <w:spacing w:before="20" w:after="20"/>
+              <w:jc w:val="center"/>
+            </w:pPr>
+            <w:r/>
+            <w:r>
+              <w:rPr>
+                <w:rFonts w:ascii="Calibri" w:hAnsi="Calibri"/>
+                <w:b w:val="0"/>
+                <w:i w:val="0"/>
+                <w:color w:val="0B5CAD"/>
+                <w:sz w:val="18"/>
+              </w:rPr>
+              <w:t xml:space="preserve">[67]</w:t>
             </w:r>
           </w:p>
         </w:tc>
@@ -6091,23 +5999,23 @@
           <w:tcPr>
             <w:shd w:val="clear" w:color="auto" w:fill="F7FAFC"/>
             <w:vAlign w:val="center"/>
-            <w:tcW w:type="dxa" w:w="1177"/>
-          </w:tcPr>
-          <w:p>
-            <w:pPr>
-              <w:spacing w:before="20" w:after="20"/>
-              <w:jc w:val="center"/>
-            </w:pPr>
-            <w:r/>
-            <w:r>
-              <w:rPr>
-                <w:rFonts w:ascii="Calibri" w:hAnsi="Calibri"/>
-                <w:b w:val="0"/>
-                <w:i w:val="0"/>
-                <w:color w:val="000000"/>
-                <w:sz w:val="18"/>
-              </w:rPr>
-              <w:t>267 590</w:t>
+            <w:tcW w:type="dxa" w:w="1281"/>
+          </w:tcPr>
+          <w:p>
+            <w:pPr>
+              <w:spacing w:before="20" w:after="20"/>
+              <w:jc w:val="center"/>
+            </w:pPr>
+            <w:r/>
+            <w:r>
+              <w:rPr>
+                <w:rFonts w:ascii="Calibri" w:hAnsi="Calibri"/>
+                <w:b w:val="0"/>
+                <w:i w:val="0"/>
+                <w:color w:val="0B5CAD"/>
+                <w:sz w:val="18"/>
+              </w:rPr>
+              <w:t xml:space="preserve">[267 590]</w:t>
             </w:r>
           </w:p>
         </w:tc>
@@ -6120,7 +6028,7 @@
           <w:tcPr>
             <w:shd w:val="clear" w:color="auto" w:fill="F2F2F2"/>
             <w:vAlign w:val="center"/>
-            <w:tcW w:type="dxa" w:w="1540"/>
+            <w:tcW w:type="dxa" w:w="1472"/>
           </w:tcPr>
           <w:p>
             <w:pPr>
@@ -6143,7 +6051,7 @@
         <w:tc>
           <w:tcPr>
             <w:vAlign w:val="center"/>
-            <w:tcW w:type="dxa" w:w="3672"/>
+            <w:tcW w:type="dxa" w:w="3459"/>
           </w:tcPr>
           <w:p>
             <w:pPr>
@@ -6186,92 +6094,92 @@
         <w:tc>
           <w:tcPr>
             <w:vAlign w:val="center"/>
-            <w:tcW w:type="dxa" w:w="2456"/>
-          </w:tcPr>
-          <w:p>
-            <w:pPr>
-              <w:spacing w:before="20" w:after="20"/>
-              <w:jc w:val="center"/>
-            </w:pPr>
-            <w:r/>
-            <w:r>
-              <w:rPr>
-                <w:rFonts w:ascii="Calibri" w:hAnsi="Calibri"/>
-                <w:b w:val="0"/>
-                <w:i w:val="0"/>
-                <w:color w:val="000000"/>
-                <w:sz w:val="18"/>
-              </w:rPr>
-              <w:t>P060232 / PM112501</w:t>
-            </w:r>
-          </w:p>
-        </w:tc>
-        <w:tc>
-          <w:tcPr>
-            <w:vAlign w:val="center"/>
-            <w:tcW w:type="dxa" w:w="656"/>
-          </w:tcPr>
-          <w:p>
-            <w:pPr>
-              <w:spacing w:before="20" w:after="20"/>
-              <w:jc w:val="center"/>
-            </w:pPr>
-            <w:r/>
-            <w:r>
-              <w:rPr>
-                <w:rFonts w:ascii="Calibri" w:hAnsi="Calibri"/>
-                <w:b w:val="0"/>
-                <w:i w:val="0"/>
-                <w:color w:val="000000"/>
-                <w:sz w:val="18"/>
-              </w:rPr>
-              <w:t>49</w:t>
-            </w:r>
-          </w:p>
-        </w:tc>
-        <w:tc>
-          <w:tcPr>
-            <w:vAlign w:val="center"/>
-            <w:tcW w:type="dxa" w:w="963"/>
-          </w:tcPr>
-          <w:p>
-            <w:pPr>
-              <w:spacing w:before="20" w:after="20"/>
-              <w:jc w:val="center"/>
-            </w:pPr>
-            <w:r/>
-            <w:r>
-              <w:rPr>
-                <w:rFonts w:ascii="Calibri" w:hAnsi="Calibri"/>
-                <w:b w:val="0"/>
-                <w:i w:val="0"/>
-                <w:color w:val="000000"/>
-                <w:sz w:val="18"/>
-              </w:rPr>
-              <w:t>5</w:t>
-            </w:r>
-          </w:p>
-        </w:tc>
-        <w:tc>
-          <w:tcPr>
-            <w:vAlign w:val="center"/>
-            <w:tcW w:type="dxa" w:w="1177"/>
-          </w:tcPr>
-          <w:p>
-            <w:pPr>
-              <w:spacing w:before="20" w:after="20"/>
-              <w:jc w:val="center"/>
-            </w:pPr>
-            <w:r/>
-            <w:r>
-              <w:rPr>
-                <w:rFonts w:ascii="Calibri" w:hAnsi="Calibri"/>
-                <w:b w:val="0"/>
-                <w:i w:val="0"/>
-                <w:color w:val="000000"/>
-                <w:sz w:val="18"/>
-              </w:rPr>
-              <w:t>48 090</w:t>
+            <w:tcW w:type="dxa" w:w="2513"/>
+          </w:tcPr>
+          <w:p>
+            <w:pPr>
+              <w:spacing w:before="20" w:after="20"/>
+              <w:jc w:val="center"/>
+            </w:pPr>
+            <w:r/>
+            <w:r>
+              <w:rPr>
+                <w:rFonts w:ascii="Calibri" w:hAnsi="Calibri"/>
+                <w:b w:val="0"/>
+                <w:i w:val="0"/>
+                <w:color w:val="0B5CAD"/>
+                <w:sz w:val="18"/>
+              </w:rPr>
+              <w:t xml:space="preserve">[P060232 / PM112501]</w:t>
+            </w:r>
+          </w:p>
+        </w:tc>
+        <w:tc>
+          <w:tcPr>
+            <w:vAlign w:val="center"/>
+            <w:tcW w:type="dxa" w:w="802"/>
+          </w:tcPr>
+          <w:p>
+            <w:pPr>
+              <w:spacing w:before="20" w:after="20"/>
+              <w:jc w:val="center"/>
+            </w:pPr>
+            <w:r/>
+            <w:r>
+              <w:rPr>
+                <w:rFonts w:ascii="Calibri" w:hAnsi="Calibri"/>
+                <w:b w:val="0"/>
+                <w:i w:val="0"/>
+                <w:color w:val="0B5CAD"/>
+                <w:sz w:val="18"/>
+              </w:rPr>
+              <w:t xml:space="preserve">[120]</w:t>
+            </w:r>
+          </w:p>
+        </w:tc>
+        <w:tc>
+          <w:tcPr>
+            <w:vAlign w:val="center"/>
+            <w:tcW w:type="dxa" w:w="936"/>
+          </w:tcPr>
+          <w:p>
+            <w:pPr>
+              <w:spacing w:before="20" w:after="20"/>
+              <w:jc w:val="center"/>
+            </w:pPr>
+            <w:r/>
+            <w:r>
+              <w:rPr>
+                <w:rFonts w:ascii="Calibri" w:hAnsi="Calibri"/>
+                <w:b w:val="0"/>
+                <w:i w:val="0"/>
+                <w:color w:val="0B5CAD"/>
+                <w:sz w:val="18"/>
+              </w:rPr>
+              <w:t xml:space="preserve">[12]</w:t>
+            </w:r>
+          </w:p>
+        </w:tc>
+        <w:tc>
+          <w:tcPr>
+            <w:vAlign w:val="center"/>
+            <w:tcW w:type="dxa" w:w="1281"/>
+          </w:tcPr>
+          <w:p>
+            <w:pPr>
+              <w:spacing w:before="20" w:after="20"/>
+              <w:jc w:val="center"/>
+            </w:pPr>
+            <w:r/>
+            <w:r>
+              <w:rPr>
+                <w:rFonts w:ascii="Calibri" w:hAnsi="Calibri"/>
+                <w:b w:val="0"/>
+                <w:i w:val="0"/>
+                <w:color w:val="0B5CAD"/>
+                <w:sz w:val="18"/>
+              </w:rPr>
+              <w:t xml:space="preserve">[48 090]</w:t>
             </w:r>
           </w:p>
         </w:tc>
@@ -6284,7 +6192,7 @@
           <w:tcPr>
             <w:shd w:val="clear" w:color="auto" w:fill="F2F2F2"/>
             <w:vAlign w:val="center"/>
-            <w:tcW w:type="dxa" w:w="1540"/>
+            <w:tcW w:type="dxa" w:w="1472"/>
           </w:tcPr>
           <w:p>
             <w:pPr>
@@ -6308,7 +6216,7 @@
           <w:tcPr>
             <w:shd w:val="clear" w:color="auto" w:fill="F7FAFC"/>
             <w:vAlign w:val="center"/>
-            <w:tcW w:type="dxa" w:w="3672"/>
+            <w:tcW w:type="dxa" w:w="3459"/>
           </w:tcPr>
           <w:p>
             <w:pPr>
@@ -6352,23 +6260,23 @@
           <w:tcPr>
             <w:shd w:val="clear" w:color="auto" w:fill="F7FAFC"/>
             <w:vAlign w:val="center"/>
-            <w:tcW w:type="dxa" w:w="2456"/>
-          </w:tcPr>
-          <w:p>
-            <w:pPr>
-              <w:spacing w:before="20" w:after="20"/>
-              <w:jc w:val="center"/>
-            </w:pPr>
-            <w:r/>
-            <w:r>
-              <w:rPr>
-                <w:rFonts w:ascii="Calibri" w:hAnsi="Calibri"/>
-                <w:b w:val="0"/>
-                <w:i w:val="0"/>
-                <w:color w:val="000000"/>
-                <w:sz w:val="18"/>
-              </w:rPr>
-              <w:t>P060112 / PUM102501</w:t>
+            <w:tcW w:type="dxa" w:w="2513"/>
+          </w:tcPr>
+          <w:p>
+            <w:pPr>
+              <w:spacing w:before="20" w:after="20"/>
+              <w:jc w:val="center"/>
+            </w:pPr>
+            <w:r/>
+            <w:r>
+              <w:rPr>
+                <w:rFonts w:ascii="Calibri" w:hAnsi="Calibri"/>
+                <w:b w:val="0"/>
+                <w:i w:val="0"/>
+                <w:color w:val="0B5CAD"/>
+                <w:sz w:val="18"/>
+              </w:rPr>
+              <w:t xml:space="preserve">[P060112 / PUM102501]</w:t>
             </w:r>
           </w:p>
         </w:tc>
@@ -6376,23 +6284,23 @@
           <w:tcPr>
             <w:shd w:val="clear" w:color="auto" w:fill="F7FAFC"/>
             <w:vAlign w:val="center"/>
-            <w:tcW w:type="dxa" w:w="656"/>
-          </w:tcPr>
-          <w:p>
-            <w:pPr>
-              <w:spacing w:before="20" w:after="20"/>
-              <w:jc w:val="center"/>
-            </w:pPr>
-            <w:r/>
-            <w:r>
-              <w:rPr>
-                <w:rFonts w:ascii="Calibri" w:hAnsi="Calibri"/>
-                <w:b w:val="0"/>
-                <w:i w:val="0"/>
-                <w:color w:val="000000"/>
-                <w:sz w:val="18"/>
-              </w:rPr>
-              <w:t>50</w:t>
+            <w:tcW w:type="dxa" w:w="802"/>
+          </w:tcPr>
+          <w:p>
+            <w:pPr>
+              <w:spacing w:before="20" w:after="20"/>
+              <w:jc w:val="center"/>
+            </w:pPr>
+            <w:r/>
+            <w:r>
+              <w:rPr>
+                <w:rFonts w:ascii="Calibri" w:hAnsi="Calibri"/>
+                <w:b w:val="0"/>
+                <w:i w:val="0"/>
+                <w:color w:val="0B5CAD"/>
+                <w:sz w:val="18"/>
+              </w:rPr>
+              <w:t xml:space="preserve">[124]</w:t>
             </w:r>
           </w:p>
         </w:tc>
@@ -6400,23 +6308,23 @@
           <w:tcPr>
             <w:shd w:val="clear" w:color="auto" w:fill="F7FAFC"/>
             <w:vAlign w:val="center"/>
-            <w:tcW w:type="dxa" w:w="963"/>
-          </w:tcPr>
-          <w:p>
-            <w:pPr>
-              <w:spacing w:before="20" w:after="20"/>
-              <w:jc w:val="center"/>
-            </w:pPr>
-            <w:r/>
-            <w:r>
-              <w:rPr>
-                <w:rFonts w:ascii="Calibri" w:hAnsi="Calibri"/>
-                <w:b w:val="0"/>
-                <w:i w:val="0"/>
-                <w:color w:val="000000"/>
-                <w:sz w:val="18"/>
-              </w:rPr>
-              <w:t>5</w:t>
+            <w:tcW w:type="dxa" w:w="936"/>
+          </w:tcPr>
+          <w:p>
+            <w:pPr>
+              <w:spacing w:before="20" w:after="20"/>
+              <w:jc w:val="center"/>
+            </w:pPr>
+            <w:r/>
+            <w:r>
+              <w:rPr>
+                <w:rFonts w:ascii="Calibri" w:hAnsi="Calibri"/>
+                <w:b w:val="0"/>
+                <w:i w:val="0"/>
+                <w:color w:val="0B5CAD"/>
+                <w:sz w:val="18"/>
+              </w:rPr>
+              <w:t xml:space="preserve">[13]</w:t>
             </w:r>
           </w:p>
         </w:tc>
@@ -6424,23 +6332,23 @@
           <w:tcPr>
             <w:shd w:val="clear" w:color="auto" w:fill="F7FAFC"/>
             <w:vAlign w:val="center"/>
-            <w:tcW w:type="dxa" w:w="1177"/>
-          </w:tcPr>
-          <w:p>
-            <w:pPr>
-              <w:spacing w:before="20" w:after="20"/>
-              <w:jc w:val="center"/>
-            </w:pPr>
-            <w:r/>
-            <w:r>
-              <w:rPr>
-                <w:rFonts w:ascii="Calibri" w:hAnsi="Calibri"/>
-                <w:b w:val="0"/>
-                <w:i w:val="0"/>
-                <w:color w:val="000000"/>
-                <w:sz w:val="18"/>
-              </w:rPr>
-              <w:t>49 910</w:t>
+            <w:tcW w:type="dxa" w:w="1281"/>
+          </w:tcPr>
+          <w:p>
+            <w:pPr>
+              <w:spacing w:before="20" w:after="20"/>
+              <w:jc w:val="center"/>
+            </w:pPr>
+            <w:r/>
+            <w:r>
+              <w:rPr>
+                <w:rFonts w:ascii="Calibri" w:hAnsi="Calibri"/>
+                <w:b w:val="0"/>
+                <w:i w:val="0"/>
+                <w:color w:val="0B5CAD"/>
+                <w:sz w:val="18"/>
+              </w:rPr>
+              <w:t xml:space="preserve">[49 910]</w:t>
             </w:r>
           </w:p>
         </w:tc>
@@ -6453,7 +6361,7 @@
           <w:tcPr>
             <w:shd w:val="clear" w:color="auto" w:fill="F2F2F2"/>
             <w:vAlign w:val="center"/>
-            <w:tcW w:type="dxa" w:w="1540"/>
+            <w:tcW w:type="dxa" w:w="1472"/>
           </w:tcPr>
           <w:p>
             <w:pPr>
@@ -6476,7 +6384,7 @@
         <w:tc>
           <w:tcPr>
             <w:vAlign w:val="center"/>
-            <w:tcW w:type="dxa" w:w="3672"/>
+            <w:tcW w:type="dxa" w:w="3459"/>
           </w:tcPr>
           <w:p>
             <w:pPr>
@@ -6519,92 +6427,92 @@
         <w:tc>
           <w:tcPr>
             <w:vAlign w:val="center"/>
-            <w:tcW w:type="dxa" w:w="2456"/>
-          </w:tcPr>
-          <w:p>
-            <w:pPr>
-              <w:spacing w:before="20" w:after="20"/>
-              <w:jc w:val="center"/>
-            </w:pPr>
-            <w:r/>
-            <w:r>
-              <w:rPr>
-                <w:rFonts w:ascii="Calibri" w:hAnsi="Calibri"/>
-                <w:b w:val="0"/>
-                <w:i w:val="0"/>
-                <w:color w:val="000000"/>
-                <w:sz w:val="18"/>
-              </w:rPr>
-              <w:t>P060282 / SCR112501</w:t>
-            </w:r>
-          </w:p>
-        </w:tc>
-        <w:tc>
-          <w:tcPr>
-            <w:vAlign w:val="center"/>
-            <w:tcW w:type="dxa" w:w="656"/>
-          </w:tcPr>
-          <w:p>
-            <w:pPr>
-              <w:spacing w:before="20" w:after="20"/>
-              <w:jc w:val="center"/>
-            </w:pPr>
-            <w:r/>
-            <w:r>
-              <w:rPr>
-                <w:rFonts w:ascii="Calibri" w:hAnsi="Calibri"/>
-                <w:b w:val="0"/>
-                <w:i w:val="0"/>
-                <w:color w:val="000000"/>
-                <w:sz w:val="18"/>
-              </w:rPr>
-              <w:t>24</w:t>
-            </w:r>
-          </w:p>
-        </w:tc>
-        <w:tc>
-          <w:tcPr>
-            <w:vAlign w:val="center"/>
-            <w:tcW w:type="dxa" w:w="963"/>
-          </w:tcPr>
-          <w:p>
-            <w:pPr>
-              <w:spacing w:before="20" w:after="20"/>
-              <w:jc w:val="center"/>
-            </w:pPr>
-            <w:r/>
-            <w:r>
-              <w:rPr>
-                <w:rFonts w:ascii="Calibri" w:hAnsi="Calibri"/>
-                <w:b w:val="0"/>
-                <w:i w:val="0"/>
-                <w:color w:val="000000"/>
-                <w:sz w:val="18"/>
-              </w:rPr>
-              <w:t>3</w:t>
-            </w:r>
-          </w:p>
-        </w:tc>
-        <w:tc>
-          <w:tcPr>
-            <w:vAlign w:val="center"/>
-            <w:tcW w:type="dxa" w:w="1177"/>
-          </w:tcPr>
-          <w:p>
-            <w:pPr>
-              <w:spacing w:before="20" w:after="20"/>
-              <w:jc w:val="center"/>
-            </w:pPr>
-            <w:r/>
-            <w:r>
-              <w:rPr>
-                <w:rFonts w:ascii="Calibri" w:hAnsi="Calibri"/>
-                <w:b w:val="0"/>
-                <w:i w:val="0"/>
-                <w:color w:val="000000"/>
-                <w:sz w:val="18"/>
-              </w:rPr>
-              <w:t>23 440</w:t>
+            <w:tcW w:type="dxa" w:w="2513"/>
+          </w:tcPr>
+          <w:p>
+            <w:pPr>
+              <w:spacing w:before="20" w:after="20"/>
+              <w:jc w:val="center"/>
+            </w:pPr>
+            <w:r/>
+            <w:r>
+              <w:rPr>
+                <w:rFonts w:ascii="Calibri" w:hAnsi="Calibri"/>
+                <w:b w:val="0"/>
+                <w:i w:val="0"/>
+                <w:color w:val="0B5CAD"/>
+                <w:sz w:val="18"/>
+              </w:rPr>
+              <w:t xml:space="preserve">[P060282 / SCR112501]</w:t>
+            </w:r>
+          </w:p>
+        </w:tc>
+        <w:tc>
+          <w:tcPr>
+            <w:vAlign w:val="center"/>
+            <w:tcW w:type="dxa" w:w="802"/>
+          </w:tcPr>
+          <w:p>
+            <w:pPr>
+              <w:spacing w:before="20" w:after="20"/>
+              <w:jc w:val="center"/>
+            </w:pPr>
+            <w:r/>
+            <w:r>
+              <w:rPr>
+                <w:rFonts w:ascii="Calibri" w:hAnsi="Calibri"/>
+                <w:b w:val="0"/>
+                <w:i w:val="0"/>
+                <w:color w:val="0B5CAD"/>
+                <w:sz w:val="18"/>
+              </w:rPr>
+              <w:t xml:space="preserve">[58]</w:t>
+            </w:r>
+          </w:p>
+        </w:tc>
+        <w:tc>
+          <w:tcPr>
+            <w:vAlign w:val="center"/>
+            <w:tcW w:type="dxa" w:w="936"/>
+          </w:tcPr>
+          <w:p>
+            <w:pPr>
+              <w:spacing w:before="20" w:after="20"/>
+              <w:jc w:val="center"/>
+            </w:pPr>
+            <w:r/>
+            <w:r>
+              <w:rPr>
+                <w:rFonts w:ascii="Calibri" w:hAnsi="Calibri"/>
+                <w:b w:val="0"/>
+                <w:i w:val="0"/>
+                <w:color w:val="0B5CAD"/>
+                <w:sz w:val="18"/>
+              </w:rPr>
+              <w:t xml:space="preserve">[6]</w:t>
+            </w:r>
+          </w:p>
+        </w:tc>
+        <w:tc>
+          <w:tcPr>
+            <w:vAlign w:val="center"/>
+            <w:tcW w:type="dxa" w:w="1281"/>
+          </w:tcPr>
+          <w:p>
+            <w:pPr>
+              <w:spacing w:before="20" w:after="20"/>
+              <w:jc w:val="center"/>
+            </w:pPr>
+            <w:r/>
+            <w:r>
+              <w:rPr>
+                <w:rFonts w:ascii="Calibri" w:hAnsi="Calibri"/>
+                <w:b w:val="0"/>
+                <w:i w:val="0"/>
+                <w:color w:val="0B5CAD"/>
+                <w:sz w:val="18"/>
+              </w:rPr>
+              <w:t xml:space="preserve">[23 440]</w:t>
             </w:r>
           </w:p>
         </w:tc>
@@ -6617,7 +6525,7 @@
           <w:tcPr>
             <w:shd w:val="clear" w:color="auto" w:fill="F2F2F2"/>
             <w:vAlign w:val="center"/>
-            <w:tcW w:type="dxa" w:w="1540"/>
+            <w:tcW w:type="dxa" w:w="1472"/>
           </w:tcPr>
           <w:p>
             <w:pPr>
@@ -6641,7 +6549,7 @@
           <w:tcPr>
             <w:shd w:val="clear" w:color="auto" w:fill="F7FAFC"/>
             <w:vAlign w:val="center"/>
-            <w:tcW w:type="dxa" w:w="3672"/>
+            <w:tcW w:type="dxa" w:w="3459"/>
           </w:tcPr>
           <w:p>
             <w:pPr>
@@ -6685,23 +6593,23 @@
           <w:tcPr>
             <w:shd w:val="clear" w:color="auto" w:fill="F7FAFC"/>
             <w:vAlign w:val="center"/>
-            <w:tcW w:type="dxa" w:w="2456"/>
-          </w:tcPr>
-          <w:p>
-            <w:pPr>
-              <w:spacing w:before="20" w:after="20"/>
-              <w:jc w:val="center"/>
-            </w:pPr>
-            <w:r/>
-            <w:r>
-              <w:rPr>
-                <w:rFonts w:ascii="Calibri" w:hAnsi="Calibri"/>
-                <w:b w:val="0"/>
-                <w:i w:val="0"/>
-                <w:color w:val="000000"/>
-                <w:sz w:val="18"/>
-              </w:rPr>
-              <w:t>P060012 / WC082501</w:t>
+            <w:tcW w:type="dxa" w:w="2513"/>
+          </w:tcPr>
+          <w:p>
+            <w:pPr>
+              <w:spacing w:before="20" w:after="20"/>
+              <w:jc w:val="center"/>
+            </w:pPr>
+            <w:r/>
+            <w:r>
+              <w:rPr>
+                <w:rFonts w:ascii="Calibri" w:hAnsi="Calibri"/>
+                <w:b w:val="0"/>
+                <w:i w:val="0"/>
+                <w:color w:val="0B5CAD"/>
+                <w:sz w:val="18"/>
+              </w:rPr>
+              <w:t xml:space="preserve">[P060012 / WC082501]</w:t>
             </w:r>
           </w:p>
         </w:tc>
@@ -6709,23 +6617,23 @@
           <w:tcPr>
             <w:shd w:val="clear" w:color="auto" w:fill="F7FAFC"/>
             <w:vAlign w:val="center"/>
-            <w:tcW w:type="dxa" w:w="656"/>
-          </w:tcPr>
-          <w:p>
-            <w:pPr>
-              <w:spacing w:before="20" w:after="20"/>
-              <w:jc w:val="center"/>
-            </w:pPr>
-            <w:r/>
-            <w:r>
-              <w:rPr>
-                <w:rFonts w:ascii="Calibri" w:hAnsi="Calibri"/>
-                <w:b w:val="0"/>
-                <w:i w:val="0"/>
-                <w:color w:val="000000"/>
-                <w:sz w:val="18"/>
-              </w:rPr>
-              <w:t>83</w:t>
+            <w:tcW w:type="dxa" w:w="802"/>
+          </w:tcPr>
+          <w:p>
+            <w:pPr>
+              <w:spacing w:before="20" w:after="20"/>
+              <w:jc w:val="center"/>
+            </w:pPr>
+            <w:r/>
+            <w:r>
+              <w:rPr>
+                <w:rFonts w:ascii="Calibri" w:hAnsi="Calibri"/>
+                <w:b w:val="0"/>
+                <w:i w:val="0"/>
+                <w:color w:val="0B5CAD"/>
+                <w:sz w:val="18"/>
+              </w:rPr>
+              <w:t xml:space="preserve">[206]</w:t>
             </w:r>
           </w:p>
         </w:tc>
@@ -6733,23 +6641,23 @@
           <w:tcPr>
             <w:shd w:val="clear" w:color="auto" w:fill="F7FAFC"/>
             <w:vAlign w:val="center"/>
-            <w:tcW w:type="dxa" w:w="963"/>
-          </w:tcPr>
-          <w:p>
-            <w:pPr>
-              <w:spacing w:before="20" w:after="20"/>
-              <w:jc w:val="center"/>
-            </w:pPr>
-            <w:r/>
-            <w:r>
-              <w:rPr>
-                <w:rFonts w:ascii="Calibri" w:hAnsi="Calibri"/>
-                <w:b w:val="0"/>
-                <w:i w:val="0"/>
-                <w:color w:val="000000"/>
-                <w:sz w:val="18"/>
-              </w:rPr>
-              <w:t>9</w:t>
+            <w:tcW w:type="dxa" w:w="936"/>
+          </w:tcPr>
+          <w:p>
+            <w:pPr>
+              <w:spacing w:before="20" w:after="20"/>
+              <w:jc w:val="center"/>
+            </w:pPr>
+            <w:r/>
+            <w:r>
+              <w:rPr>
+                <w:rFonts w:ascii="Calibri" w:hAnsi="Calibri"/>
+                <w:b w:val="0"/>
+                <w:i w:val="0"/>
+                <w:color w:val="0B5CAD"/>
+                <w:sz w:val="18"/>
+              </w:rPr>
+              <w:t xml:space="preserve">[21]</w:t>
             </w:r>
           </w:p>
         </w:tc>
@@ -6757,23 +6665,23 @@
           <w:tcPr>
             <w:shd w:val="clear" w:color="auto" w:fill="F7FAFC"/>
             <w:vAlign w:val="center"/>
-            <w:tcW w:type="dxa" w:w="1177"/>
-          </w:tcPr>
-          <w:p>
-            <w:pPr>
-              <w:spacing w:before="20" w:after="20"/>
-              <w:jc w:val="center"/>
-            </w:pPr>
-            <w:r/>
-            <w:r>
-              <w:rPr>
-                <w:rFonts w:ascii="Calibri" w:hAnsi="Calibri"/>
-                <w:b w:val="0"/>
-                <w:i w:val="0"/>
-                <w:color w:val="000000"/>
-                <w:sz w:val="18"/>
-              </w:rPr>
-              <w:t>82 630</w:t>
+            <w:tcW w:type="dxa" w:w="1281"/>
+          </w:tcPr>
+          <w:p>
+            <w:pPr>
+              <w:spacing w:before="20" w:after="20"/>
+              <w:jc w:val="center"/>
+            </w:pPr>
+            <w:r/>
+            <w:r>
+              <w:rPr>
+                <w:rFonts w:ascii="Calibri" w:hAnsi="Calibri"/>
+                <w:b w:val="0"/>
+                <w:i w:val="0"/>
+                <w:color w:val="0B5CAD"/>
+                <w:sz w:val="18"/>
+              </w:rPr>
+              <w:t xml:space="preserve">[82 630]</w:t>
             </w:r>
           </w:p>
         </w:tc>
@@ -6786,7 +6694,7 @@
           <w:tcPr>
             <w:shd w:val="clear" w:color="auto" w:fill="F2F2F2"/>
             <w:vAlign w:val="center"/>
-            <w:tcW w:type="dxa" w:w="1540"/>
+            <w:tcW w:type="dxa" w:w="1472"/>
           </w:tcPr>
           <w:p>
             <w:pPr>
@@ -6829,36 +6737,46 @@
         <w:tc>
           <w:tcPr>
             <w:vAlign w:val="center"/>
-            <w:tcW w:type="dxa" w:w="3672"/>
-          </w:tcPr>
-          <w:p>
-            <w:pPr>
-              <w:spacing w:before="20" w:after="20"/>
-              <w:jc w:val="center"/>
-            </w:pPr>
-            <w:r/>
-          </w:p>
-        </w:tc>
-        <w:tc>
-          <w:tcPr>
-            <w:vAlign w:val="center"/>
-            <w:tcW w:type="dxa" w:w="2456"/>
-          </w:tcPr>
-          <w:p>
-            <w:pPr>
-              <w:spacing w:before="20" w:after="20"/>
-              <w:jc w:val="center"/>
-            </w:pPr>
-            <w:r/>
-            <w:r>
-              <w:rPr>
-                <w:rFonts w:ascii="Calibri" w:hAnsi="Calibri"/>
-                <w:b w:val="0"/>
-                <w:i w:val="0"/>
-                <w:color w:val="000000"/>
-                <w:sz w:val="18"/>
-              </w:rPr>
-              <w:t>26 серии</w:t>
+            <w:tcW w:type="dxa" w:w="3459"/>
+          </w:tcPr>
+          <w:p>
+            <w:pPr>
+              <w:spacing w:before="20" w:after="20"/>
+              <w:jc w:val="center"/>
+            </w:pPr>
+            <w:r/>
+            <w:r>
+              <w:rPr>
+                <w:rFonts w:ascii="Calibri" w:hAnsi="Calibri"/>
+                <w:b w:val="0"/>
+                <w:i w:val="0"/>
+                <w:color w:val="000000"/>
+                <w:sz w:val="18"/>
+              </w:rPr>
+              <w:t>—</w:t>
+            </w:r>
+          </w:p>
+        </w:tc>
+        <w:tc>
+          <w:tcPr>
+            <w:vAlign w:val="center"/>
+            <w:tcW w:type="dxa" w:w="2513"/>
+          </w:tcPr>
+          <w:p>
+            <w:pPr>
+              <w:spacing w:before="20" w:after="20"/>
+              <w:jc w:val="center"/>
+            </w:pPr>
+            <w:r/>
+            <w:r>
+              <w:rPr>
+                <w:rFonts w:ascii="Calibri" w:hAnsi="Calibri"/>
+                <w:b w:val="0"/>
+                <w:i w:val="0"/>
+                <w:color w:val="0B5CAD"/>
+                <w:sz w:val="18"/>
+              </w:rPr>
+              <w:t xml:space="preserve">[26 серии]</w:t>
             </w:r>
             <w:r>
               <w:rPr>
@@ -6875,79 +6793,79 @@
                 <w:rFonts w:ascii="Calibri" w:hAnsi="Calibri"/>
                 <w:b w:val="0"/>
                 <w:i/>
-                <w:color w:val="000000"/>
+                <w:color w:val="0B5CAD"/>
                 <w:sz w:val="14"/>
               </w:rPr>
-              <w:t>26 batches</w:t>
-            </w:r>
-          </w:p>
-        </w:tc>
-        <w:tc>
-          <w:tcPr>
-            <w:vAlign w:val="center"/>
-            <w:tcW w:type="dxa" w:w="656"/>
-          </w:tcPr>
-          <w:p>
-            <w:pPr>
-              <w:spacing w:before="20" w:after="20"/>
-              <w:jc w:val="center"/>
-            </w:pPr>
-            <w:r/>
-            <w:r>
-              <w:rPr>
-                <w:rFonts w:ascii="Calibri" w:hAnsi="Calibri"/>
-                <w:b w:val="0"/>
-                <w:i w:val="0"/>
-                <w:color w:val="000000"/>
-                <w:sz w:val="18"/>
-              </w:rPr>
-              <w:t>2688</w:t>
-            </w:r>
-          </w:p>
-        </w:tc>
-        <w:tc>
-          <w:tcPr>
-            <w:vAlign w:val="center"/>
-            <w:tcW w:type="dxa" w:w="963"/>
-          </w:tcPr>
-          <w:p>
-            <w:pPr>
-              <w:spacing w:before="20" w:after="20"/>
-              <w:jc w:val="center"/>
-            </w:pPr>
-            <w:r/>
-            <w:r>
-              <w:rPr>
-                <w:rFonts w:ascii="Calibri" w:hAnsi="Calibri"/>
-                <w:b w:val="0"/>
-                <w:i w:val="0"/>
-                <w:color w:val="000000"/>
-                <w:sz w:val="18"/>
-              </w:rPr>
-              <w:t>280</w:t>
-            </w:r>
-          </w:p>
-        </w:tc>
-        <w:tc>
-          <w:tcPr>
-            <w:vAlign w:val="center"/>
-            <w:tcW w:type="dxa" w:w="1177"/>
-          </w:tcPr>
-          <w:p>
-            <w:pPr>
-              <w:spacing w:before="20" w:after="20"/>
-              <w:jc w:val="center"/>
-            </w:pPr>
-            <w:r/>
-            <w:r>
-              <w:rPr>
-                <w:rFonts w:ascii="Calibri" w:hAnsi="Calibri"/>
-                <w:b w:val="0"/>
-                <w:i w:val="0"/>
-                <w:color w:val="000000"/>
-                <w:sz w:val="18"/>
-              </w:rPr>
-              <w:t>2 677 360</w:t>
+              <w:t xml:space="preserve">[26 batches]</w:t>
+            </w:r>
+          </w:p>
+        </w:tc>
+        <w:tc>
+          <w:tcPr>
+            <w:vAlign w:val="center"/>
+            <w:tcW w:type="dxa" w:w="802"/>
+          </w:tcPr>
+          <w:p>
+            <w:pPr>
+              <w:spacing w:before="20" w:after="20"/>
+              <w:jc w:val="center"/>
+            </w:pPr>
+            <w:r/>
+            <w:r>
+              <w:rPr>
+                <w:rFonts w:ascii="Calibri" w:hAnsi="Calibri"/>
+                <w:b w:val="0"/>
+                <w:i w:val="0"/>
+                <w:color w:val="0B5CAD"/>
+                <w:sz w:val="18"/>
+              </w:rPr>
+              <w:t xml:space="preserve">[6677]</w:t>
+            </w:r>
+          </w:p>
+        </w:tc>
+        <w:tc>
+          <w:tcPr>
+            <w:vAlign w:val="center"/>
+            <w:tcW w:type="dxa" w:w="936"/>
+          </w:tcPr>
+          <w:p>
+            <w:pPr>
+              <w:spacing w:before="20" w:after="20"/>
+              <w:jc w:val="center"/>
+            </w:pPr>
+            <w:r/>
+            <w:r>
+              <w:rPr>
+                <w:rFonts w:ascii="Calibri" w:hAnsi="Calibri"/>
+                <w:b w:val="0"/>
+                <w:i w:val="0"/>
+                <w:color w:val="0B5CAD"/>
+                <w:sz w:val="18"/>
+              </w:rPr>
+              <w:t xml:space="preserve">[679]</w:t>
+            </w:r>
+          </w:p>
+        </w:tc>
+        <w:tc>
+          <w:tcPr>
+            <w:vAlign w:val="center"/>
+            <w:tcW w:type="dxa" w:w="1281"/>
+          </w:tcPr>
+          <w:p>
+            <w:pPr>
+              <w:spacing w:before="20" w:after="20"/>
+              <w:jc w:val="center"/>
+            </w:pPr>
+            <w:r/>
+            <w:r>
+              <w:rPr>
+                <w:rFonts w:ascii="Calibri" w:hAnsi="Calibri"/>
+                <w:b w:val="0"/>
+                <w:i w:val="0"/>
+                <w:color w:val="0B5CAD"/>
+                <w:sz w:val="18"/>
+              </w:rPr>
+              <w:t xml:space="preserve">[2 677 360]</w:t>
             </w:r>
           </w:p>
         </w:tc>
@@ -6991,6 +6909,7 @@
           </w:tcPr>
           <w:p>
             <w:pPr>
+              <w:keepNext/>
               <w:spacing w:before="20" w:after="20"/>
               <w:jc w:val="left"/>
             </w:pPr>
@@ -7034,19 +6953,173 @@
           </w:tcPr>
           <w:p>
             <w:pPr>
-              <w:spacing w:before="20" w:after="20"/>
-              <w:jc w:val="center"/>
-            </w:pPr>
-            <w:r/>
-            <w:r>
-              <w:rPr>
-                <w:rFonts w:ascii="Calibri" w:hAnsi="Calibri"/>
-                <w:b w:val="0"/>
-                <w:i w:val="0"/>
-                <w:color w:val="000000"/>
+              <w:keepNext/>
+              <w:spacing w:before="20" w:after="20"/>
+              <w:jc w:val="center"/>
+            </w:pPr>
+            <w:r/>
+            <w:r>
+              <w:rPr>
+                <w:rFonts w:ascii="Calibri" w:hAnsi="Calibri"/>
+                <w:b w:val="0"/>
+                <w:i w:val="0"/>
+                <w:color w:val="0B5CAD"/>
                 <w:sz w:val="20"/>
               </w:rPr>
-              <w:t>35 (G 35 / M 0)</w:t>
+              <w:t xml:space="preserve">[85 (G 85 / M 0) во 3 возила</w:t>
+            </w:r>
+            <w:r>
+              <w:rPr>
+                <w:rFonts w:ascii="Calibri" w:hAnsi="Calibri"/>
+                <w:b w:val="0"/>
+                <w:i w:val="0"/>
+                <w:color w:val="0B5CAD"/>
+                <w:sz w:val="16"/>
+              </w:rPr>
+              <w:t xml:space="preserve"> | </w:t>
+            </w:r>
+            <w:r>
+              <w:rPr>
+                <w:rFonts w:ascii="Calibri" w:hAnsi="Calibri"/>
+                <w:b w:val="0"/>
+                <w:i/>
+                <w:color w:val="0B5CAD"/>
+                <w:sz w:val="16"/>
+              </w:rPr>
+              <w:t xml:space="preserve">85 (L 85 / S 0) in 3 vehicles]</w:t>
+            </w:r>
+          </w:p>
+        </w:tc>
+      </w:tr>
+    </w:tbl>
+    <w:tbl>
+      <w:tblPr>
+        <w:jc w:val="center"/>
+        <w:tblLook w:firstColumn="1" w:firstRow="1" w:lastColumn="0" w:lastRow="0" w:noHBand="0" w:noVBand="1" w:val="04A0"/>
+        <w:tblLayout w:type="fixed"/>
+        <w:tblW w:type="pct" w:w="5000"/>
+        <w:tblInd w:type="dxa" w:w="0"/>
+        <w:tblBorders>
+          <w:top w:val="single" w:sz="4" w:space="0" w:color="2B547E"/>
+          <w:left w:val="single" w:sz="4" w:space="0" w:color="2B547E"/>
+          <w:bottom w:val="single" w:sz="4" w:space="0" w:color="2B547E"/>
+          <w:right w:val="single" w:sz="4" w:space="0" w:color="2B547E"/>
+          <w:insideH w:val="single" w:sz="4" w:space="0" w:color="2B547E"/>
+          <w:insideV w:val="single" w:sz="4" w:space="0" w:color="2B547E"/>
+        </w:tblBorders>
+      </w:tblPr>
+      <w:tblGrid>
+        <w:gridCol w:w="3288"/>
+        <w:gridCol w:w="7178"/>
+      </w:tblGrid>
+      <w:tr>
+        <w:trPr>
+          <w:cantSplit/>
+        </w:trPr>
+        <w:tc>
+          <w:tcPr>
+            <w:shd w:val="clear" w:color="auto" w:fill="F2F2F2"/>
+            <w:vAlign w:val="center"/>
+            <w:tcW w:type="pct" w:w="1570"/>
+          </w:tcPr>
+          <w:p>
+            <w:pPr>
+              <w:spacing w:before="20" w:after="20"/>
+              <w:jc w:val="left"/>
+            </w:pPr>
+            <w:r/>
+            <w:r>
+              <w:rPr>
+                <w:rFonts w:ascii="Calibri" w:hAnsi="Calibri"/>
+                <w:b/>
+                <w:i w:val="0"/>
+                <w:color w:val="000000"/>
+                <w:sz w:val="20"/>
+              </w:rPr>
+              <w:t>Ретенциони мостри (број / вкупна маса, g)</w:t>
+            </w:r>
+            <w:r>
+              <w:rPr>
+                <w:rFonts w:ascii="Calibri" w:hAnsi="Calibri"/>
+                <w:b w:val="0"/>
+                <w:i w:val="0"/>
+                <w:color w:val="000000"/>
+                <w:sz w:val="16"/>
+              </w:rPr>
+              <w:t xml:space="preserve"> | </w:t>
+            </w:r>
+            <w:r>
+              <w:rPr>
+                <w:rFonts w:ascii="Calibri" w:hAnsi="Calibri"/>
+                <w:b w:val="0"/>
+                <w:i w:val="0"/>
+                <w:color w:val="000000"/>
+                <w:sz w:val="16"/>
+              </w:rPr>
+              <w:t>Retention samples (number / total mass, g)</w:t>
+            </w:r>
+          </w:p>
+        </w:tc>
+        <w:tc>
+          <w:tcPr>
+            <w:vAlign w:val="center"/>
+            <w:tcW w:type="pct" w:w="3429"/>
+          </w:tcPr>
+          <w:p>
+            <w:pPr>
+              <w:spacing w:before="20" w:after="20"/>
+              <w:jc w:val="center"/>
+            </w:pPr>
+            <w:r/>
+            <w:r>
+              <w:rPr>
+                <w:rFonts w:ascii="Calibri" w:hAnsi="Calibri"/>
+                <w:b w:val="0"/>
+                <w:i w:val="0"/>
+                <w:color w:val="0B5CAD"/>
+                <w:sz w:val="20"/>
+              </w:rPr>
+              <w:t xml:space="preserve">[52 мостри (26 серии × купувач + продавач на мало)</w:t>
+            </w:r>
+            <w:r>
+              <w:rPr>
+                <w:rFonts w:ascii="Calibri" w:hAnsi="Calibri"/>
+                <w:b w:val="0"/>
+                <w:i w:val="0"/>
+                <w:color w:val="0B5CAD"/>
+                <w:sz w:val="16"/>
+              </w:rPr>
+              <w:t xml:space="preserve"> | </w:t>
+            </w:r>
+            <w:r>
+              <w:rPr>
+                <w:rFonts w:ascii="Calibri" w:hAnsi="Calibri"/>
+                <w:b w:val="0"/>
+                <w:i/>
+                <w:color w:val="0B5CAD"/>
+                <w:sz w:val="16"/>
+              </w:rPr>
+              <w:t xml:space="preserve">52 samples (26 batches × buyer + retailer)]</w:t>
+            </w:r>
+            <w:r>
+              <w:rPr>
+                <w:rFonts w:ascii="Calibri" w:hAnsi="Calibri"/>
+                <w:b w:val="0"/>
+                <w:i/>
+                <w:color w:val="000000"/>
+                <w:sz w:val="16"/>
+              </w:rPr>
+              <w:t xml:space="preserve"> / </w:t>
+            </w:r>
+            <w:r>
+              <w:rPr>
+                <w:rFonts w:ascii="Calibri" w:hAnsi="Calibri"/>
+                <w:b w:val="0"/>
+                <w:i/>
+                <w:color w:val="C55A11"/>
+                <w:sz w:val="16"/>
+              </w:rPr>
+              <w:t xml:space="preserve">[ ]</w:t>
             </w:r>
           </w:p>
         </w:tc>
@@ -7194,17 +7267,17 @@
                 <w:rFonts w:ascii="Calibri" w:hAnsi="Calibri"/>
                 <w:b w:val="0"/>
                 <w:i w:val="0"/>
-                <w:color w:val="000000"/>
+                <w:color w:val="7030A0"/>
                 <w:sz w:val="20"/>
               </w:rPr>
-              <w:t>Kuehne + Nagel (предвиден, да се потврди)</w:t>
-            </w:r>
-            <w:r>
-              <w:rPr>
-                <w:rFonts w:ascii="Calibri" w:hAnsi="Calibri"/>
-                <w:b w:val="0"/>
-                <w:i w:val="0"/>
-                <w:color w:val="000000"/>
+              <w:t xml:space="preserve">[Kuehne + Nagel (предвиден)</w:t>
+            </w:r>
+            <w:r>
+              <w:rPr>
+                <w:rFonts w:ascii="Calibri" w:hAnsi="Calibri"/>
+                <w:b w:val="0"/>
+                <w:i w:val="0"/>
+                <w:color w:val="7030A0"/>
                 <w:sz w:val="16"/>
               </w:rPr>
               <w:t xml:space="preserve"> | </w:t>
@@ -7214,10 +7287,10 @@
                 <w:rFonts w:ascii="Calibri" w:hAnsi="Calibri"/>
                 <w:b w:val="0"/>
                 <w:i/>
-                <w:color w:val="000000"/>
+                <w:color w:val="7030A0"/>
                 <w:sz w:val="16"/>
               </w:rPr>
-              <w:t>Kuehne + Nagel (provisional, to be confirmed)</w:t>
+              <w:t xml:space="preserve">Kuehne + Nagel (provisional)]</w:t>
             </w:r>
           </w:p>
         </w:tc>
@@ -7240,8 +7313,7 @@
         </w:tblBorders>
       </w:tblPr>
       <w:tblGrid>
-        <w:gridCol w:w="3061"/>
-        <w:gridCol w:w="7405"/>
+        <w:gridCol w:w="10466"/>
       </w:tblGrid>
       <w:tr>
         <w:trPr>
@@ -7250,13 +7322,12 @@
         <w:tc>
           <w:tcPr>
             <w:shd w:val="clear" w:color="auto" w:fill="F2F2F2"/>
-            <w:vAlign w:val="center"/>
-            <w:tcW w:type="pct" w:w="1462"/>
+            <w:tcW w:type="pct" w:w="5000"/>
           </w:tcPr>
           <w:p>
             <w:pPr>
               <w:keepNext/>
-              <w:spacing w:before="20" w:after="20"/>
+              <w:spacing w:before="40" w:after="40"/>
               <w:jc w:val="left"/>
             </w:pPr>
             <w:r/>
@@ -7284,55 +7355,48 @@
               <w:rPr>
                 <w:rFonts w:ascii="Calibri" w:hAnsi="Calibri"/>
                 <w:b w:val="0"/>
-                <w:i w:val="0"/>
+                <w:i/>
                 <w:color w:val="000000"/>
                 <w:sz w:val="16"/>
               </w:rPr>
               <w:t>Vehicle (make, type)</w:t>
             </w:r>
           </w:p>
-        </w:tc>
-        <w:tc>
-          <w:tcPr>
-            <w:vAlign w:val="center"/>
-            <w:tcW w:type="pct" w:w="3537"/>
-          </w:tcPr>
           <w:p>
             <w:pPr>
               <w:keepNext/>
-              <w:spacing w:before="20" w:after="20"/>
-              <w:jc w:val="center"/>
-            </w:pPr>
-            <w:r/>
-            <w:r>
-              <w:rPr>
-                <w:rFonts w:ascii="Calibri" w:hAnsi="Calibri"/>
-                <w:b w:val="0"/>
-                <w:i w:val="0"/>
-                <w:color w:val="000000"/>
+              <w:spacing w:before="20" w:after="40"/>
+              <w:jc w:val="both"/>
+            </w:pPr>
+            <w:r>
+              <w:rPr>
+                <w:rFonts w:ascii="Calibri" w:hAnsi="Calibri"/>
+                <w:b w:val="0"/>
+                <w:i w:val="0"/>
+                <w:color w:val="0B5CAD"/>
                 <w:sz w:val="20"/>
               </w:rPr>
-              <w:t>2 возила во колона (V1, V2)</w:t>
-            </w:r>
-            <w:r>
-              <w:rPr>
-                <w:rFonts w:ascii="Calibri" w:hAnsi="Calibri"/>
-                <w:b w:val="0"/>
-                <w:i w:val="0"/>
-                <w:color w:val="000000"/>
+              <w:t xml:space="preserve">[3 возила во колона (V1: P01–P29 (29); V2: P30–P57 (28); V3: P58–P85 (28))</w:t>
+            </w:r>
+            <w:r>
+              <w:rPr>
+                <w:rFonts w:ascii="Calibri" w:hAnsi="Calibri"/>
+                <w:b w:val="0"/>
+                <w:i w:val="0"/>
+                <w:color w:val="0B5CAD"/>
                 <w:sz w:val="16"/>
               </w:rPr>
-              <w:t xml:space="preserve"> | </w:t>
+              <w:t xml:space="preserve">  |  </w:t>
             </w:r>
             <w:r>
               <w:rPr>
                 <w:rFonts w:ascii="Calibri" w:hAnsi="Calibri"/>
                 <w:b w:val="0"/>
                 <w:i/>
-                <w:color w:val="000000"/>
+                <w:color w:val="0B5CAD"/>
                 <w:sz w:val="16"/>
               </w:rPr>
-              <w:t>2 vehicles in convoy (V1, V2)</w:t>
+              <w:t xml:space="preserve">3 vehicles in convoy (V1: P01–P29 (29); V2: P30–P57 (28); V3: P58–P85 (28))]</w:t>
             </w:r>
           </w:p>
         </w:tc>
@@ -7421,6 +7485,16 @@
               <w:jc w:val="center"/>
             </w:pPr>
             <w:r/>
+            <w:r>
+              <w:rPr>
+                <w:rFonts w:ascii="Calibri" w:hAnsi="Calibri"/>
+                <w:b w:val="0"/>
+                <w:i w:val="0"/>
+                <w:color w:val="C55A11"/>
+                <w:sz w:val="20"/>
+              </w:rPr>
+              <w:t xml:space="preserve">[ ]</w:t>
+            </w:r>
           </w:p>
         </w:tc>
         <w:tc>
@@ -7480,6 +7554,16 @@
               <w:jc w:val="center"/>
             </w:pPr>
             <w:r/>
+            <w:r>
+              <w:rPr>
+                <w:rFonts w:ascii="Calibri" w:hAnsi="Calibri"/>
+                <w:b w:val="0"/>
+                <w:i w:val="0"/>
+                <w:color w:val="C55A11"/>
+                <w:sz w:val="20"/>
+              </w:rPr>
+              <w:t xml:space="preserve">[ ]</w:t>
+            </w:r>
           </w:p>
         </w:tc>
       </w:tr>
@@ -7565,6 +7649,16 @@
               <w:jc w:val="center"/>
             </w:pPr>
             <w:r/>
+            <w:r>
+              <w:rPr>
+                <w:rFonts w:ascii="Calibri" w:hAnsi="Calibri"/>
+                <w:b w:val="0"/>
+                <w:i w:val="0"/>
+                <w:color w:val="C55A11"/>
+                <w:sz w:val="20"/>
+              </w:rPr>
+              <w:t xml:space="preserve">[ ]</w:t>
+            </w:r>
           </w:p>
         </w:tc>
         <w:tc>
@@ -7622,6 +7716,16 @@
               <w:jc w:val="center"/>
             </w:pPr>
             <w:r/>
+            <w:r>
+              <w:rPr>
+                <w:rFonts w:ascii="Calibri" w:hAnsi="Calibri"/>
+                <w:b w:val="0"/>
+                <w:i w:val="0"/>
+                <w:color w:val="C55A11"/>
+                <w:sz w:val="20"/>
+              </w:rPr>
+              <w:t xml:space="preserve">[ ]</w:t>
+            </w:r>
           </w:p>
         </w:tc>
       </w:tr>
@@ -7949,6 +8053,16 @@
               <w:jc w:val="center"/>
             </w:pPr>
             <w:r/>
+            <w:r>
+              <w:rPr>
+                <w:rFonts w:ascii="Calibri" w:hAnsi="Calibri"/>
+                <w:b w:val="0"/>
+                <w:i w:val="0"/>
+                <w:color w:val="C55A11"/>
+                <w:sz w:val="18"/>
+              </w:rPr>
+              <w:t xml:space="preserve">[ ]</w:t>
+            </w:r>
           </w:p>
         </w:tc>
         <w:tc>
@@ -7962,6 +8076,16 @@
               <w:jc w:val="center"/>
             </w:pPr>
             <w:r/>
+            <w:r>
+              <w:rPr>
+                <w:rFonts w:ascii="Calibri" w:hAnsi="Calibri"/>
+                <w:b w:val="0"/>
+                <w:i w:val="0"/>
+                <w:color w:val="C55A11"/>
+                <w:sz w:val="18"/>
+              </w:rPr>
+              <w:t xml:space="preserve">[ ]</w:t>
+            </w:r>
           </w:p>
         </w:tc>
         <w:tc>
@@ -7975,6 +8099,16 @@
               <w:jc w:val="center"/>
             </w:pPr>
             <w:r/>
+            <w:r>
+              <w:rPr>
+                <w:rFonts w:ascii="Calibri" w:hAnsi="Calibri"/>
+                <w:b w:val="0"/>
+                <w:i w:val="0"/>
+                <w:color w:val="C55A11"/>
+                <w:sz w:val="18"/>
+              </w:rPr>
+              <w:t xml:space="preserve">[ ]</w:t>
+            </w:r>
           </w:p>
         </w:tc>
       </w:tr>
@@ -8066,6 +8200,16 @@
               <w:jc w:val="center"/>
             </w:pPr>
             <w:r/>
+            <w:r>
+              <w:rPr>
+                <w:rFonts w:ascii="Calibri" w:hAnsi="Calibri"/>
+                <w:b w:val="0"/>
+                <w:i w:val="0"/>
+                <w:color w:val="C55A11"/>
+                <w:sz w:val="20"/>
+              </w:rPr>
+              <w:t xml:space="preserve">[ ]</w:t>
+            </w:r>
           </w:p>
         </w:tc>
       </w:tr>
@@ -8130,6 +8274,16 @@
               <w:jc w:val="center"/>
             </w:pPr>
             <w:r/>
+            <w:r>
+              <w:rPr>
+                <w:rFonts w:ascii="Calibri" w:hAnsi="Calibri"/>
+                <w:b w:val="0"/>
+                <w:i w:val="0"/>
+                <w:color w:val="C55A11"/>
+                <w:sz w:val="20"/>
+              </w:rPr>
+              <w:t xml:space="preserve">[ ]</w:t>
+            </w:r>
           </w:p>
         </w:tc>
       </w:tr>
@@ -8194,6 +8348,16 @@
               <w:jc w:val="center"/>
             </w:pPr>
             <w:r/>
+            <w:r>
+              <w:rPr>
+                <w:rFonts w:ascii="Calibri" w:hAnsi="Calibri"/>
+                <w:b w:val="0"/>
+                <w:i w:val="0"/>
+                <w:color w:val="C55A11"/>
+                <w:sz w:val="20"/>
+              </w:rPr>
+              <w:t xml:space="preserve">[ ]</w:t>
+            </w:r>
           </w:p>
         </w:tc>
       </w:tr>
@@ -8256,6 +8420,16 @@
               <w:jc w:val="center"/>
             </w:pPr>
             <w:r/>
+            <w:r>
+              <w:rPr>
+                <w:rFonts w:ascii="Calibri" w:hAnsi="Calibri"/>
+                <w:b w:val="0"/>
+                <w:i w:val="0"/>
+                <w:color w:val="C55A11"/>
+                <w:sz w:val="20"/>
+              </w:rPr>
+              <w:t xml:space="preserve">[ ]</w:t>
+            </w:r>
           </w:p>
         </w:tc>
       </w:tr>
